--- a/table1.docx
+++ b/table1.docx
@@ -678,127 +678,127 @@
                 <w:rFonts w:ascii="Calibri" w:hAnsi="Calibri"/>
                 <w:sz w:val="20"/>
               </w:rPr>
-              <w:t xml:space="default">50,589 (33%)</w:t>
-            </w:r>
-          </w:p>
-        </w:tc>
-        <w:tc>
-          <w:tcPr>
-            <w:tcBorders>
-              <w:top w:val="single" w:space="0" w:color="D3D3D3"/>
-              <w:bottom w:val="single" w:space="0" w:color="D3D3D3"/>
-              <w:start w:val="single" w:space="0" w:color="D3D3D3"/>
-              <w:end w:val="single" w:space="0" w:color="D3D3D3"/>
-            </w:tcBorders>
-          </w:tcPr>
-          <w:p>
-            <w:pPr>
-              <w:spacing w:before="0" w:after="60"/>
-              <w:keepNext/>
-              <w:jc w:val="center"/>
-            </w:pPr>
-            <w:r>
-              <w:rPr>
-                <w:rFonts w:ascii="Calibri" w:hAnsi="Calibri"/>
-                <w:sz w:val="20"/>
-              </w:rPr>
-              <w:t xml:space="default">42,478 (35%)</w:t>
-            </w:r>
-          </w:p>
-        </w:tc>
-        <w:tc>
-          <w:tcPr>
-            <w:tcBorders>
-              <w:top w:val="single" w:space="0" w:color="D3D3D3"/>
-              <w:bottom w:val="single" w:space="0" w:color="D3D3D3"/>
-              <w:start w:val="single" w:space="0" w:color="D3D3D3"/>
-              <w:end w:val="single" w:space="0" w:color="D3D3D3"/>
-            </w:tcBorders>
-          </w:tcPr>
-          <w:p>
-            <w:pPr>
-              <w:spacing w:before="0" w:after="60"/>
-              <w:keepNext/>
-              <w:jc w:val="center"/>
-            </w:pPr>
-            <w:r>
-              <w:rPr>
-                <w:rFonts w:ascii="Calibri" w:hAnsi="Calibri"/>
-                <w:sz w:val="20"/>
-              </w:rPr>
-              <w:t xml:space="default">840,242 (30%)</w:t>
-            </w:r>
-          </w:p>
-        </w:tc>
-        <w:tc>
-          <w:tcPr>
-            <w:tcBorders>
-              <w:top w:val="single" w:space="0" w:color="D3D3D3"/>
-              <w:bottom w:val="single" w:space="0" w:color="D3D3D3"/>
-              <w:start w:val="single" w:space="0" w:color="D3D3D3"/>
-              <w:end w:val="single" w:space="0" w:color="D3D3D3"/>
-            </w:tcBorders>
-          </w:tcPr>
-          <w:p>
-            <w:pPr>
-              <w:spacing w:before="0" w:after="60"/>
-              <w:keepNext/>
-              <w:jc w:val="center"/>
-            </w:pPr>
-            <w:r>
-              <w:rPr>
-                <w:rFonts w:ascii="Calibri" w:hAnsi="Calibri"/>
-                <w:sz w:val="20"/>
-              </w:rPr>
-              <w:t xml:space="default">626,305 (27%)</w:t>
-            </w:r>
-          </w:p>
-        </w:tc>
-        <w:tc>
-          <w:tcPr>
-            <w:tcBorders>
-              <w:top w:val="single" w:space="0" w:color="D3D3D3"/>
-              <w:bottom w:val="single" w:space="0" w:color="D3D3D3"/>
-              <w:start w:val="single" w:space="0" w:color="D3D3D3"/>
-              <w:end w:val="single" w:space="0" w:color="D3D3D3"/>
-            </w:tcBorders>
-          </w:tcPr>
-          <w:p>
-            <w:pPr>
-              <w:spacing w:before="0" w:after="60"/>
-              <w:keepNext/>
-              <w:jc w:val="center"/>
-            </w:pPr>
-            <w:r>
-              <w:rPr>
-                <w:rFonts w:ascii="Calibri" w:hAnsi="Calibri"/>
-                <w:sz w:val="20"/>
-              </w:rPr>
-              <w:t xml:space="default">201,561 (50%)</w:t>
-            </w:r>
-          </w:p>
-        </w:tc>
-        <w:tc>
-          <w:tcPr>
-            <w:tcBorders>
-              <w:top w:val="single" w:space="0" w:color="D3D3D3"/>
-              <w:bottom w:val="single" w:space="0" w:color="D3D3D3"/>
-              <w:start w:val="single" w:space="0" w:color="D3D3D3"/>
-              <w:end w:val="single" w:space="0" w:color="D3D3D3"/>
-            </w:tcBorders>
-          </w:tcPr>
-          <w:p>
-            <w:pPr>
-              <w:spacing w:before="0" w:after="60"/>
-              <w:keepNext/>
-              <w:jc w:val="center"/>
-            </w:pPr>
-            <w:r>
-              <w:rPr>
-                <w:rFonts w:ascii="Calibri" w:hAnsi="Calibri"/>
-                <w:sz w:val="20"/>
-              </w:rPr>
-              <w:t xml:space="default">179,785 (48%)</w:t>
+              <w:t xml:space="default">50,589.0/155,138.0 (32.6%) (32.4%, 32.8%)</w:t>
+            </w:r>
+          </w:p>
+        </w:tc>
+        <w:tc>
+          <w:tcPr>
+            <w:tcBorders>
+              <w:top w:val="single" w:space="0" w:color="D3D3D3"/>
+              <w:bottom w:val="single" w:space="0" w:color="D3D3D3"/>
+              <w:start w:val="single" w:space="0" w:color="D3D3D3"/>
+              <w:end w:val="single" w:space="0" w:color="D3D3D3"/>
+            </w:tcBorders>
+          </w:tcPr>
+          <w:p>
+            <w:pPr>
+              <w:spacing w:before="0" w:after="60"/>
+              <w:keepNext/>
+              <w:jc w:val="center"/>
+            </w:pPr>
+            <w:r>
+              <w:rPr>
+                <w:rFonts w:ascii="Calibri" w:hAnsi="Calibri"/>
+                <w:sz w:val="20"/>
+              </w:rPr>
+              <w:t xml:space="default">42,478.0/120,381.0 (35.3%) (35.0%, 35.6%)</w:t>
+            </w:r>
+          </w:p>
+        </w:tc>
+        <w:tc>
+          <w:tcPr>
+            <w:tcBorders>
+              <w:top w:val="single" w:space="0" w:color="D3D3D3"/>
+              <w:bottom w:val="single" w:space="0" w:color="D3D3D3"/>
+              <w:start w:val="single" w:space="0" w:color="D3D3D3"/>
+              <w:end w:val="single" w:space="0" w:color="D3D3D3"/>
+            </w:tcBorders>
+          </w:tcPr>
+          <w:p>
+            <w:pPr>
+              <w:spacing w:before="0" w:after="60"/>
+              <w:keepNext/>
+              <w:jc w:val="center"/>
+            </w:pPr>
+            <w:r>
+              <w:rPr>
+                <w:rFonts w:ascii="Calibri" w:hAnsi="Calibri"/>
+                <w:sz w:val="20"/>
+              </w:rPr>
+              <w:t xml:space="default">840,242.0/2,799,460.0 (30.0%) (30.0%, 30.1%)</w:t>
+            </w:r>
+          </w:p>
+        </w:tc>
+        <w:tc>
+          <w:tcPr>
+            <w:tcBorders>
+              <w:top w:val="single" w:space="0" w:color="D3D3D3"/>
+              <w:bottom w:val="single" w:space="0" w:color="D3D3D3"/>
+              <w:start w:val="single" w:space="0" w:color="D3D3D3"/>
+              <w:end w:val="single" w:space="0" w:color="D3D3D3"/>
+            </w:tcBorders>
+          </w:tcPr>
+          <w:p>
+            <w:pPr>
+              <w:spacing w:before="0" w:after="60"/>
+              <w:keepNext/>
+              <w:jc w:val="center"/>
+            </w:pPr>
+            <w:r>
+              <w:rPr>
+                <w:rFonts w:ascii="Calibri" w:hAnsi="Calibri"/>
+                <w:sz w:val="20"/>
+              </w:rPr>
+              <w:t xml:space="default">626,305.0/2,337,936.0 (26.8%) (26.7%, 26.8%)</w:t>
+            </w:r>
+          </w:p>
+        </w:tc>
+        <w:tc>
+          <w:tcPr>
+            <w:tcBorders>
+              <w:top w:val="single" w:space="0" w:color="D3D3D3"/>
+              <w:bottom w:val="single" w:space="0" w:color="D3D3D3"/>
+              <w:start w:val="single" w:space="0" w:color="D3D3D3"/>
+              <w:end w:val="single" w:space="0" w:color="D3D3D3"/>
+            </w:tcBorders>
+          </w:tcPr>
+          <w:p>
+            <w:pPr>
+              <w:spacing w:before="0" w:after="60"/>
+              <w:keepNext/>
+              <w:jc w:val="center"/>
+            </w:pPr>
+            <w:r>
+              <w:rPr>
+                <w:rFonts w:ascii="Calibri" w:hAnsi="Calibri"/>
+                <w:sz w:val="20"/>
+              </w:rPr>
+              <w:t xml:space="default">201,561.0/402,795.0 (50.0%) (49.9%, 50.2%)</w:t>
+            </w:r>
+          </w:p>
+        </w:tc>
+        <w:tc>
+          <w:tcPr>
+            <w:tcBorders>
+              <w:top w:val="single" w:space="0" w:color="D3D3D3"/>
+              <w:bottom w:val="single" w:space="0" w:color="D3D3D3"/>
+              <w:start w:val="single" w:space="0" w:color="D3D3D3"/>
+              <w:end w:val="single" w:space="0" w:color="D3D3D3"/>
+            </w:tcBorders>
+          </w:tcPr>
+          <w:p>
+            <w:pPr>
+              <w:spacing w:before="0" w:after="60"/>
+              <w:keepNext/>
+              <w:jc w:val="center"/>
+            </w:pPr>
+            <w:r>
+              <w:rPr>
+                <w:rFonts w:ascii="Calibri" w:hAnsi="Calibri"/>
+                <w:sz w:val="20"/>
+              </w:rPr>
+              <w:t xml:space="default">179,785.0/376,944.0 (47.7%) (47.5%, 47.9%)</w:t>
             </w:r>
           </w:p>
         </w:tc>
@@ -851,127 +851,127 @@
                 <w:rFonts w:ascii="Calibri" w:hAnsi="Calibri"/>
                 <w:sz w:val="20"/>
               </w:rPr>
-              <w:t xml:space="default">104,549 (67%)</w:t>
-            </w:r>
-          </w:p>
-        </w:tc>
-        <w:tc>
-          <w:tcPr>
-            <w:tcBorders>
-              <w:top w:val="single" w:space="0" w:color="D3D3D3"/>
-              <w:bottom w:val="single" w:space="0" w:color="D3D3D3"/>
-              <w:start w:val="single" w:space="0" w:color="D3D3D3"/>
-              <w:end w:val="single" w:space="0" w:color="D3D3D3"/>
-            </w:tcBorders>
-          </w:tcPr>
-          <w:p>
-            <w:pPr>
-              <w:spacing w:before="0" w:after="60"/>
-              <w:keepNext/>
-              <w:jc w:val="center"/>
-            </w:pPr>
-            <w:r>
-              <w:rPr>
-                <w:rFonts w:ascii="Calibri" w:hAnsi="Calibri"/>
-                <w:sz w:val="20"/>
-              </w:rPr>
-              <w:t xml:space="default">77,903 (65%)</w:t>
-            </w:r>
-          </w:p>
-        </w:tc>
-        <w:tc>
-          <w:tcPr>
-            <w:tcBorders>
-              <w:top w:val="single" w:space="0" w:color="D3D3D3"/>
-              <w:bottom w:val="single" w:space="0" w:color="D3D3D3"/>
-              <w:start w:val="single" w:space="0" w:color="D3D3D3"/>
-              <w:end w:val="single" w:space="0" w:color="D3D3D3"/>
-            </w:tcBorders>
-          </w:tcPr>
-          <w:p>
-            <w:pPr>
-              <w:spacing w:before="0" w:after="60"/>
-              <w:keepNext/>
-              <w:jc w:val="center"/>
-            </w:pPr>
-            <w:r>
-              <w:rPr>
-                <w:rFonts w:ascii="Calibri" w:hAnsi="Calibri"/>
-                <w:sz w:val="20"/>
-              </w:rPr>
-              <w:t xml:space="default">1,959,218 (70%)</w:t>
-            </w:r>
-          </w:p>
-        </w:tc>
-        <w:tc>
-          <w:tcPr>
-            <w:tcBorders>
-              <w:top w:val="single" w:space="0" w:color="D3D3D3"/>
-              <w:bottom w:val="single" w:space="0" w:color="D3D3D3"/>
-              <w:start w:val="single" w:space="0" w:color="D3D3D3"/>
-              <w:end w:val="single" w:space="0" w:color="D3D3D3"/>
-            </w:tcBorders>
-          </w:tcPr>
-          <w:p>
-            <w:pPr>
-              <w:spacing w:before="0" w:after="60"/>
-              <w:keepNext/>
-              <w:jc w:val="center"/>
-            </w:pPr>
-            <w:r>
-              <w:rPr>
-                <w:rFonts w:ascii="Calibri" w:hAnsi="Calibri"/>
-                <w:sz w:val="20"/>
-              </w:rPr>
-              <w:t xml:space="default">1,711,631 (73%)</w:t>
-            </w:r>
-          </w:p>
-        </w:tc>
-        <w:tc>
-          <w:tcPr>
-            <w:tcBorders>
-              <w:top w:val="single" w:space="0" w:color="D3D3D3"/>
-              <w:bottom w:val="single" w:space="0" w:color="D3D3D3"/>
-              <w:start w:val="single" w:space="0" w:color="D3D3D3"/>
-              <w:end w:val="single" w:space="0" w:color="D3D3D3"/>
-            </w:tcBorders>
-          </w:tcPr>
-          <w:p>
-            <w:pPr>
-              <w:spacing w:before="0" w:after="60"/>
-              <w:keepNext/>
-              <w:jc w:val="center"/>
-            </w:pPr>
-            <w:r>
-              <w:rPr>
-                <w:rFonts w:ascii="Calibri" w:hAnsi="Calibri"/>
-                <w:sz w:val="20"/>
-              </w:rPr>
-              <w:t xml:space="default">201,234 (50%)</w:t>
-            </w:r>
-          </w:p>
-        </w:tc>
-        <w:tc>
-          <w:tcPr>
-            <w:tcBorders>
-              <w:top w:val="single" w:space="0" w:color="D3D3D3"/>
-              <w:bottom w:val="single" w:space="0" w:color="D3D3D3"/>
-              <w:start w:val="single" w:space="0" w:color="D3D3D3"/>
-              <w:end w:val="single" w:space="0" w:color="D3D3D3"/>
-            </w:tcBorders>
-          </w:tcPr>
-          <w:p>
-            <w:pPr>
-              <w:spacing w:before="0" w:after="60"/>
-              <w:keepNext/>
-              <w:jc w:val="center"/>
-            </w:pPr>
-            <w:r>
-              <w:rPr>
-                <w:rFonts w:ascii="Calibri" w:hAnsi="Calibri"/>
-                <w:sz w:val="20"/>
-              </w:rPr>
-              <w:t xml:space="default">197,159 (52%)</w:t>
+              <w:t xml:space="default">104,549.0/155,138.0 (67.4%) (67.2%, 67.6%)</w:t>
+            </w:r>
+          </w:p>
+        </w:tc>
+        <w:tc>
+          <w:tcPr>
+            <w:tcBorders>
+              <w:top w:val="single" w:space="0" w:color="D3D3D3"/>
+              <w:bottom w:val="single" w:space="0" w:color="D3D3D3"/>
+              <w:start w:val="single" w:space="0" w:color="D3D3D3"/>
+              <w:end w:val="single" w:space="0" w:color="D3D3D3"/>
+            </w:tcBorders>
+          </w:tcPr>
+          <w:p>
+            <w:pPr>
+              <w:spacing w:before="0" w:after="60"/>
+              <w:keepNext/>
+              <w:jc w:val="center"/>
+            </w:pPr>
+            <w:r>
+              <w:rPr>
+                <w:rFonts w:ascii="Calibri" w:hAnsi="Calibri"/>
+                <w:sz w:val="20"/>
+              </w:rPr>
+              <w:t xml:space="default">77,903.0/120,381.0 (64.7%) (64.4%, 65.0%)</w:t>
+            </w:r>
+          </w:p>
+        </w:tc>
+        <w:tc>
+          <w:tcPr>
+            <w:tcBorders>
+              <w:top w:val="single" w:space="0" w:color="D3D3D3"/>
+              <w:bottom w:val="single" w:space="0" w:color="D3D3D3"/>
+              <w:start w:val="single" w:space="0" w:color="D3D3D3"/>
+              <w:end w:val="single" w:space="0" w:color="D3D3D3"/>
+            </w:tcBorders>
+          </w:tcPr>
+          <w:p>
+            <w:pPr>
+              <w:spacing w:before="0" w:after="60"/>
+              <w:keepNext/>
+              <w:jc w:val="center"/>
+            </w:pPr>
+            <w:r>
+              <w:rPr>
+                <w:rFonts w:ascii="Calibri" w:hAnsi="Calibri"/>
+                <w:sz w:val="20"/>
+              </w:rPr>
+              <w:t xml:space="default">1,959,218.0/2,799,460.0 (70.0%) (69.9%, 70.0%)</w:t>
+            </w:r>
+          </w:p>
+        </w:tc>
+        <w:tc>
+          <w:tcPr>
+            <w:tcBorders>
+              <w:top w:val="single" w:space="0" w:color="D3D3D3"/>
+              <w:bottom w:val="single" w:space="0" w:color="D3D3D3"/>
+              <w:start w:val="single" w:space="0" w:color="D3D3D3"/>
+              <w:end w:val="single" w:space="0" w:color="D3D3D3"/>
+            </w:tcBorders>
+          </w:tcPr>
+          <w:p>
+            <w:pPr>
+              <w:spacing w:before="0" w:after="60"/>
+              <w:keepNext/>
+              <w:jc w:val="center"/>
+            </w:pPr>
+            <w:r>
+              <w:rPr>
+                <w:rFonts w:ascii="Calibri" w:hAnsi="Calibri"/>
+                <w:sz w:val="20"/>
+              </w:rPr>
+              <w:t xml:space="default">1,711,631.0/2,337,936.0 (73.2%) (73.2%, 73.3%)</w:t>
+            </w:r>
+          </w:p>
+        </w:tc>
+        <w:tc>
+          <w:tcPr>
+            <w:tcBorders>
+              <w:top w:val="single" w:space="0" w:color="D3D3D3"/>
+              <w:bottom w:val="single" w:space="0" w:color="D3D3D3"/>
+              <w:start w:val="single" w:space="0" w:color="D3D3D3"/>
+              <w:end w:val="single" w:space="0" w:color="D3D3D3"/>
+            </w:tcBorders>
+          </w:tcPr>
+          <w:p>
+            <w:pPr>
+              <w:spacing w:before="0" w:after="60"/>
+              <w:keepNext/>
+              <w:jc w:val="center"/>
+            </w:pPr>
+            <w:r>
+              <w:rPr>
+                <w:rFonts w:ascii="Calibri" w:hAnsi="Calibri"/>
+                <w:sz w:val="20"/>
+              </w:rPr>
+              <w:t xml:space="default">201,234.0/402,795.0 (50.0%) (49.8%, 50.1%)</w:t>
+            </w:r>
+          </w:p>
+        </w:tc>
+        <w:tc>
+          <w:tcPr>
+            <w:tcBorders>
+              <w:top w:val="single" w:space="0" w:color="D3D3D3"/>
+              <w:bottom w:val="single" w:space="0" w:color="D3D3D3"/>
+              <w:start w:val="single" w:space="0" w:color="D3D3D3"/>
+              <w:end w:val="single" w:space="0" w:color="D3D3D3"/>
+            </w:tcBorders>
+          </w:tcPr>
+          <w:p>
+            <w:pPr>
+              <w:spacing w:before="0" w:after="60"/>
+              <w:keepNext/>
+              <w:jc w:val="center"/>
+            </w:pPr>
+            <w:r>
+              <w:rPr>
+                <w:rFonts w:ascii="Calibri" w:hAnsi="Calibri"/>
+                <w:sz w:val="20"/>
+              </w:rPr>
+              <w:t xml:space="default">197,159.0/376,944.0 (52.3%) (52.1%, 52.5%)</w:t>
             </w:r>
           </w:p>
         </w:tc>
@@ -1198,127 +1198,127 @@
                 <w:rFonts w:ascii="Calibri" w:hAnsi="Calibri"/>
                 <w:sz w:val="20"/>
               </w:rPr>
-              <w:t xml:space="default">142,914 (92%)</w:t>
-            </w:r>
-          </w:p>
-        </w:tc>
-        <w:tc>
-          <w:tcPr>
-            <w:tcBorders>
-              <w:top w:val="single" w:space="0" w:color="D3D3D3"/>
-              <w:bottom w:val="single" w:space="0" w:color="D3D3D3"/>
-              <w:start w:val="single" w:space="0" w:color="D3D3D3"/>
-              <w:end w:val="single" w:space="0" w:color="D3D3D3"/>
-            </w:tcBorders>
-          </w:tcPr>
-          <w:p>
-            <w:pPr>
-              <w:spacing w:before="0" w:after="60"/>
-              <w:keepNext/>
-              <w:jc w:val="center"/>
-            </w:pPr>
-            <w:r>
-              <w:rPr>
-                <w:rFonts w:ascii="Calibri" w:hAnsi="Calibri"/>
-                <w:sz w:val="20"/>
-              </w:rPr>
-              <w:t xml:space="default">110,612 (92%)</w:t>
-            </w:r>
-          </w:p>
-        </w:tc>
-        <w:tc>
-          <w:tcPr>
-            <w:tcBorders>
-              <w:top w:val="single" w:space="0" w:color="D3D3D3"/>
-              <w:bottom w:val="single" w:space="0" w:color="D3D3D3"/>
-              <w:start w:val="single" w:space="0" w:color="D3D3D3"/>
-              <w:end w:val="single" w:space="0" w:color="D3D3D3"/>
-            </w:tcBorders>
-          </w:tcPr>
-          <w:p>
-            <w:pPr>
-              <w:spacing w:before="0" w:after="60"/>
-              <w:keepNext/>
-              <w:jc w:val="center"/>
-            </w:pPr>
-            <w:r>
-              <w:rPr>
-                <w:rFonts w:ascii="Calibri" w:hAnsi="Calibri"/>
-                <w:sz w:val="20"/>
-              </w:rPr>
-              <w:t xml:space="default">2,148,762 (77%)</w:t>
-            </w:r>
-          </w:p>
-        </w:tc>
-        <w:tc>
-          <w:tcPr>
-            <w:tcBorders>
-              <w:top w:val="single" w:space="0" w:color="D3D3D3"/>
-              <w:bottom w:val="single" w:space="0" w:color="D3D3D3"/>
-              <w:start w:val="single" w:space="0" w:color="D3D3D3"/>
-              <w:end w:val="single" w:space="0" w:color="D3D3D3"/>
-            </w:tcBorders>
-          </w:tcPr>
-          <w:p>
-            <w:pPr>
-              <w:spacing w:before="0" w:after="60"/>
-              <w:keepNext/>
-              <w:jc w:val="center"/>
-            </w:pPr>
-            <w:r>
-              <w:rPr>
-                <w:rFonts w:ascii="Calibri" w:hAnsi="Calibri"/>
-                <w:sz w:val="20"/>
-              </w:rPr>
-              <w:t xml:space="default">1,830,984 (78%)</w:t>
-            </w:r>
-          </w:p>
-        </w:tc>
-        <w:tc>
-          <w:tcPr>
-            <w:tcBorders>
-              <w:top w:val="single" w:space="0" w:color="D3D3D3"/>
-              <w:bottom w:val="single" w:space="0" w:color="D3D3D3"/>
-              <w:start w:val="single" w:space="0" w:color="D3D3D3"/>
-              <w:end w:val="single" w:space="0" w:color="D3D3D3"/>
-            </w:tcBorders>
-          </w:tcPr>
-          <w:p>
-            <w:pPr>
-              <w:spacing w:before="0" w:after="60"/>
-              <w:keepNext/>
-              <w:jc w:val="center"/>
-            </w:pPr>
-            <w:r>
-              <w:rPr>
-                <w:rFonts w:ascii="Calibri" w:hAnsi="Calibri"/>
-                <w:sz w:val="20"/>
-              </w:rPr>
-              <w:t xml:space="default">369,636 (92%)</w:t>
-            </w:r>
-          </w:p>
-        </w:tc>
-        <w:tc>
-          <w:tcPr>
-            <w:tcBorders>
-              <w:top w:val="single" w:space="0" w:color="D3D3D3"/>
-              <w:bottom w:val="single" w:space="0" w:color="D3D3D3"/>
-              <w:start w:val="single" w:space="0" w:color="D3D3D3"/>
-              <w:end w:val="single" w:space="0" w:color="D3D3D3"/>
-            </w:tcBorders>
-          </w:tcPr>
-          <w:p>
-            <w:pPr>
-              <w:spacing w:before="0" w:after="60"/>
-              <w:keepNext/>
-              <w:jc w:val="center"/>
-            </w:pPr>
-            <w:r>
-              <w:rPr>
-                <w:rFonts w:ascii="Calibri" w:hAnsi="Calibri"/>
-                <w:sz w:val="20"/>
-              </w:rPr>
-              <w:t xml:space="default">350,851 (93%)</w:t>
+              <w:t xml:space="default">142,914.0/154,933.0 (92.2%) (92.1%, 92.4%)</w:t>
+            </w:r>
+          </w:p>
+        </w:tc>
+        <w:tc>
+          <w:tcPr>
+            <w:tcBorders>
+              <w:top w:val="single" w:space="0" w:color="D3D3D3"/>
+              <w:bottom w:val="single" w:space="0" w:color="D3D3D3"/>
+              <w:start w:val="single" w:space="0" w:color="D3D3D3"/>
+              <w:end w:val="single" w:space="0" w:color="D3D3D3"/>
+            </w:tcBorders>
+          </w:tcPr>
+          <w:p>
+            <w:pPr>
+              <w:spacing w:before="0" w:after="60"/>
+              <w:keepNext/>
+              <w:jc w:val="center"/>
+            </w:pPr>
+            <w:r>
+              <w:rPr>
+                <w:rFonts w:ascii="Calibri" w:hAnsi="Calibri"/>
+                <w:sz w:val="20"/>
+              </w:rPr>
+              <w:t xml:space="default">110,612.0/120,184.0 (92.0%) (91.9%, 92.2%)</w:t>
+            </w:r>
+          </w:p>
+        </w:tc>
+        <w:tc>
+          <w:tcPr>
+            <w:tcBorders>
+              <w:top w:val="single" w:space="0" w:color="D3D3D3"/>
+              <w:bottom w:val="single" w:space="0" w:color="D3D3D3"/>
+              <w:start w:val="single" w:space="0" w:color="D3D3D3"/>
+              <w:end w:val="single" w:space="0" w:color="D3D3D3"/>
+            </w:tcBorders>
+          </w:tcPr>
+          <w:p>
+            <w:pPr>
+              <w:spacing w:before="0" w:after="60"/>
+              <w:keepNext/>
+              <w:jc w:val="center"/>
+            </w:pPr>
+            <w:r>
+              <w:rPr>
+                <w:rFonts w:ascii="Calibri" w:hAnsi="Calibri"/>
+                <w:sz w:val="20"/>
+              </w:rPr>
+              <w:t xml:space="default">2,148,762.0/2,795,705.0 (76.9%) (76.8%, 76.9%)</w:t>
+            </w:r>
+          </w:p>
+        </w:tc>
+        <w:tc>
+          <w:tcPr>
+            <w:tcBorders>
+              <w:top w:val="single" w:space="0" w:color="D3D3D3"/>
+              <w:bottom w:val="single" w:space="0" w:color="D3D3D3"/>
+              <w:start w:val="single" w:space="0" w:color="D3D3D3"/>
+              <w:end w:val="single" w:space="0" w:color="D3D3D3"/>
+            </w:tcBorders>
+          </w:tcPr>
+          <w:p>
+            <w:pPr>
+              <w:spacing w:before="0" w:after="60"/>
+              <w:keepNext/>
+              <w:jc w:val="center"/>
+            </w:pPr>
+            <w:r>
+              <w:rPr>
+                <w:rFonts w:ascii="Calibri" w:hAnsi="Calibri"/>
+                <w:sz w:val="20"/>
+              </w:rPr>
+              <w:t xml:space="default">1,830,984.0/2,334,361.0 (78.4%) (78.4%, 78.5%)</w:t>
+            </w:r>
+          </w:p>
+        </w:tc>
+        <w:tc>
+          <w:tcPr>
+            <w:tcBorders>
+              <w:top w:val="single" w:space="0" w:color="D3D3D3"/>
+              <w:bottom w:val="single" w:space="0" w:color="D3D3D3"/>
+              <w:start w:val="single" w:space="0" w:color="D3D3D3"/>
+              <w:end w:val="single" w:space="0" w:color="D3D3D3"/>
+            </w:tcBorders>
+          </w:tcPr>
+          <w:p>
+            <w:pPr>
+              <w:spacing w:before="0" w:after="60"/>
+              <w:keepNext/>
+              <w:jc w:val="center"/>
+            </w:pPr>
+            <w:r>
+              <w:rPr>
+                <w:rFonts w:ascii="Calibri" w:hAnsi="Calibri"/>
+                <w:sz w:val="20"/>
+              </w:rPr>
+              <w:t xml:space="default">369,636.0/402,249.0 (91.9%) (91.8%, 92.0%)</w:t>
+            </w:r>
+          </w:p>
+        </w:tc>
+        <w:tc>
+          <w:tcPr>
+            <w:tcBorders>
+              <w:top w:val="single" w:space="0" w:color="D3D3D3"/>
+              <w:bottom w:val="single" w:space="0" w:color="D3D3D3"/>
+              <w:start w:val="single" w:space="0" w:color="D3D3D3"/>
+              <w:end w:val="single" w:space="0" w:color="D3D3D3"/>
+            </w:tcBorders>
+          </w:tcPr>
+          <w:p>
+            <w:pPr>
+              <w:spacing w:before="0" w:after="60"/>
+              <w:keepNext/>
+              <w:jc w:val="center"/>
+            </w:pPr>
+            <w:r>
+              <w:rPr>
+                <w:rFonts w:ascii="Calibri" w:hAnsi="Calibri"/>
+                <w:sz w:val="20"/>
+              </w:rPr>
+              <w:t xml:space="default">350,851.0/376,261.0 (93.2%) (93.2%, 93.3%)</w:t>
             </w:r>
           </w:p>
         </w:tc>
@@ -1371,127 +1371,127 @@
                 <w:rFonts w:ascii="Calibri" w:hAnsi="Calibri"/>
                 <w:sz w:val="20"/>
               </w:rPr>
-              <w:t xml:space="default">7,784 (5.0%)</w:t>
-            </w:r>
-          </w:p>
-        </w:tc>
-        <w:tc>
-          <w:tcPr>
-            <w:tcBorders>
-              <w:top w:val="single" w:space="0" w:color="D3D3D3"/>
-              <w:bottom w:val="single" w:space="0" w:color="D3D3D3"/>
-              <w:start w:val="single" w:space="0" w:color="D3D3D3"/>
-              <w:end w:val="single" w:space="0" w:color="D3D3D3"/>
-            </w:tcBorders>
-          </w:tcPr>
-          <w:p>
-            <w:pPr>
-              <w:spacing w:before="0" w:after="60"/>
-              <w:keepNext/>
-              <w:jc w:val="center"/>
-            </w:pPr>
-            <w:r>
-              <w:rPr>
-                <w:rFonts w:ascii="Calibri" w:hAnsi="Calibri"/>
-                <w:sz w:val="20"/>
-              </w:rPr>
-              <w:t xml:space="default">6,347 (5.3%)</w:t>
-            </w:r>
-          </w:p>
-        </w:tc>
-        <w:tc>
-          <w:tcPr>
-            <w:tcBorders>
-              <w:top w:val="single" w:space="0" w:color="D3D3D3"/>
-              <w:bottom w:val="single" w:space="0" w:color="D3D3D3"/>
-              <w:start w:val="single" w:space="0" w:color="D3D3D3"/>
-              <w:end w:val="single" w:space="0" w:color="D3D3D3"/>
-            </w:tcBorders>
-          </w:tcPr>
-          <w:p>
-            <w:pPr>
-              <w:spacing w:before="0" w:after="60"/>
-              <w:keepNext/>
-              <w:jc w:val="center"/>
-            </w:pPr>
-            <w:r>
-              <w:rPr>
-                <w:rFonts w:ascii="Calibri" w:hAnsi="Calibri"/>
-                <w:sz w:val="20"/>
-              </w:rPr>
-              <w:t xml:space="default">334,800 (12%)</w:t>
-            </w:r>
-          </w:p>
-        </w:tc>
-        <w:tc>
-          <w:tcPr>
-            <w:tcBorders>
-              <w:top w:val="single" w:space="0" w:color="D3D3D3"/>
-              <w:bottom w:val="single" w:space="0" w:color="D3D3D3"/>
-              <w:start w:val="single" w:space="0" w:color="D3D3D3"/>
-              <w:end w:val="single" w:space="0" w:color="D3D3D3"/>
-            </w:tcBorders>
-          </w:tcPr>
-          <w:p>
-            <w:pPr>
-              <w:spacing w:before="0" w:after="60"/>
-              <w:keepNext/>
-              <w:jc w:val="center"/>
-            </w:pPr>
-            <w:r>
-              <w:rPr>
-                <w:rFonts w:ascii="Calibri" w:hAnsi="Calibri"/>
-                <w:sz w:val="20"/>
-              </w:rPr>
-              <w:t xml:space="default">265,987 (11%)</w:t>
-            </w:r>
-          </w:p>
-        </w:tc>
-        <w:tc>
-          <w:tcPr>
-            <w:tcBorders>
-              <w:top w:val="single" w:space="0" w:color="D3D3D3"/>
-              <w:bottom w:val="single" w:space="0" w:color="D3D3D3"/>
-              <w:start w:val="single" w:space="0" w:color="D3D3D3"/>
-              <w:end w:val="single" w:space="0" w:color="D3D3D3"/>
-            </w:tcBorders>
-          </w:tcPr>
-          <w:p>
-            <w:pPr>
-              <w:spacing w:before="0" w:after="60"/>
-              <w:keepNext/>
-              <w:jc w:val="center"/>
-            </w:pPr>
-            <w:r>
-              <w:rPr>
-                <w:rFonts w:ascii="Calibri" w:hAnsi="Calibri"/>
-                <w:sz w:val="20"/>
-              </w:rPr>
-              <w:t xml:space="default">20,105 (5.0%)</w:t>
-            </w:r>
-          </w:p>
-        </w:tc>
-        <w:tc>
-          <w:tcPr>
-            <w:tcBorders>
-              <w:top w:val="single" w:space="0" w:color="D3D3D3"/>
-              <w:bottom w:val="single" w:space="0" w:color="D3D3D3"/>
-              <w:start w:val="single" w:space="0" w:color="D3D3D3"/>
-              <w:end w:val="single" w:space="0" w:color="D3D3D3"/>
-            </w:tcBorders>
-          </w:tcPr>
-          <w:p>
-            <w:pPr>
-              <w:spacing w:before="0" w:after="60"/>
-              <w:keepNext/>
-              <w:jc w:val="center"/>
-            </w:pPr>
-            <w:r>
-              <w:rPr>
-                <w:rFonts w:ascii="Calibri" w:hAnsi="Calibri"/>
-                <w:sz w:val="20"/>
-              </w:rPr>
-              <w:t xml:space="default">16,447 (4.4%)</w:t>
+              <w:t xml:space="default">7,784.0/154,933.0 (5.0%) (4.92%, 5.13%)</w:t>
+            </w:r>
+          </w:p>
+        </w:tc>
+        <w:tc>
+          <w:tcPr>
+            <w:tcBorders>
+              <w:top w:val="single" w:space="0" w:color="D3D3D3"/>
+              <w:bottom w:val="single" w:space="0" w:color="D3D3D3"/>
+              <w:start w:val="single" w:space="0" w:color="D3D3D3"/>
+              <w:end w:val="single" w:space="0" w:color="D3D3D3"/>
+            </w:tcBorders>
+          </w:tcPr>
+          <w:p>
+            <w:pPr>
+              <w:spacing w:before="0" w:after="60"/>
+              <w:keepNext/>
+              <w:jc w:val="center"/>
+            </w:pPr>
+            <w:r>
+              <w:rPr>
+                <w:rFonts w:ascii="Calibri" w:hAnsi="Calibri"/>
+                <w:sz w:val="20"/>
+              </w:rPr>
+              <w:t xml:space="default">6,347.0/120,184.0 (5.3%) (5.16%, 5.41%)</w:t>
+            </w:r>
+          </w:p>
+        </w:tc>
+        <w:tc>
+          <w:tcPr>
+            <w:tcBorders>
+              <w:top w:val="single" w:space="0" w:color="D3D3D3"/>
+              <w:bottom w:val="single" w:space="0" w:color="D3D3D3"/>
+              <w:start w:val="single" w:space="0" w:color="D3D3D3"/>
+              <w:end w:val="single" w:space="0" w:color="D3D3D3"/>
+            </w:tcBorders>
+          </w:tcPr>
+          <w:p>
+            <w:pPr>
+              <w:spacing w:before="0" w:after="60"/>
+              <w:keepNext/>
+              <w:jc w:val="center"/>
+            </w:pPr>
+            <w:r>
+              <w:rPr>
+                <w:rFonts w:ascii="Calibri" w:hAnsi="Calibri"/>
+                <w:sz w:val="20"/>
+              </w:rPr>
+              <w:t xml:space="default">334,800.0/2,795,705.0 (12.0%) (11.9%, 12.0%)</w:t>
+            </w:r>
+          </w:p>
+        </w:tc>
+        <w:tc>
+          <w:tcPr>
+            <w:tcBorders>
+              <w:top w:val="single" w:space="0" w:color="D3D3D3"/>
+              <w:bottom w:val="single" w:space="0" w:color="D3D3D3"/>
+              <w:start w:val="single" w:space="0" w:color="D3D3D3"/>
+              <w:end w:val="single" w:space="0" w:color="D3D3D3"/>
+            </w:tcBorders>
+          </w:tcPr>
+          <w:p>
+            <w:pPr>
+              <w:spacing w:before="0" w:after="60"/>
+              <w:keepNext/>
+              <w:jc w:val="center"/>
+            </w:pPr>
+            <w:r>
+              <w:rPr>
+                <w:rFonts w:ascii="Calibri" w:hAnsi="Calibri"/>
+                <w:sz w:val="20"/>
+              </w:rPr>
+              <w:t xml:space="default">265,987.0/2,334,361.0 (11.4%) (11.4%, 11.4%)</w:t>
+            </w:r>
+          </w:p>
+        </w:tc>
+        <w:tc>
+          <w:tcPr>
+            <w:tcBorders>
+              <w:top w:val="single" w:space="0" w:color="D3D3D3"/>
+              <w:bottom w:val="single" w:space="0" w:color="D3D3D3"/>
+              <w:start w:val="single" w:space="0" w:color="D3D3D3"/>
+              <w:end w:val="single" w:space="0" w:color="D3D3D3"/>
+            </w:tcBorders>
+          </w:tcPr>
+          <w:p>
+            <w:pPr>
+              <w:spacing w:before="0" w:after="60"/>
+              <w:keepNext/>
+              <w:jc w:val="center"/>
+            </w:pPr>
+            <w:r>
+              <w:rPr>
+                <w:rFonts w:ascii="Calibri" w:hAnsi="Calibri"/>
+                <w:sz w:val="20"/>
+              </w:rPr>
+              <w:t xml:space="default">20,105.0/402,249.0 (5.0%) (4.93%, 5.07%)</w:t>
+            </w:r>
+          </w:p>
+        </w:tc>
+        <w:tc>
+          <w:tcPr>
+            <w:tcBorders>
+              <w:top w:val="single" w:space="0" w:color="D3D3D3"/>
+              <w:bottom w:val="single" w:space="0" w:color="D3D3D3"/>
+              <w:start w:val="single" w:space="0" w:color="D3D3D3"/>
+              <w:end w:val="single" w:space="0" w:color="D3D3D3"/>
+            </w:tcBorders>
+          </w:tcPr>
+          <w:p>
+            <w:pPr>
+              <w:spacing w:before="0" w:after="60"/>
+              <w:keepNext/>
+              <w:jc w:val="center"/>
+            </w:pPr>
+            <w:r>
+              <w:rPr>
+                <w:rFonts w:ascii="Calibri" w:hAnsi="Calibri"/>
+                <w:sz w:val="20"/>
+              </w:rPr>
+              <w:t xml:space="default">16,447.0/376,261.0 (4.4%) (4.31%, 4.44%)</w:t>
             </w:r>
           </w:p>
         </w:tc>
@@ -1544,127 +1544,127 @@
                 <w:rFonts w:ascii="Calibri" w:hAnsi="Calibri"/>
                 <w:sz w:val="20"/>
               </w:rPr>
-              <w:t xml:space="default">2,987 (1.9%)</w:t>
-            </w:r>
-          </w:p>
-        </w:tc>
-        <w:tc>
-          <w:tcPr>
-            <w:tcBorders>
-              <w:top w:val="single" w:space="0" w:color="D3D3D3"/>
-              <w:bottom w:val="single" w:space="0" w:color="D3D3D3"/>
-              <w:start w:val="single" w:space="0" w:color="D3D3D3"/>
-              <w:end w:val="single" w:space="0" w:color="D3D3D3"/>
-            </w:tcBorders>
-          </w:tcPr>
-          <w:p>
-            <w:pPr>
-              <w:spacing w:before="0" w:after="60"/>
-              <w:keepNext/>
-              <w:jc w:val="center"/>
-            </w:pPr>
-            <w:r>
-              <w:rPr>
-                <w:rFonts w:ascii="Calibri" w:hAnsi="Calibri"/>
-                <w:sz w:val="20"/>
-              </w:rPr>
-              <w:t xml:space="default">2,303 (1.9%)</w:t>
-            </w:r>
-          </w:p>
-        </w:tc>
-        <w:tc>
-          <w:tcPr>
-            <w:tcBorders>
-              <w:top w:val="single" w:space="0" w:color="D3D3D3"/>
-              <w:bottom w:val="single" w:space="0" w:color="D3D3D3"/>
-              <w:start w:val="single" w:space="0" w:color="D3D3D3"/>
-              <w:end w:val="single" w:space="0" w:color="D3D3D3"/>
-            </w:tcBorders>
-          </w:tcPr>
-          <w:p>
-            <w:pPr>
-              <w:spacing w:before="0" w:after="60"/>
-              <w:keepNext/>
-              <w:jc w:val="center"/>
-            </w:pPr>
-            <w:r>
-              <w:rPr>
-                <w:rFonts w:ascii="Calibri" w:hAnsi="Calibri"/>
-                <w:sz w:val="20"/>
-              </w:rPr>
-              <w:t xml:space="default">169,606 (6.1%)</w:t>
-            </w:r>
-          </w:p>
-        </w:tc>
-        <w:tc>
-          <w:tcPr>
-            <w:tcBorders>
-              <w:top w:val="single" w:space="0" w:color="D3D3D3"/>
-              <w:bottom w:val="single" w:space="0" w:color="D3D3D3"/>
-              <w:start w:val="single" w:space="0" w:color="D3D3D3"/>
-              <w:end w:val="single" w:space="0" w:color="D3D3D3"/>
-            </w:tcBorders>
-          </w:tcPr>
-          <w:p>
-            <w:pPr>
-              <w:spacing w:before="0" w:after="60"/>
-              <w:keepNext/>
-              <w:jc w:val="center"/>
-            </w:pPr>
-            <w:r>
-              <w:rPr>
-                <w:rFonts w:ascii="Calibri" w:hAnsi="Calibri"/>
-                <w:sz w:val="20"/>
-              </w:rPr>
-              <w:t xml:space="default">130,067 (5.6%)</w:t>
-            </w:r>
-          </w:p>
-        </w:tc>
-        <w:tc>
-          <w:tcPr>
-            <w:tcBorders>
-              <w:top w:val="single" w:space="0" w:color="D3D3D3"/>
-              <w:bottom w:val="single" w:space="0" w:color="D3D3D3"/>
-              <w:start w:val="single" w:space="0" w:color="D3D3D3"/>
-              <w:end w:val="single" w:space="0" w:color="D3D3D3"/>
-            </w:tcBorders>
-          </w:tcPr>
-          <w:p>
-            <w:pPr>
-              <w:spacing w:before="0" w:after="60"/>
-              <w:keepNext/>
-              <w:jc w:val="center"/>
-            </w:pPr>
-            <w:r>
-              <w:rPr>
-                <w:rFonts w:ascii="Calibri" w:hAnsi="Calibri"/>
-                <w:sz w:val="20"/>
-              </w:rPr>
-              <w:t xml:space="default">7,104 (1.8%)</w:t>
-            </w:r>
-          </w:p>
-        </w:tc>
-        <w:tc>
-          <w:tcPr>
-            <w:tcBorders>
-              <w:top w:val="single" w:space="0" w:color="D3D3D3"/>
-              <w:bottom w:val="single" w:space="0" w:color="D3D3D3"/>
-              <w:start w:val="single" w:space="0" w:color="D3D3D3"/>
-              <w:end w:val="single" w:space="0" w:color="D3D3D3"/>
-            </w:tcBorders>
-          </w:tcPr>
-          <w:p>
-            <w:pPr>
-              <w:spacing w:before="0" w:after="60"/>
-              <w:keepNext/>
-              <w:jc w:val="center"/>
-            </w:pPr>
-            <w:r>
-              <w:rPr>
-                <w:rFonts w:ascii="Calibri" w:hAnsi="Calibri"/>
-                <w:sz w:val="20"/>
-              </w:rPr>
-              <w:t xml:space="default">5,402 (1.4%)</w:t>
+              <w:t xml:space="default">2,987.0/154,933.0 (1.9%) (1.86%, 2.00%)</w:t>
+            </w:r>
+          </w:p>
+        </w:tc>
+        <w:tc>
+          <w:tcPr>
+            <w:tcBorders>
+              <w:top w:val="single" w:space="0" w:color="D3D3D3"/>
+              <w:bottom w:val="single" w:space="0" w:color="D3D3D3"/>
+              <w:start w:val="single" w:space="0" w:color="D3D3D3"/>
+              <w:end w:val="single" w:space="0" w:color="D3D3D3"/>
+            </w:tcBorders>
+          </w:tcPr>
+          <w:p>
+            <w:pPr>
+              <w:spacing w:before="0" w:after="60"/>
+              <w:keepNext/>
+              <w:jc w:val="center"/>
+            </w:pPr>
+            <w:r>
+              <w:rPr>
+                <w:rFonts w:ascii="Calibri" w:hAnsi="Calibri"/>
+                <w:sz w:val="20"/>
+              </w:rPr>
+              <w:t xml:space="default">2,303.0/120,184.0 (1.9%) (1.84%, 2.00%)</w:t>
+            </w:r>
+          </w:p>
+        </w:tc>
+        <w:tc>
+          <w:tcPr>
+            <w:tcBorders>
+              <w:top w:val="single" w:space="0" w:color="D3D3D3"/>
+              <w:bottom w:val="single" w:space="0" w:color="D3D3D3"/>
+              <w:start w:val="single" w:space="0" w:color="D3D3D3"/>
+              <w:end w:val="single" w:space="0" w:color="D3D3D3"/>
+            </w:tcBorders>
+          </w:tcPr>
+          <w:p>
+            <w:pPr>
+              <w:spacing w:before="0" w:after="60"/>
+              <w:keepNext/>
+              <w:jc w:val="center"/>
+            </w:pPr>
+            <w:r>
+              <w:rPr>
+                <w:rFonts w:ascii="Calibri" w:hAnsi="Calibri"/>
+                <w:sz w:val="20"/>
+              </w:rPr>
+              <w:t xml:space="default">169,606.0/2,795,705.0 (6.1%) (6.04%, 6.09%)</w:t>
+            </w:r>
+          </w:p>
+        </w:tc>
+        <w:tc>
+          <w:tcPr>
+            <w:tcBorders>
+              <w:top w:val="single" w:space="0" w:color="D3D3D3"/>
+              <w:bottom w:val="single" w:space="0" w:color="D3D3D3"/>
+              <w:start w:val="single" w:space="0" w:color="D3D3D3"/>
+              <w:end w:val="single" w:space="0" w:color="D3D3D3"/>
+            </w:tcBorders>
+          </w:tcPr>
+          <w:p>
+            <w:pPr>
+              <w:spacing w:before="0" w:after="60"/>
+              <w:keepNext/>
+              <w:jc w:val="center"/>
+            </w:pPr>
+            <w:r>
+              <w:rPr>
+                <w:rFonts w:ascii="Calibri" w:hAnsi="Calibri"/>
+                <w:sz w:val="20"/>
+              </w:rPr>
+              <w:t xml:space="default">130,067.0/2,334,361.0 (5.6%) (5.54%, 5.60%)</w:t>
+            </w:r>
+          </w:p>
+        </w:tc>
+        <w:tc>
+          <w:tcPr>
+            <w:tcBorders>
+              <w:top w:val="single" w:space="0" w:color="D3D3D3"/>
+              <w:bottom w:val="single" w:space="0" w:color="D3D3D3"/>
+              <w:start w:val="single" w:space="0" w:color="D3D3D3"/>
+              <w:end w:val="single" w:space="0" w:color="D3D3D3"/>
+            </w:tcBorders>
+          </w:tcPr>
+          <w:p>
+            <w:pPr>
+              <w:spacing w:before="0" w:after="60"/>
+              <w:keepNext/>
+              <w:jc w:val="center"/>
+            </w:pPr>
+            <w:r>
+              <w:rPr>
+                <w:rFonts w:ascii="Calibri" w:hAnsi="Calibri"/>
+                <w:sz w:val="20"/>
+              </w:rPr>
+              <w:t xml:space="default">7,104.0/402,249.0 (1.8%) (1.73%, 1.81%)</w:t>
+            </w:r>
+          </w:p>
+        </w:tc>
+        <w:tc>
+          <w:tcPr>
+            <w:tcBorders>
+              <w:top w:val="single" w:space="0" w:color="D3D3D3"/>
+              <w:bottom w:val="single" w:space="0" w:color="D3D3D3"/>
+              <w:start w:val="single" w:space="0" w:color="D3D3D3"/>
+              <w:end w:val="single" w:space="0" w:color="D3D3D3"/>
+            </w:tcBorders>
+          </w:tcPr>
+          <w:p>
+            <w:pPr>
+              <w:spacing w:before="0" w:after="60"/>
+              <w:keepNext/>
+              <w:jc w:val="center"/>
+            </w:pPr>
+            <w:r>
+              <w:rPr>
+                <w:rFonts w:ascii="Calibri" w:hAnsi="Calibri"/>
+                <w:sz w:val="20"/>
+              </w:rPr>
+              <w:t xml:space="default">5,402.0/376,261.0 (1.4%) (1.40%, 1.47%)</w:t>
             </w:r>
           </w:p>
         </w:tc>
@@ -1717,127 +1717,127 @@
                 <w:rFonts w:ascii="Calibri" w:hAnsi="Calibri"/>
                 <w:sz w:val="20"/>
               </w:rPr>
-              <w:t xml:space="default">1,248 (0.8%)</w:t>
-            </w:r>
-          </w:p>
-        </w:tc>
-        <w:tc>
-          <w:tcPr>
-            <w:tcBorders>
-              <w:top w:val="single" w:space="0" w:color="D3D3D3"/>
-              <w:bottom w:val="single" w:space="0" w:color="D3D3D3"/>
-              <w:start w:val="single" w:space="0" w:color="D3D3D3"/>
-              <w:end w:val="single" w:space="0" w:color="D3D3D3"/>
-            </w:tcBorders>
-          </w:tcPr>
-          <w:p>
-            <w:pPr>
-              <w:spacing w:before="0" w:after="60"/>
-              <w:keepNext/>
-              <w:jc w:val="center"/>
-            </w:pPr>
-            <w:r>
-              <w:rPr>
-                <w:rFonts w:ascii="Calibri" w:hAnsi="Calibri"/>
-                <w:sz w:val="20"/>
-              </w:rPr>
-              <w:t xml:space="default">922 (0.8%)</w:t>
-            </w:r>
-          </w:p>
-        </w:tc>
-        <w:tc>
-          <w:tcPr>
-            <w:tcBorders>
-              <w:top w:val="single" w:space="0" w:color="D3D3D3"/>
-              <w:bottom w:val="single" w:space="0" w:color="D3D3D3"/>
-              <w:start w:val="single" w:space="0" w:color="D3D3D3"/>
-              <w:end w:val="single" w:space="0" w:color="D3D3D3"/>
-            </w:tcBorders>
-          </w:tcPr>
-          <w:p>
-            <w:pPr>
-              <w:spacing w:before="0" w:after="60"/>
-              <w:keepNext/>
-              <w:jc w:val="center"/>
-            </w:pPr>
-            <w:r>
-              <w:rPr>
-                <w:rFonts w:ascii="Calibri" w:hAnsi="Calibri"/>
-                <w:sz w:val="20"/>
-              </w:rPr>
-              <w:t xml:space="default">142,537 (5.1%)</w:t>
-            </w:r>
-          </w:p>
-        </w:tc>
-        <w:tc>
-          <w:tcPr>
-            <w:tcBorders>
-              <w:top w:val="single" w:space="0" w:color="D3D3D3"/>
-              <w:bottom w:val="single" w:space="0" w:color="D3D3D3"/>
-              <w:start w:val="single" w:space="0" w:color="D3D3D3"/>
-              <w:end w:val="single" w:space="0" w:color="D3D3D3"/>
-            </w:tcBorders>
-          </w:tcPr>
-          <w:p>
-            <w:pPr>
-              <w:spacing w:before="0" w:after="60"/>
-              <w:keepNext/>
-              <w:jc w:val="center"/>
-            </w:pPr>
-            <w:r>
-              <w:rPr>
-                <w:rFonts w:ascii="Calibri" w:hAnsi="Calibri"/>
-                <w:sz w:val="20"/>
-              </w:rPr>
-              <w:t xml:space="default">107,323 (4.6%)</w:t>
-            </w:r>
-          </w:p>
-        </w:tc>
-        <w:tc>
-          <w:tcPr>
-            <w:tcBorders>
-              <w:top w:val="single" w:space="0" w:color="D3D3D3"/>
-              <w:bottom w:val="single" w:space="0" w:color="D3D3D3"/>
-              <w:start w:val="single" w:space="0" w:color="D3D3D3"/>
-              <w:end w:val="single" w:space="0" w:color="D3D3D3"/>
-            </w:tcBorders>
-          </w:tcPr>
-          <w:p>
-            <w:pPr>
-              <w:spacing w:before="0" w:after="60"/>
-              <w:keepNext/>
-              <w:jc w:val="center"/>
-            </w:pPr>
-            <w:r>
-              <w:rPr>
-                <w:rFonts w:ascii="Calibri" w:hAnsi="Calibri"/>
-                <w:sz w:val="20"/>
-              </w:rPr>
-              <w:t xml:space="default">5,404 (1.3%)</w:t>
-            </w:r>
-          </w:p>
-        </w:tc>
-        <w:tc>
-          <w:tcPr>
-            <w:tcBorders>
-              <w:top w:val="single" w:space="0" w:color="D3D3D3"/>
-              <w:bottom w:val="single" w:space="0" w:color="D3D3D3"/>
-              <w:start w:val="single" w:space="0" w:color="D3D3D3"/>
-              <w:end w:val="single" w:space="0" w:color="D3D3D3"/>
-            </w:tcBorders>
-          </w:tcPr>
-          <w:p>
-            <w:pPr>
-              <w:spacing w:before="0" w:after="60"/>
-              <w:keepNext/>
-              <w:jc w:val="center"/>
-            </w:pPr>
-            <w:r>
-              <w:rPr>
-                <w:rFonts w:ascii="Calibri" w:hAnsi="Calibri"/>
-                <w:sz w:val="20"/>
-              </w:rPr>
-              <w:t xml:space="default">3,561 (0.9%)</w:t>
+              <w:t xml:space="default">1,248.0/154,933.0 (0.8%) (0.762%, 0.852%)</w:t>
+            </w:r>
+          </w:p>
+        </w:tc>
+        <w:tc>
+          <w:tcPr>
+            <w:tcBorders>
+              <w:top w:val="single" w:space="0" w:color="D3D3D3"/>
+              <w:bottom w:val="single" w:space="0" w:color="D3D3D3"/>
+              <w:start w:val="single" w:space="0" w:color="D3D3D3"/>
+              <w:end w:val="single" w:space="0" w:color="D3D3D3"/>
+            </w:tcBorders>
+          </w:tcPr>
+          <w:p>
+            <w:pPr>
+              <w:spacing w:before="0" w:after="60"/>
+              <w:keepNext/>
+              <w:jc w:val="center"/>
+            </w:pPr>
+            <w:r>
+              <w:rPr>
+                <w:rFonts w:ascii="Calibri" w:hAnsi="Calibri"/>
+                <w:sz w:val="20"/>
+              </w:rPr>
+              <w:t xml:space="default">922.0/120,184.0 (0.8%) (0.719%, 0.819%)</w:t>
+            </w:r>
+          </w:p>
+        </w:tc>
+        <w:tc>
+          <w:tcPr>
+            <w:tcBorders>
+              <w:top w:val="single" w:space="0" w:color="D3D3D3"/>
+              <w:bottom w:val="single" w:space="0" w:color="D3D3D3"/>
+              <w:start w:val="single" w:space="0" w:color="D3D3D3"/>
+              <w:end w:val="single" w:space="0" w:color="D3D3D3"/>
+            </w:tcBorders>
+          </w:tcPr>
+          <w:p>
+            <w:pPr>
+              <w:spacing w:before="0" w:after="60"/>
+              <w:keepNext/>
+              <w:jc w:val="center"/>
+            </w:pPr>
+            <w:r>
+              <w:rPr>
+                <w:rFonts w:ascii="Calibri" w:hAnsi="Calibri"/>
+                <w:sz w:val="20"/>
+              </w:rPr>
+              <w:t xml:space="default">142,537.0/2,795,705.0 (5.1%) (5.07%, 5.12%)</w:t>
+            </w:r>
+          </w:p>
+        </w:tc>
+        <w:tc>
+          <w:tcPr>
+            <w:tcBorders>
+              <w:top w:val="single" w:space="0" w:color="D3D3D3"/>
+              <w:bottom w:val="single" w:space="0" w:color="D3D3D3"/>
+              <w:start w:val="single" w:space="0" w:color="D3D3D3"/>
+              <w:end w:val="single" w:space="0" w:color="D3D3D3"/>
+            </w:tcBorders>
+          </w:tcPr>
+          <w:p>
+            <w:pPr>
+              <w:spacing w:before="0" w:after="60"/>
+              <w:keepNext/>
+              <w:jc w:val="center"/>
+            </w:pPr>
+            <w:r>
+              <w:rPr>
+                <w:rFonts w:ascii="Calibri" w:hAnsi="Calibri"/>
+                <w:sz w:val="20"/>
+              </w:rPr>
+              <w:t xml:space="default">107,323.0/2,334,361.0 (4.6%) (4.57%, 4.62%)</w:t>
+            </w:r>
+          </w:p>
+        </w:tc>
+        <w:tc>
+          <w:tcPr>
+            <w:tcBorders>
+              <w:top w:val="single" w:space="0" w:color="D3D3D3"/>
+              <w:bottom w:val="single" w:space="0" w:color="D3D3D3"/>
+              <w:start w:val="single" w:space="0" w:color="D3D3D3"/>
+              <w:end w:val="single" w:space="0" w:color="D3D3D3"/>
+            </w:tcBorders>
+          </w:tcPr>
+          <w:p>
+            <w:pPr>
+              <w:spacing w:before="0" w:after="60"/>
+              <w:keepNext/>
+              <w:jc w:val="center"/>
+            </w:pPr>
+            <w:r>
+              <w:rPr>
+                <w:rFonts w:ascii="Calibri" w:hAnsi="Calibri"/>
+                <w:sz w:val="20"/>
+              </w:rPr>
+              <w:t xml:space="default">5,404.0/402,249.0 (1.3%) (1.31%, 1.38%)</w:t>
+            </w:r>
+          </w:p>
+        </w:tc>
+        <w:tc>
+          <w:tcPr>
+            <w:tcBorders>
+              <w:top w:val="single" w:space="0" w:color="D3D3D3"/>
+              <w:bottom w:val="single" w:space="0" w:color="D3D3D3"/>
+              <w:start w:val="single" w:space="0" w:color="D3D3D3"/>
+              <w:end w:val="single" w:space="0" w:color="D3D3D3"/>
+            </w:tcBorders>
+          </w:tcPr>
+          <w:p>
+            <w:pPr>
+              <w:spacing w:before="0" w:after="60"/>
+              <w:keepNext/>
+              <w:jc w:val="center"/>
+            </w:pPr>
+            <w:r>
+              <w:rPr>
+                <w:rFonts w:ascii="Calibri" w:hAnsi="Calibri"/>
+                <w:sz w:val="20"/>
+              </w:rPr>
+              <w:t xml:space="default">3,561.0/376,261.0 (0.9%) (0.916%, 0.978%)</w:t>
             </w:r>
           </w:p>
         </w:tc>
@@ -1869,7 +1869,30 @@
                 <w:rFonts w:ascii="Calibri" w:hAnsi="Calibri"/>
                 <w:sz w:val="20"/>
               </w:rPr>
-              <w:t xml:space="default">n (%)</w:t>
+              <w:t xml:space="default">n/N (%)</w:t>
+            </w:r>
+          </w:p>
+        </w:tc>
+      </w:tr>
+      <w:tr>
+        <w:trPr>
+          <w:cantSplit/>
+        </w:trPr>
+        <w:tc>
+          <w:tcPr>
+            <w:gridSpan w:val="7"/>
+          </w:tcPr>
+          <w:p>
+            <w:pPr>
+              <w:spacing w:before="0" w:after="60"/>
+              <w:keepNext/>
+            </w:pPr>
+            <w:r>
+              <w:rPr>
+                <w:rFonts w:ascii="Calibri" w:hAnsi="Calibri"/>
+                <w:sz w:val="20"/>
+              </w:rPr>
+              <w:t xml:space="preserve">Abbreviation: CI = Confidence Interval</w:t>
             </w:r>
           </w:p>
         </w:tc>

--- a/table1.docx
+++ b/table1.docx
@@ -46,7 +46,7 @@
               <w:top w:val="single" w:sz="16" w:space="0" w:color="D3D3D3"/>
               <w:bottom w:val="single" w:sz="16" w:space="0" w:color="D3D3D3"/>
             </w:tcBorders>
-            <w:gridSpan w:val="2"/>
+            <w:gridSpan w:val="3"/>
           </w:tcPr>
           <w:p>
             <w:pPr>
@@ -70,7 +70,7 @@
               <w:top w:val="single" w:sz="16" w:space="0" w:color="D3D3D3"/>
               <w:bottom w:val="single" w:sz="16" w:space="0" w:color="D3D3D3"/>
             </w:tcBorders>
-            <w:gridSpan w:val="2"/>
+            <w:gridSpan w:val="3"/>
           </w:tcPr>
           <w:p>
             <w:pPr>
@@ -95,7 +95,7 @@
               <w:bottom w:val="single" w:sz="16" w:space="0" w:color="D3D3D3"/>
               <w:end w:val="single" w:space="0" w:color="D3D3D3"/>
             </w:tcBorders>
-            <w:gridSpan w:val="2"/>
+            <w:gridSpan w:val="3"/>
           </w:tcPr>
           <w:p>
             <w:pPr>
@@ -264,7 +264,7 @@
                 <w:rFonts w:ascii="Calibri" w:hAnsi="Calibri"/>
                 <w:sz w:val="20"/>
               </w:rPr>
-              <w:t xml:space="preserve">F</w:t>
+              <w:t xml:space="preserve">Overall</w:t>
             </w:r>
             <w:r>
               <w:rPr>
@@ -285,7 +285,7 @@
                 <w:rFonts w:ascii="Calibri" w:hAnsi="Calibri"/>
                 <w:sz w:val="20"/>
               </w:rPr>
-              <w:t xml:space="preserve">N = 2799460 (54%)</w:t>
+              <w:t xml:space="preserve">N = 275519 (100%)</w:t>
             </w:r>
             <w:r>
               <w:rPr>
@@ -316,7 +316,7 @@
                 <w:rFonts w:ascii="Calibri" w:hAnsi="Calibri"/>
                 <w:sz w:val="20"/>
               </w:rPr>
-              <w:t xml:space="preserve">M</w:t>
+              <w:t xml:space="preserve">F</w:t>
             </w:r>
             <w:r>
               <w:rPr>
@@ -337,7 +337,7 @@
                 <w:rFonts w:ascii="Calibri" w:hAnsi="Calibri"/>
                 <w:sz w:val="20"/>
               </w:rPr>
-              <w:t xml:space="preserve">N = 2337936 (46%)</w:t>
+              <w:t xml:space="preserve">N = 2799460 (54%)</w:t>
             </w:r>
             <w:r>
               <w:rPr>
@@ -368,7 +368,7 @@
                 <w:rFonts w:ascii="Calibri" w:hAnsi="Calibri"/>
                 <w:sz w:val="20"/>
               </w:rPr>
-              <w:t xml:space="preserve">F</w:t>
+              <w:t xml:space="preserve">M</w:t>
             </w:r>
             <w:r>
               <w:rPr>
@@ -389,7 +389,7 @@
                 <w:rFonts w:ascii="Calibri" w:hAnsi="Calibri"/>
                 <w:sz w:val="20"/>
               </w:rPr>
-              <w:t xml:space="preserve">N = 402795 (52%)</w:t>
+              <w:t xml:space="preserve">N = 2337936 (46%)</w:t>
             </w:r>
             <w:r>
               <w:rPr>
@@ -406,7 +406,6 @@
           <w:tcPr>
             <w:tcBorders>
               <w:bottom w:val="single" w:sz="16" w:space="0" w:color="D3D3D3"/>
-              <w:end w:val="single" w:space="0" w:color="D3D3D3"/>
             </w:tcBorders>
           </w:tcPr>
           <w:p>
@@ -421,6 +420,110 @@
                 <w:rFonts w:ascii="Calibri" w:hAnsi="Calibri"/>
                 <w:sz w:val="20"/>
               </w:rPr>
+              <w:t xml:space="preserve">Overall</w:t>
+            </w:r>
+            <w:r>
+              <w:rPr>
+                <w:rFonts w:ascii="Calibri" w:hAnsi="Calibri"/>
+                <w:sz w:val="20"/>
+              </w:rPr>
+              <w:t xml:space="preserve"/>
+            </w:r>
+            <w:r xmlns:w="http://schemas.openxmlformats.org/wordprocessingml/2006/main">
+              <w:rPr>
+                <w:rFonts w:ascii="Calibri" w:hAnsi="Calibri"/>
+                <w:sz w:val="20"/>
+              </w:rPr>
+              <w:t xml:space="preserve"> </w:t>
+            </w:r>
+            <w:r>
+              <w:rPr>
+                <w:rFonts w:ascii="Calibri" w:hAnsi="Calibri"/>
+                <w:sz w:val="20"/>
+              </w:rPr>
+              <w:t xml:space="preserve">N = 5137396 (100%)</w:t>
+            </w:r>
+            <w:r>
+              <w:rPr>
+                <w:vertAlign w:val="superscript"/>
+                <w:i/>
+                <w:rFonts w:ascii="Calibri" w:hAnsi="Calibri"/>
+                <w:sz w:val="20"/>
+              </w:rPr>
+              <w:t xml:space="default">1</w:t>
+            </w:r>
+          </w:p>
+        </w:tc>
+        <w:tc>
+          <w:tcPr>
+            <w:tcBorders>
+              <w:bottom w:val="single" w:sz="16" w:space="0" w:color="D3D3D3"/>
+            </w:tcBorders>
+          </w:tcPr>
+          <w:p>
+            <w:pPr>
+              <w:spacing w:before="0" w:after="60"/>
+              <w:keepNext/>
+              <w:jc w:val="center"/>
+            </w:pPr>
+            <w:r>
+              <w:rPr>
+                <w:b w:val="true"/>
+                <w:rFonts w:ascii="Calibri" w:hAnsi="Calibri"/>
+                <w:sz w:val="20"/>
+              </w:rPr>
+              <w:t xml:space="preserve">F</w:t>
+            </w:r>
+            <w:r>
+              <w:rPr>
+                <w:rFonts w:ascii="Calibri" w:hAnsi="Calibri"/>
+                <w:sz w:val="20"/>
+              </w:rPr>
+              <w:t xml:space="preserve"/>
+            </w:r>
+            <w:r xmlns:w="http://schemas.openxmlformats.org/wordprocessingml/2006/main">
+              <w:rPr>
+                <w:rFonts w:ascii="Calibri" w:hAnsi="Calibri"/>
+                <w:sz w:val="20"/>
+              </w:rPr>
+              <w:t xml:space="preserve"> </w:t>
+            </w:r>
+            <w:r>
+              <w:rPr>
+                <w:rFonts w:ascii="Calibri" w:hAnsi="Calibri"/>
+                <w:sz w:val="20"/>
+              </w:rPr>
+              <w:t xml:space="preserve">N = 402795 (52%)</w:t>
+            </w:r>
+            <w:r>
+              <w:rPr>
+                <w:vertAlign w:val="superscript"/>
+                <w:i/>
+                <w:rFonts w:ascii="Calibri" w:hAnsi="Calibri"/>
+                <w:sz w:val="20"/>
+              </w:rPr>
+              <w:t xml:space="default">1</w:t>
+            </w:r>
+          </w:p>
+        </w:tc>
+        <w:tc>
+          <w:tcPr>
+            <w:tcBorders>
+              <w:bottom w:val="single" w:sz="16" w:space="0" w:color="D3D3D3"/>
+            </w:tcBorders>
+          </w:tcPr>
+          <w:p>
+            <w:pPr>
+              <w:spacing w:before="0" w:after="60"/>
+              <w:keepNext/>
+              <w:jc w:val="center"/>
+            </w:pPr>
+            <w:r>
+              <w:rPr>
+                <w:b w:val="true"/>
+                <w:rFonts w:ascii="Calibri" w:hAnsi="Calibri"/>
+                <w:sz w:val="20"/>
+              </w:rPr>
               <w:t xml:space="preserve">M</w:t>
             </w:r>
             <w:r>
@@ -443,6 +546,59 @@
                 <w:sz w:val="20"/>
               </w:rPr>
               <w:t xml:space="preserve">N = 376944 (48%)</w:t>
+            </w:r>
+            <w:r>
+              <w:rPr>
+                <w:vertAlign w:val="superscript"/>
+                <w:i/>
+                <w:rFonts w:ascii="Calibri" w:hAnsi="Calibri"/>
+                <w:sz w:val="20"/>
+              </w:rPr>
+              <w:t xml:space="default">1</w:t>
+            </w:r>
+          </w:p>
+        </w:tc>
+        <w:tc>
+          <w:tcPr>
+            <w:tcBorders>
+              <w:bottom w:val="single" w:sz="16" w:space="0" w:color="D3D3D3"/>
+              <w:end w:val="single" w:space="0" w:color="D3D3D3"/>
+            </w:tcBorders>
+          </w:tcPr>
+          <w:p>
+            <w:pPr>
+              <w:spacing w:before="0" w:after="60"/>
+              <w:keepNext/>
+              <w:jc w:val="center"/>
+            </w:pPr>
+            <w:r>
+              <w:rPr>
+                <w:b w:val="true"/>
+                <w:rFonts w:ascii="Calibri" w:hAnsi="Calibri"/>
+                <w:sz w:val="20"/>
+              </w:rPr>
+              <w:t xml:space="preserve">Overall</w:t>
+            </w:r>
+            <w:r>
+              <w:rPr>
+                <w:rFonts w:ascii="Calibri" w:hAnsi="Calibri"/>
+                <w:sz w:val="20"/>
+              </w:rPr>
+              <w:t xml:space="preserve"/>
+            </w:r>
+            <w:r xmlns:w="http://schemas.openxmlformats.org/wordprocessingml/2006/main">
+              <w:rPr>
+                <w:rFonts w:ascii="Calibri" w:hAnsi="Calibri"/>
+                <w:sz w:val="20"/>
+              </w:rPr>
+              <w:t xml:space="preserve"> </w:t>
+            </w:r>
+            <w:r>
+              <w:rPr>
+                <w:rFonts w:ascii="Calibri" w:hAnsi="Calibri"/>
+                <w:sz w:val="20"/>
+              </w:rPr>
+              <w:t xml:space="preserve">N = 779739 (100%)</w:t>
             </w:r>
             <w:r>
               <w:rPr>
@@ -629,6 +785,78 @@
             </w:r>
           </w:p>
         </w:tc>
+        <w:tc>
+          <w:tcPr>
+            <w:tcBorders>
+              <w:top w:val="single" w:space="0" w:color="D3D3D3"/>
+              <w:bottom w:val="single" w:space="0" w:color="D3D3D3"/>
+              <w:start w:val="single" w:space="0" w:color="D3D3D3"/>
+              <w:end w:val="single" w:space="0" w:color="D3D3D3"/>
+            </w:tcBorders>
+          </w:tcPr>
+          <w:p>
+            <w:pPr>
+              <w:spacing w:before="0" w:after="60"/>
+              <w:keepNext/>
+              <w:jc w:val="center"/>
+            </w:pPr>
+            <w:r>
+              <w:rPr>
+                <w:rFonts w:ascii="Calibri" w:hAnsi="Calibri"/>
+                <w:sz w:val="20"/>
+              </w:rPr>
+              <w:t xml:space="default"/>
+            </w:r>
+          </w:p>
+        </w:tc>
+        <w:tc>
+          <w:tcPr>
+            <w:tcBorders>
+              <w:top w:val="single" w:space="0" w:color="D3D3D3"/>
+              <w:bottom w:val="single" w:space="0" w:color="D3D3D3"/>
+              <w:start w:val="single" w:space="0" w:color="D3D3D3"/>
+              <w:end w:val="single" w:space="0" w:color="D3D3D3"/>
+            </w:tcBorders>
+          </w:tcPr>
+          <w:p>
+            <w:pPr>
+              <w:spacing w:before="0" w:after="60"/>
+              <w:keepNext/>
+              <w:jc w:val="center"/>
+            </w:pPr>
+            <w:r>
+              <w:rPr>
+                <w:rFonts w:ascii="Calibri" w:hAnsi="Calibri"/>
+                <w:sz w:val="20"/>
+              </w:rPr>
+              <w:t xml:space="default"/>
+            </w:r>
+          </w:p>
+        </w:tc>
+        <w:tc>
+          <w:tcPr>
+            <w:tcBorders>
+              <w:top w:val="single" w:space="0" w:color="D3D3D3"/>
+              <w:bottom w:val="single" w:space="0" w:color="D3D3D3"/>
+              <w:start w:val="single" w:space="0" w:color="D3D3D3"/>
+              <w:end w:val="single" w:space="0" w:color="D3D3D3"/>
+            </w:tcBorders>
+          </w:tcPr>
+          <w:p>
+            <w:pPr>
+              <w:spacing w:before="0" w:after="60"/>
+              <w:keepNext/>
+              <w:jc w:val="center"/>
+            </w:pPr>
+            <w:r>
+              <w:rPr>
+                <w:rFonts w:ascii="Calibri" w:hAnsi="Calibri"/>
+                <w:sz w:val="20"/>
+              </w:rPr>
+              <w:t xml:space="default"/>
+            </w:r>
+          </w:p>
+        </w:tc>
       </w:tr>
       <w:tr>
         <w:trPr>
@@ -678,127 +906,199 @@
                 <w:rFonts w:ascii="Calibri" w:hAnsi="Calibri"/>
                 <w:sz w:val="20"/>
               </w:rPr>
-              <w:t xml:space="default">50,589.0/155,138.0 (32.6%) (32.4%, 32.8%)</w:t>
-            </w:r>
-          </w:p>
-        </w:tc>
-        <w:tc>
-          <w:tcPr>
-            <w:tcBorders>
-              <w:top w:val="single" w:space="0" w:color="D3D3D3"/>
-              <w:bottom w:val="single" w:space="0" w:color="D3D3D3"/>
-              <w:start w:val="single" w:space="0" w:color="D3D3D3"/>
-              <w:end w:val="single" w:space="0" w:color="D3D3D3"/>
-            </w:tcBorders>
-          </w:tcPr>
-          <w:p>
-            <w:pPr>
-              <w:spacing w:before="0" w:after="60"/>
-              <w:keepNext/>
-              <w:jc w:val="center"/>
-            </w:pPr>
-            <w:r>
-              <w:rPr>
-                <w:rFonts w:ascii="Calibri" w:hAnsi="Calibri"/>
-                <w:sz w:val="20"/>
-              </w:rPr>
-              <w:t xml:space="default">42,478.0/120,381.0 (35.3%) (35.0%, 35.6%)</w:t>
-            </w:r>
-          </w:p>
-        </w:tc>
-        <w:tc>
-          <w:tcPr>
-            <w:tcBorders>
-              <w:top w:val="single" w:space="0" w:color="D3D3D3"/>
-              <w:bottom w:val="single" w:space="0" w:color="D3D3D3"/>
-              <w:start w:val="single" w:space="0" w:color="D3D3D3"/>
-              <w:end w:val="single" w:space="0" w:color="D3D3D3"/>
-            </w:tcBorders>
-          </w:tcPr>
-          <w:p>
-            <w:pPr>
-              <w:spacing w:before="0" w:after="60"/>
-              <w:keepNext/>
-              <w:jc w:val="center"/>
-            </w:pPr>
-            <w:r>
-              <w:rPr>
-                <w:rFonts w:ascii="Calibri" w:hAnsi="Calibri"/>
-                <w:sz w:val="20"/>
-              </w:rPr>
-              <w:t xml:space="default">840,242.0/2,799,460.0 (30.0%) (30.0%, 30.1%)</w:t>
-            </w:r>
-          </w:p>
-        </w:tc>
-        <w:tc>
-          <w:tcPr>
-            <w:tcBorders>
-              <w:top w:val="single" w:space="0" w:color="D3D3D3"/>
-              <w:bottom w:val="single" w:space="0" w:color="D3D3D3"/>
-              <w:start w:val="single" w:space="0" w:color="D3D3D3"/>
-              <w:end w:val="single" w:space="0" w:color="D3D3D3"/>
-            </w:tcBorders>
-          </w:tcPr>
-          <w:p>
-            <w:pPr>
-              <w:spacing w:before="0" w:after="60"/>
-              <w:keepNext/>
-              <w:jc w:val="center"/>
-            </w:pPr>
-            <w:r>
-              <w:rPr>
-                <w:rFonts w:ascii="Calibri" w:hAnsi="Calibri"/>
-                <w:sz w:val="20"/>
-              </w:rPr>
-              <w:t xml:space="default">626,305.0/2,337,936.0 (26.8%) (26.7%, 26.8%)</w:t>
-            </w:r>
-          </w:p>
-        </w:tc>
-        <w:tc>
-          <w:tcPr>
-            <w:tcBorders>
-              <w:top w:val="single" w:space="0" w:color="D3D3D3"/>
-              <w:bottom w:val="single" w:space="0" w:color="D3D3D3"/>
-              <w:start w:val="single" w:space="0" w:color="D3D3D3"/>
-              <w:end w:val="single" w:space="0" w:color="D3D3D3"/>
-            </w:tcBorders>
-          </w:tcPr>
-          <w:p>
-            <w:pPr>
-              <w:spacing w:before="0" w:after="60"/>
-              <w:keepNext/>
-              <w:jc w:val="center"/>
-            </w:pPr>
-            <w:r>
-              <w:rPr>
-                <w:rFonts w:ascii="Calibri" w:hAnsi="Calibri"/>
-                <w:sz w:val="20"/>
-              </w:rPr>
-              <w:t xml:space="default">201,561.0/402,795.0 (50.0%) (49.9%, 50.2%)</w:t>
-            </w:r>
-          </w:p>
-        </w:tc>
-        <w:tc>
-          <w:tcPr>
-            <w:tcBorders>
-              <w:top w:val="single" w:space="0" w:color="D3D3D3"/>
-              <w:bottom w:val="single" w:space="0" w:color="D3D3D3"/>
-              <w:start w:val="single" w:space="0" w:color="D3D3D3"/>
-              <w:end w:val="single" w:space="0" w:color="D3D3D3"/>
-            </w:tcBorders>
-          </w:tcPr>
-          <w:p>
-            <w:pPr>
-              <w:spacing w:before="0" w:after="60"/>
-              <w:keepNext/>
-              <w:jc w:val="center"/>
-            </w:pPr>
-            <w:r>
-              <w:rPr>
-                <w:rFonts w:ascii="Calibri" w:hAnsi="Calibri"/>
-                <w:sz w:val="20"/>
-              </w:rPr>
-              <w:t xml:space="default">179,785.0/376,944.0 (47.7%) (47.5%, 47.9%)</w:t>
+              <w:t xml:space="default">50,589 (32.6%) (32.4%, 32.8%)</w:t>
+            </w:r>
+          </w:p>
+        </w:tc>
+        <w:tc>
+          <w:tcPr>
+            <w:tcBorders>
+              <w:top w:val="single" w:space="0" w:color="D3D3D3"/>
+              <w:bottom w:val="single" w:space="0" w:color="D3D3D3"/>
+              <w:start w:val="single" w:space="0" w:color="D3D3D3"/>
+              <w:end w:val="single" w:space="0" w:color="D3D3D3"/>
+            </w:tcBorders>
+          </w:tcPr>
+          <w:p>
+            <w:pPr>
+              <w:spacing w:before="0" w:after="60"/>
+              <w:keepNext/>
+              <w:jc w:val="center"/>
+            </w:pPr>
+            <w:r>
+              <w:rPr>
+                <w:rFonts w:ascii="Calibri" w:hAnsi="Calibri"/>
+                <w:sz w:val="20"/>
+              </w:rPr>
+              <w:t xml:space="default">42,478 (35.3%) (35.0%, 35.6%)</w:t>
+            </w:r>
+          </w:p>
+        </w:tc>
+        <w:tc>
+          <w:tcPr>
+            <w:tcBorders>
+              <w:top w:val="single" w:space="0" w:color="D3D3D3"/>
+              <w:bottom w:val="single" w:space="0" w:color="D3D3D3"/>
+              <w:start w:val="single" w:space="0" w:color="D3D3D3"/>
+              <w:end w:val="single" w:space="0" w:color="D3D3D3"/>
+            </w:tcBorders>
+          </w:tcPr>
+          <w:p>
+            <w:pPr>
+              <w:spacing w:before="0" w:after="60"/>
+              <w:keepNext/>
+              <w:jc w:val="center"/>
+            </w:pPr>
+            <w:r>
+              <w:rPr>
+                <w:rFonts w:ascii="Calibri" w:hAnsi="Calibri"/>
+                <w:sz w:val="20"/>
+              </w:rPr>
+              <w:t xml:space="default">93,067 (33.8%) (33.6%, 34.0%)</w:t>
+            </w:r>
+          </w:p>
+        </w:tc>
+        <w:tc>
+          <w:tcPr>
+            <w:tcBorders>
+              <w:top w:val="single" w:space="0" w:color="D3D3D3"/>
+              <w:bottom w:val="single" w:space="0" w:color="D3D3D3"/>
+              <w:start w:val="single" w:space="0" w:color="D3D3D3"/>
+              <w:end w:val="single" w:space="0" w:color="D3D3D3"/>
+            </w:tcBorders>
+          </w:tcPr>
+          <w:p>
+            <w:pPr>
+              <w:spacing w:before="0" w:after="60"/>
+              <w:keepNext/>
+              <w:jc w:val="center"/>
+            </w:pPr>
+            <w:r>
+              <w:rPr>
+                <w:rFonts w:ascii="Calibri" w:hAnsi="Calibri"/>
+                <w:sz w:val="20"/>
+              </w:rPr>
+              <w:t xml:space="default">840,242 (30.0%) (30.0%, 30.1%)</w:t>
+            </w:r>
+          </w:p>
+        </w:tc>
+        <w:tc>
+          <w:tcPr>
+            <w:tcBorders>
+              <w:top w:val="single" w:space="0" w:color="D3D3D3"/>
+              <w:bottom w:val="single" w:space="0" w:color="D3D3D3"/>
+              <w:start w:val="single" w:space="0" w:color="D3D3D3"/>
+              <w:end w:val="single" w:space="0" w:color="D3D3D3"/>
+            </w:tcBorders>
+          </w:tcPr>
+          <w:p>
+            <w:pPr>
+              <w:spacing w:before="0" w:after="60"/>
+              <w:keepNext/>
+              <w:jc w:val="center"/>
+            </w:pPr>
+            <w:r>
+              <w:rPr>
+                <w:rFonts w:ascii="Calibri" w:hAnsi="Calibri"/>
+                <w:sz w:val="20"/>
+              </w:rPr>
+              <w:t xml:space="default">626,305 (26.8%) (26.7%, 26.8%)</w:t>
+            </w:r>
+          </w:p>
+        </w:tc>
+        <w:tc>
+          <w:tcPr>
+            <w:tcBorders>
+              <w:top w:val="single" w:space="0" w:color="D3D3D3"/>
+              <w:bottom w:val="single" w:space="0" w:color="D3D3D3"/>
+              <w:start w:val="single" w:space="0" w:color="D3D3D3"/>
+              <w:end w:val="single" w:space="0" w:color="D3D3D3"/>
+            </w:tcBorders>
+          </w:tcPr>
+          <w:p>
+            <w:pPr>
+              <w:spacing w:before="0" w:after="60"/>
+              <w:keepNext/>
+              <w:jc w:val="center"/>
+            </w:pPr>
+            <w:r>
+              <w:rPr>
+                <w:rFonts w:ascii="Calibri" w:hAnsi="Calibri"/>
+                <w:sz w:val="20"/>
+              </w:rPr>
+              <w:t xml:space="default">1,466,547 (28.5%) (28.5%, 28.6%)</w:t>
+            </w:r>
+          </w:p>
+        </w:tc>
+        <w:tc>
+          <w:tcPr>
+            <w:tcBorders>
+              <w:top w:val="single" w:space="0" w:color="D3D3D3"/>
+              <w:bottom w:val="single" w:space="0" w:color="D3D3D3"/>
+              <w:start w:val="single" w:space="0" w:color="D3D3D3"/>
+              <w:end w:val="single" w:space="0" w:color="D3D3D3"/>
+            </w:tcBorders>
+          </w:tcPr>
+          <w:p>
+            <w:pPr>
+              <w:spacing w:before="0" w:after="60"/>
+              <w:keepNext/>
+              <w:jc w:val="center"/>
+            </w:pPr>
+            <w:r>
+              <w:rPr>
+                <w:rFonts w:ascii="Calibri" w:hAnsi="Calibri"/>
+                <w:sz w:val="20"/>
+              </w:rPr>
+              <w:t xml:space="default">201,561 (50.0%) (49.9%, 50.2%)</w:t>
+            </w:r>
+          </w:p>
+        </w:tc>
+        <w:tc>
+          <w:tcPr>
+            <w:tcBorders>
+              <w:top w:val="single" w:space="0" w:color="D3D3D3"/>
+              <w:bottom w:val="single" w:space="0" w:color="D3D3D3"/>
+              <w:start w:val="single" w:space="0" w:color="D3D3D3"/>
+              <w:end w:val="single" w:space="0" w:color="D3D3D3"/>
+            </w:tcBorders>
+          </w:tcPr>
+          <w:p>
+            <w:pPr>
+              <w:spacing w:before="0" w:after="60"/>
+              <w:keepNext/>
+              <w:jc w:val="center"/>
+            </w:pPr>
+            <w:r>
+              <w:rPr>
+                <w:rFonts w:ascii="Calibri" w:hAnsi="Calibri"/>
+                <w:sz w:val="20"/>
+              </w:rPr>
+              <w:t xml:space="default">179,785 (47.7%) (47.5%, 47.9%)</w:t>
+            </w:r>
+          </w:p>
+        </w:tc>
+        <w:tc>
+          <w:tcPr>
+            <w:tcBorders>
+              <w:top w:val="single" w:space="0" w:color="D3D3D3"/>
+              <w:bottom w:val="single" w:space="0" w:color="D3D3D3"/>
+              <w:start w:val="single" w:space="0" w:color="D3D3D3"/>
+              <w:end w:val="single" w:space="0" w:color="D3D3D3"/>
+            </w:tcBorders>
+          </w:tcPr>
+          <w:p>
+            <w:pPr>
+              <w:spacing w:before="0" w:after="60"/>
+              <w:keepNext/>
+              <w:jc w:val="center"/>
+            </w:pPr>
+            <w:r>
+              <w:rPr>
+                <w:rFonts w:ascii="Calibri" w:hAnsi="Calibri"/>
+                <w:sz w:val="20"/>
+              </w:rPr>
+              <w:t xml:space="default">381,346 (48.9%) (48.8%, 49.0%)</w:t>
             </w:r>
           </w:p>
         </w:tc>
@@ -851,127 +1151,199 @@
                 <w:rFonts w:ascii="Calibri" w:hAnsi="Calibri"/>
                 <w:sz w:val="20"/>
               </w:rPr>
-              <w:t xml:space="default">104,549.0/155,138.0 (67.4%) (67.2%, 67.6%)</w:t>
-            </w:r>
-          </w:p>
-        </w:tc>
-        <w:tc>
-          <w:tcPr>
-            <w:tcBorders>
-              <w:top w:val="single" w:space="0" w:color="D3D3D3"/>
-              <w:bottom w:val="single" w:space="0" w:color="D3D3D3"/>
-              <w:start w:val="single" w:space="0" w:color="D3D3D3"/>
-              <w:end w:val="single" w:space="0" w:color="D3D3D3"/>
-            </w:tcBorders>
-          </w:tcPr>
-          <w:p>
-            <w:pPr>
-              <w:spacing w:before="0" w:after="60"/>
-              <w:keepNext/>
-              <w:jc w:val="center"/>
-            </w:pPr>
-            <w:r>
-              <w:rPr>
-                <w:rFonts w:ascii="Calibri" w:hAnsi="Calibri"/>
-                <w:sz w:val="20"/>
-              </w:rPr>
-              <w:t xml:space="default">77,903.0/120,381.0 (64.7%) (64.4%, 65.0%)</w:t>
-            </w:r>
-          </w:p>
-        </w:tc>
-        <w:tc>
-          <w:tcPr>
-            <w:tcBorders>
-              <w:top w:val="single" w:space="0" w:color="D3D3D3"/>
-              <w:bottom w:val="single" w:space="0" w:color="D3D3D3"/>
-              <w:start w:val="single" w:space="0" w:color="D3D3D3"/>
-              <w:end w:val="single" w:space="0" w:color="D3D3D3"/>
-            </w:tcBorders>
-          </w:tcPr>
-          <w:p>
-            <w:pPr>
-              <w:spacing w:before="0" w:after="60"/>
-              <w:keepNext/>
-              <w:jc w:val="center"/>
-            </w:pPr>
-            <w:r>
-              <w:rPr>
-                <w:rFonts w:ascii="Calibri" w:hAnsi="Calibri"/>
-                <w:sz w:val="20"/>
-              </w:rPr>
-              <w:t xml:space="default">1,959,218.0/2,799,460.0 (70.0%) (69.9%, 70.0%)</w:t>
-            </w:r>
-          </w:p>
-        </w:tc>
-        <w:tc>
-          <w:tcPr>
-            <w:tcBorders>
-              <w:top w:val="single" w:space="0" w:color="D3D3D3"/>
-              <w:bottom w:val="single" w:space="0" w:color="D3D3D3"/>
-              <w:start w:val="single" w:space="0" w:color="D3D3D3"/>
-              <w:end w:val="single" w:space="0" w:color="D3D3D3"/>
-            </w:tcBorders>
-          </w:tcPr>
-          <w:p>
-            <w:pPr>
-              <w:spacing w:before="0" w:after="60"/>
-              <w:keepNext/>
-              <w:jc w:val="center"/>
-            </w:pPr>
-            <w:r>
-              <w:rPr>
-                <w:rFonts w:ascii="Calibri" w:hAnsi="Calibri"/>
-                <w:sz w:val="20"/>
-              </w:rPr>
-              <w:t xml:space="default">1,711,631.0/2,337,936.0 (73.2%) (73.2%, 73.3%)</w:t>
-            </w:r>
-          </w:p>
-        </w:tc>
-        <w:tc>
-          <w:tcPr>
-            <w:tcBorders>
-              <w:top w:val="single" w:space="0" w:color="D3D3D3"/>
-              <w:bottom w:val="single" w:space="0" w:color="D3D3D3"/>
-              <w:start w:val="single" w:space="0" w:color="D3D3D3"/>
-              <w:end w:val="single" w:space="0" w:color="D3D3D3"/>
-            </w:tcBorders>
-          </w:tcPr>
-          <w:p>
-            <w:pPr>
-              <w:spacing w:before="0" w:after="60"/>
-              <w:keepNext/>
-              <w:jc w:val="center"/>
-            </w:pPr>
-            <w:r>
-              <w:rPr>
-                <w:rFonts w:ascii="Calibri" w:hAnsi="Calibri"/>
-                <w:sz w:val="20"/>
-              </w:rPr>
-              <w:t xml:space="default">201,234.0/402,795.0 (50.0%) (49.8%, 50.1%)</w:t>
-            </w:r>
-          </w:p>
-        </w:tc>
-        <w:tc>
-          <w:tcPr>
-            <w:tcBorders>
-              <w:top w:val="single" w:space="0" w:color="D3D3D3"/>
-              <w:bottom w:val="single" w:space="0" w:color="D3D3D3"/>
-              <w:start w:val="single" w:space="0" w:color="D3D3D3"/>
-              <w:end w:val="single" w:space="0" w:color="D3D3D3"/>
-            </w:tcBorders>
-          </w:tcPr>
-          <w:p>
-            <w:pPr>
-              <w:spacing w:before="0" w:after="60"/>
-              <w:keepNext/>
-              <w:jc w:val="center"/>
-            </w:pPr>
-            <w:r>
-              <w:rPr>
-                <w:rFonts w:ascii="Calibri" w:hAnsi="Calibri"/>
-                <w:sz w:val="20"/>
-              </w:rPr>
-              <w:t xml:space="default">197,159.0/376,944.0 (52.3%) (52.1%, 52.5%)</w:t>
+              <w:t xml:space="default">104,549 (67.4%) (67.2%, 67.6%)</w:t>
+            </w:r>
+          </w:p>
+        </w:tc>
+        <w:tc>
+          <w:tcPr>
+            <w:tcBorders>
+              <w:top w:val="single" w:space="0" w:color="D3D3D3"/>
+              <w:bottom w:val="single" w:space="0" w:color="D3D3D3"/>
+              <w:start w:val="single" w:space="0" w:color="D3D3D3"/>
+              <w:end w:val="single" w:space="0" w:color="D3D3D3"/>
+            </w:tcBorders>
+          </w:tcPr>
+          <w:p>
+            <w:pPr>
+              <w:spacing w:before="0" w:after="60"/>
+              <w:keepNext/>
+              <w:jc w:val="center"/>
+            </w:pPr>
+            <w:r>
+              <w:rPr>
+                <w:rFonts w:ascii="Calibri" w:hAnsi="Calibri"/>
+                <w:sz w:val="20"/>
+              </w:rPr>
+              <w:t xml:space="default">77,903 (64.7%) (64.4%, 65.0%)</w:t>
+            </w:r>
+          </w:p>
+        </w:tc>
+        <w:tc>
+          <w:tcPr>
+            <w:tcBorders>
+              <w:top w:val="single" w:space="0" w:color="D3D3D3"/>
+              <w:bottom w:val="single" w:space="0" w:color="D3D3D3"/>
+              <w:start w:val="single" w:space="0" w:color="D3D3D3"/>
+              <w:end w:val="single" w:space="0" w:color="D3D3D3"/>
+            </w:tcBorders>
+          </w:tcPr>
+          <w:p>
+            <w:pPr>
+              <w:spacing w:before="0" w:after="60"/>
+              <w:keepNext/>
+              <w:jc w:val="center"/>
+            </w:pPr>
+            <w:r>
+              <w:rPr>
+                <w:rFonts w:ascii="Calibri" w:hAnsi="Calibri"/>
+                <w:sz w:val="20"/>
+              </w:rPr>
+              <w:t xml:space="default">182,452 (66.2%) (66.0%, 66.4%)</w:t>
+            </w:r>
+          </w:p>
+        </w:tc>
+        <w:tc>
+          <w:tcPr>
+            <w:tcBorders>
+              <w:top w:val="single" w:space="0" w:color="D3D3D3"/>
+              <w:bottom w:val="single" w:space="0" w:color="D3D3D3"/>
+              <w:start w:val="single" w:space="0" w:color="D3D3D3"/>
+              <w:end w:val="single" w:space="0" w:color="D3D3D3"/>
+            </w:tcBorders>
+          </w:tcPr>
+          <w:p>
+            <w:pPr>
+              <w:spacing w:before="0" w:after="60"/>
+              <w:keepNext/>
+              <w:jc w:val="center"/>
+            </w:pPr>
+            <w:r>
+              <w:rPr>
+                <w:rFonts w:ascii="Calibri" w:hAnsi="Calibri"/>
+                <w:sz w:val="20"/>
+              </w:rPr>
+              <w:t xml:space="default">1,959,218 (70.0%) (69.9%, 70.0%)</w:t>
+            </w:r>
+          </w:p>
+        </w:tc>
+        <w:tc>
+          <w:tcPr>
+            <w:tcBorders>
+              <w:top w:val="single" w:space="0" w:color="D3D3D3"/>
+              <w:bottom w:val="single" w:space="0" w:color="D3D3D3"/>
+              <w:start w:val="single" w:space="0" w:color="D3D3D3"/>
+              <w:end w:val="single" w:space="0" w:color="D3D3D3"/>
+            </w:tcBorders>
+          </w:tcPr>
+          <w:p>
+            <w:pPr>
+              <w:spacing w:before="0" w:after="60"/>
+              <w:keepNext/>
+              <w:jc w:val="center"/>
+            </w:pPr>
+            <w:r>
+              <w:rPr>
+                <w:rFonts w:ascii="Calibri" w:hAnsi="Calibri"/>
+                <w:sz w:val="20"/>
+              </w:rPr>
+              <w:t xml:space="default">1,711,631 (73.2%) (73.2%, 73.3%)</w:t>
+            </w:r>
+          </w:p>
+        </w:tc>
+        <w:tc>
+          <w:tcPr>
+            <w:tcBorders>
+              <w:top w:val="single" w:space="0" w:color="D3D3D3"/>
+              <w:bottom w:val="single" w:space="0" w:color="D3D3D3"/>
+              <w:start w:val="single" w:space="0" w:color="D3D3D3"/>
+              <w:end w:val="single" w:space="0" w:color="D3D3D3"/>
+            </w:tcBorders>
+          </w:tcPr>
+          <w:p>
+            <w:pPr>
+              <w:spacing w:before="0" w:after="60"/>
+              <w:keepNext/>
+              <w:jc w:val="center"/>
+            </w:pPr>
+            <w:r>
+              <w:rPr>
+                <w:rFonts w:ascii="Calibri" w:hAnsi="Calibri"/>
+                <w:sz w:val="20"/>
+              </w:rPr>
+              <w:t xml:space="default">3,670,849 (71.5%) (71.4%, 71.5%)</w:t>
+            </w:r>
+          </w:p>
+        </w:tc>
+        <w:tc>
+          <w:tcPr>
+            <w:tcBorders>
+              <w:top w:val="single" w:space="0" w:color="D3D3D3"/>
+              <w:bottom w:val="single" w:space="0" w:color="D3D3D3"/>
+              <w:start w:val="single" w:space="0" w:color="D3D3D3"/>
+              <w:end w:val="single" w:space="0" w:color="D3D3D3"/>
+            </w:tcBorders>
+          </w:tcPr>
+          <w:p>
+            <w:pPr>
+              <w:spacing w:before="0" w:after="60"/>
+              <w:keepNext/>
+              <w:jc w:val="center"/>
+            </w:pPr>
+            <w:r>
+              <w:rPr>
+                <w:rFonts w:ascii="Calibri" w:hAnsi="Calibri"/>
+                <w:sz w:val="20"/>
+              </w:rPr>
+              <w:t xml:space="default">201,234 (50.0%) (49.8%, 50.1%)</w:t>
+            </w:r>
+          </w:p>
+        </w:tc>
+        <w:tc>
+          <w:tcPr>
+            <w:tcBorders>
+              <w:top w:val="single" w:space="0" w:color="D3D3D3"/>
+              <w:bottom w:val="single" w:space="0" w:color="D3D3D3"/>
+              <w:start w:val="single" w:space="0" w:color="D3D3D3"/>
+              <w:end w:val="single" w:space="0" w:color="D3D3D3"/>
+            </w:tcBorders>
+          </w:tcPr>
+          <w:p>
+            <w:pPr>
+              <w:spacing w:before="0" w:after="60"/>
+              <w:keepNext/>
+              <w:jc w:val="center"/>
+            </w:pPr>
+            <w:r>
+              <w:rPr>
+                <w:rFonts w:ascii="Calibri" w:hAnsi="Calibri"/>
+                <w:sz w:val="20"/>
+              </w:rPr>
+              <w:t xml:space="default">197,159 (52.3%) (52.1%, 52.5%)</w:t>
+            </w:r>
+          </w:p>
+        </w:tc>
+        <w:tc>
+          <w:tcPr>
+            <w:tcBorders>
+              <w:top w:val="single" w:space="0" w:color="D3D3D3"/>
+              <w:bottom w:val="single" w:space="0" w:color="D3D3D3"/>
+              <w:start w:val="single" w:space="0" w:color="D3D3D3"/>
+              <w:end w:val="single" w:space="0" w:color="D3D3D3"/>
+            </w:tcBorders>
+          </w:tcPr>
+          <w:p>
+            <w:pPr>
+              <w:spacing w:before="0" w:after="60"/>
+              <w:keepNext/>
+              <w:jc w:val="center"/>
+            </w:pPr>
+            <w:r>
+              <w:rPr>
+                <w:rFonts w:ascii="Calibri" w:hAnsi="Calibri"/>
+                <w:sz w:val="20"/>
+              </w:rPr>
+              <w:t xml:space="default">398,393 (51.1%) (51.0%, 51.2%)</w:t>
             </w:r>
           </w:p>
         </w:tc>
@@ -1149,6 +1521,78 @@
             </w:r>
           </w:p>
         </w:tc>
+        <w:tc>
+          <w:tcPr>
+            <w:tcBorders>
+              <w:top w:val="single" w:space="0" w:color="D3D3D3"/>
+              <w:bottom w:val="single" w:space="0" w:color="D3D3D3"/>
+              <w:start w:val="single" w:space="0" w:color="D3D3D3"/>
+              <w:end w:val="single" w:space="0" w:color="D3D3D3"/>
+            </w:tcBorders>
+          </w:tcPr>
+          <w:p>
+            <w:pPr>
+              <w:spacing w:before="0" w:after="60"/>
+              <w:keepNext/>
+              <w:jc w:val="center"/>
+            </w:pPr>
+            <w:r>
+              <w:rPr>
+                <w:rFonts w:ascii="Calibri" w:hAnsi="Calibri"/>
+                <w:sz w:val="20"/>
+              </w:rPr>
+              <w:t xml:space="default"/>
+            </w:r>
+          </w:p>
+        </w:tc>
+        <w:tc>
+          <w:tcPr>
+            <w:tcBorders>
+              <w:top w:val="single" w:space="0" w:color="D3D3D3"/>
+              <w:bottom w:val="single" w:space="0" w:color="D3D3D3"/>
+              <w:start w:val="single" w:space="0" w:color="D3D3D3"/>
+              <w:end w:val="single" w:space="0" w:color="D3D3D3"/>
+            </w:tcBorders>
+          </w:tcPr>
+          <w:p>
+            <w:pPr>
+              <w:spacing w:before="0" w:after="60"/>
+              <w:keepNext/>
+              <w:jc w:val="center"/>
+            </w:pPr>
+            <w:r>
+              <w:rPr>
+                <w:rFonts w:ascii="Calibri" w:hAnsi="Calibri"/>
+                <w:sz w:val="20"/>
+              </w:rPr>
+              <w:t xml:space="default"/>
+            </w:r>
+          </w:p>
+        </w:tc>
+        <w:tc>
+          <w:tcPr>
+            <w:tcBorders>
+              <w:top w:val="single" w:space="0" w:color="D3D3D3"/>
+              <w:bottom w:val="single" w:space="0" w:color="D3D3D3"/>
+              <w:start w:val="single" w:space="0" w:color="D3D3D3"/>
+              <w:end w:val="single" w:space="0" w:color="D3D3D3"/>
+            </w:tcBorders>
+          </w:tcPr>
+          <w:p>
+            <w:pPr>
+              <w:spacing w:before="0" w:after="60"/>
+              <w:keepNext/>
+              <w:jc w:val="center"/>
+            </w:pPr>
+            <w:r>
+              <w:rPr>
+                <w:rFonts w:ascii="Calibri" w:hAnsi="Calibri"/>
+                <w:sz w:val="20"/>
+              </w:rPr>
+              <w:t xml:space="default"/>
+            </w:r>
+          </w:p>
+        </w:tc>
       </w:tr>
       <w:tr>
         <w:trPr>
@@ -1198,127 +1642,199 @@
                 <w:rFonts w:ascii="Calibri" w:hAnsi="Calibri"/>
                 <w:sz w:val="20"/>
               </w:rPr>
-              <w:t xml:space="default">142,914.0/154,933.0 (92.2%) (92.1%, 92.4%)</w:t>
-            </w:r>
-          </w:p>
-        </w:tc>
-        <w:tc>
-          <w:tcPr>
-            <w:tcBorders>
-              <w:top w:val="single" w:space="0" w:color="D3D3D3"/>
-              <w:bottom w:val="single" w:space="0" w:color="D3D3D3"/>
-              <w:start w:val="single" w:space="0" w:color="D3D3D3"/>
-              <w:end w:val="single" w:space="0" w:color="D3D3D3"/>
-            </w:tcBorders>
-          </w:tcPr>
-          <w:p>
-            <w:pPr>
-              <w:spacing w:before="0" w:after="60"/>
-              <w:keepNext/>
-              <w:jc w:val="center"/>
-            </w:pPr>
-            <w:r>
-              <w:rPr>
-                <w:rFonts w:ascii="Calibri" w:hAnsi="Calibri"/>
-                <w:sz w:val="20"/>
-              </w:rPr>
-              <w:t xml:space="default">110,612.0/120,184.0 (92.0%) (91.9%, 92.2%)</w:t>
-            </w:r>
-          </w:p>
-        </w:tc>
-        <w:tc>
-          <w:tcPr>
-            <w:tcBorders>
-              <w:top w:val="single" w:space="0" w:color="D3D3D3"/>
-              <w:bottom w:val="single" w:space="0" w:color="D3D3D3"/>
-              <w:start w:val="single" w:space="0" w:color="D3D3D3"/>
-              <w:end w:val="single" w:space="0" w:color="D3D3D3"/>
-            </w:tcBorders>
-          </w:tcPr>
-          <w:p>
-            <w:pPr>
-              <w:spacing w:before="0" w:after="60"/>
-              <w:keepNext/>
-              <w:jc w:val="center"/>
-            </w:pPr>
-            <w:r>
-              <w:rPr>
-                <w:rFonts w:ascii="Calibri" w:hAnsi="Calibri"/>
-                <w:sz w:val="20"/>
-              </w:rPr>
-              <w:t xml:space="default">2,148,762.0/2,795,705.0 (76.9%) (76.8%, 76.9%)</w:t>
-            </w:r>
-          </w:p>
-        </w:tc>
-        <w:tc>
-          <w:tcPr>
-            <w:tcBorders>
-              <w:top w:val="single" w:space="0" w:color="D3D3D3"/>
-              <w:bottom w:val="single" w:space="0" w:color="D3D3D3"/>
-              <w:start w:val="single" w:space="0" w:color="D3D3D3"/>
-              <w:end w:val="single" w:space="0" w:color="D3D3D3"/>
-            </w:tcBorders>
-          </w:tcPr>
-          <w:p>
-            <w:pPr>
-              <w:spacing w:before="0" w:after="60"/>
-              <w:keepNext/>
-              <w:jc w:val="center"/>
-            </w:pPr>
-            <w:r>
-              <w:rPr>
-                <w:rFonts w:ascii="Calibri" w:hAnsi="Calibri"/>
-                <w:sz w:val="20"/>
-              </w:rPr>
-              <w:t xml:space="default">1,830,984.0/2,334,361.0 (78.4%) (78.4%, 78.5%)</w:t>
-            </w:r>
-          </w:p>
-        </w:tc>
-        <w:tc>
-          <w:tcPr>
-            <w:tcBorders>
-              <w:top w:val="single" w:space="0" w:color="D3D3D3"/>
-              <w:bottom w:val="single" w:space="0" w:color="D3D3D3"/>
-              <w:start w:val="single" w:space="0" w:color="D3D3D3"/>
-              <w:end w:val="single" w:space="0" w:color="D3D3D3"/>
-            </w:tcBorders>
-          </w:tcPr>
-          <w:p>
-            <w:pPr>
-              <w:spacing w:before="0" w:after="60"/>
-              <w:keepNext/>
-              <w:jc w:val="center"/>
-            </w:pPr>
-            <w:r>
-              <w:rPr>
-                <w:rFonts w:ascii="Calibri" w:hAnsi="Calibri"/>
-                <w:sz w:val="20"/>
-              </w:rPr>
-              <w:t xml:space="default">369,636.0/402,249.0 (91.9%) (91.8%, 92.0%)</w:t>
-            </w:r>
-          </w:p>
-        </w:tc>
-        <w:tc>
-          <w:tcPr>
-            <w:tcBorders>
-              <w:top w:val="single" w:space="0" w:color="D3D3D3"/>
-              <w:bottom w:val="single" w:space="0" w:color="D3D3D3"/>
-              <w:start w:val="single" w:space="0" w:color="D3D3D3"/>
-              <w:end w:val="single" w:space="0" w:color="D3D3D3"/>
-            </w:tcBorders>
-          </w:tcPr>
-          <w:p>
-            <w:pPr>
-              <w:spacing w:before="0" w:after="60"/>
-              <w:keepNext/>
-              <w:jc w:val="center"/>
-            </w:pPr>
-            <w:r>
-              <w:rPr>
-                <w:rFonts w:ascii="Calibri" w:hAnsi="Calibri"/>
-                <w:sz w:val="20"/>
-              </w:rPr>
-              <w:t xml:space="default">350,851.0/376,261.0 (93.2%) (93.2%, 93.3%)</w:t>
+              <w:t xml:space="default">142,914 (92.2%) (92.1%, 92.4%)</w:t>
+            </w:r>
+          </w:p>
+        </w:tc>
+        <w:tc>
+          <w:tcPr>
+            <w:tcBorders>
+              <w:top w:val="single" w:space="0" w:color="D3D3D3"/>
+              <w:bottom w:val="single" w:space="0" w:color="D3D3D3"/>
+              <w:start w:val="single" w:space="0" w:color="D3D3D3"/>
+              <w:end w:val="single" w:space="0" w:color="D3D3D3"/>
+            </w:tcBorders>
+          </w:tcPr>
+          <w:p>
+            <w:pPr>
+              <w:spacing w:before="0" w:after="60"/>
+              <w:keepNext/>
+              <w:jc w:val="center"/>
+            </w:pPr>
+            <w:r>
+              <w:rPr>
+                <w:rFonts w:ascii="Calibri" w:hAnsi="Calibri"/>
+                <w:sz w:val="20"/>
+              </w:rPr>
+              <w:t xml:space="default">110,612 (92.0%) (91.9%, 92.2%)</w:t>
+            </w:r>
+          </w:p>
+        </w:tc>
+        <w:tc>
+          <w:tcPr>
+            <w:tcBorders>
+              <w:top w:val="single" w:space="0" w:color="D3D3D3"/>
+              <w:bottom w:val="single" w:space="0" w:color="D3D3D3"/>
+              <w:start w:val="single" w:space="0" w:color="D3D3D3"/>
+              <w:end w:val="single" w:space="0" w:color="D3D3D3"/>
+            </w:tcBorders>
+          </w:tcPr>
+          <w:p>
+            <w:pPr>
+              <w:spacing w:before="0" w:after="60"/>
+              <w:keepNext/>
+              <w:jc w:val="center"/>
+            </w:pPr>
+            <w:r>
+              <w:rPr>
+                <w:rFonts w:ascii="Calibri" w:hAnsi="Calibri"/>
+                <w:sz w:val="20"/>
+              </w:rPr>
+              <w:t xml:space="default">253,526 (92.2%) (92.1%, 92.3%)</w:t>
+            </w:r>
+          </w:p>
+        </w:tc>
+        <w:tc>
+          <w:tcPr>
+            <w:tcBorders>
+              <w:top w:val="single" w:space="0" w:color="D3D3D3"/>
+              <w:bottom w:val="single" w:space="0" w:color="D3D3D3"/>
+              <w:start w:val="single" w:space="0" w:color="D3D3D3"/>
+              <w:end w:val="single" w:space="0" w:color="D3D3D3"/>
+            </w:tcBorders>
+          </w:tcPr>
+          <w:p>
+            <w:pPr>
+              <w:spacing w:before="0" w:after="60"/>
+              <w:keepNext/>
+              <w:jc w:val="center"/>
+            </w:pPr>
+            <w:r>
+              <w:rPr>
+                <w:rFonts w:ascii="Calibri" w:hAnsi="Calibri"/>
+                <w:sz w:val="20"/>
+              </w:rPr>
+              <w:t xml:space="default">2,148,762 (76.9%) (76.8%, 76.9%)</w:t>
+            </w:r>
+          </w:p>
+        </w:tc>
+        <w:tc>
+          <w:tcPr>
+            <w:tcBorders>
+              <w:top w:val="single" w:space="0" w:color="D3D3D3"/>
+              <w:bottom w:val="single" w:space="0" w:color="D3D3D3"/>
+              <w:start w:val="single" w:space="0" w:color="D3D3D3"/>
+              <w:end w:val="single" w:space="0" w:color="D3D3D3"/>
+            </w:tcBorders>
+          </w:tcPr>
+          <w:p>
+            <w:pPr>
+              <w:spacing w:before="0" w:after="60"/>
+              <w:keepNext/>
+              <w:jc w:val="center"/>
+            </w:pPr>
+            <w:r>
+              <w:rPr>
+                <w:rFonts w:ascii="Calibri" w:hAnsi="Calibri"/>
+                <w:sz w:val="20"/>
+              </w:rPr>
+              <w:t xml:space="default">1,830,984 (78.4%) (78.4%, 78.5%)</w:t>
+            </w:r>
+          </w:p>
+        </w:tc>
+        <w:tc>
+          <w:tcPr>
+            <w:tcBorders>
+              <w:top w:val="single" w:space="0" w:color="D3D3D3"/>
+              <w:bottom w:val="single" w:space="0" w:color="D3D3D3"/>
+              <w:start w:val="single" w:space="0" w:color="D3D3D3"/>
+              <w:end w:val="single" w:space="0" w:color="D3D3D3"/>
+            </w:tcBorders>
+          </w:tcPr>
+          <w:p>
+            <w:pPr>
+              <w:spacing w:before="0" w:after="60"/>
+              <w:keepNext/>
+              <w:jc w:val="center"/>
+            </w:pPr>
+            <w:r>
+              <w:rPr>
+                <w:rFonts w:ascii="Calibri" w:hAnsi="Calibri"/>
+                <w:sz w:val="20"/>
+              </w:rPr>
+              <w:t xml:space="default">3,979,746 (77.6%) (77.5%, 77.6%)</w:t>
+            </w:r>
+          </w:p>
+        </w:tc>
+        <w:tc>
+          <w:tcPr>
+            <w:tcBorders>
+              <w:top w:val="single" w:space="0" w:color="D3D3D3"/>
+              <w:bottom w:val="single" w:space="0" w:color="D3D3D3"/>
+              <w:start w:val="single" w:space="0" w:color="D3D3D3"/>
+              <w:end w:val="single" w:space="0" w:color="D3D3D3"/>
+            </w:tcBorders>
+          </w:tcPr>
+          <w:p>
+            <w:pPr>
+              <w:spacing w:before="0" w:after="60"/>
+              <w:keepNext/>
+              <w:jc w:val="center"/>
+            </w:pPr>
+            <w:r>
+              <w:rPr>
+                <w:rFonts w:ascii="Calibri" w:hAnsi="Calibri"/>
+                <w:sz w:val="20"/>
+              </w:rPr>
+              <w:t xml:space="default">369,636 (91.9%) (91.8%, 92.0%)</w:t>
+            </w:r>
+          </w:p>
+        </w:tc>
+        <w:tc>
+          <w:tcPr>
+            <w:tcBorders>
+              <w:top w:val="single" w:space="0" w:color="D3D3D3"/>
+              <w:bottom w:val="single" w:space="0" w:color="D3D3D3"/>
+              <w:start w:val="single" w:space="0" w:color="D3D3D3"/>
+              <w:end w:val="single" w:space="0" w:color="D3D3D3"/>
+            </w:tcBorders>
+          </w:tcPr>
+          <w:p>
+            <w:pPr>
+              <w:spacing w:before="0" w:after="60"/>
+              <w:keepNext/>
+              <w:jc w:val="center"/>
+            </w:pPr>
+            <w:r>
+              <w:rPr>
+                <w:rFonts w:ascii="Calibri" w:hAnsi="Calibri"/>
+                <w:sz w:val="20"/>
+              </w:rPr>
+              <w:t xml:space="default">350,851 (93.2%) (93.2%, 93.3%)</w:t>
+            </w:r>
+          </w:p>
+        </w:tc>
+        <w:tc>
+          <w:tcPr>
+            <w:tcBorders>
+              <w:top w:val="single" w:space="0" w:color="D3D3D3"/>
+              <w:bottom w:val="single" w:space="0" w:color="D3D3D3"/>
+              <w:start w:val="single" w:space="0" w:color="D3D3D3"/>
+              <w:end w:val="single" w:space="0" w:color="D3D3D3"/>
+            </w:tcBorders>
+          </w:tcPr>
+          <w:p>
+            <w:pPr>
+              <w:spacing w:before="0" w:after="60"/>
+              <w:keepNext/>
+              <w:jc w:val="center"/>
+            </w:pPr>
+            <w:r>
+              <w:rPr>
+                <w:rFonts w:ascii="Calibri" w:hAnsi="Calibri"/>
+                <w:sz w:val="20"/>
+              </w:rPr>
+              <w:t xml:space="default">720,487 (92.5%) (92.5%, 92.6%)</w:t>
             </w:r>
           </w:p>
         </w:tc>
@@ -1371,127 +1887,199 @@
                 <w:rFonts w:ascii="Calibri" w:hAnsi="Calibri"/>
                 <w:sz w:val="20"/>
               </w:rPr>
-              <w:t xml:space="default">7,784.0/154,933.0 (5.0%) (4.92%, 5.13%)</w:t>
-            </w:r>
-          </w:p>
-        </w:tc>
-        <w:tc>
-          <w:tcPr>
-            <w:tcBorders>
-              <w:top w:val="single" w:space="0" w:color="D3D3D3"/>
-              <w:bottom w:val="single" w:space="0" w:color="D3D3D3"/>
-              <w:start w:val="single" w:space="0" w:color="D3D3D3"/>
-              <w:end w:val="single" w:space="0" w:color="D3D3D3"/>
-            </w:tcBorders>
-          </w:tcPr>
-          <w:p>
-            <w:pPr>
-              <w:spacing w:before="0" w:after="60"/>
-              <w:keepNext/>
-              <w:jc w:val="center"/>
-            </w:pPr>
-            <w:r>
-              <w:rPr>
-                <w:rFonts w:ascii="Calibri" w:hAnsi="Calibri"/>
-                <w:sz w:val="20"/>
-              </w:rPr>
-              <w:t xml:space="default">6,347.0/120,184.0 (5.3%) (5.16%, 5.41%)</w:t>
-            </w:r>
-          </w:p>
-        </w:tc>
-        <w:tc>
-          <w:tcPr>
-            <w:tcBorders>
-              <w:top w:val="single" w:space="0" w:color="D3D3D3"/>
-              <w:bottom w:val="single" w:space="0" w:color="D3D3D3"/>
-              <w:start w:val="single" w:space="0" w:color="D3D3D3"/>
-              <w:end w:val="single" w:space="0" w:color="D3D3D3"/>
-            </w:tcBorders>
-          </w:tcPr>
-          <w:p>
-            <w:pPr>
-              <w:spacing w:before="0" w:after="60"/>
-              <w:keepNext/>
-              <w:jc w:val="center"/>
-            </w:pPr>
-            <w:r>
-              <w:rPr>
-                <w:rFonts w:ascii="Calibri" w:hAnsi="Calibri"/>
-                <w:sz w:val="20"/>
-              </w:rPr>
-              <w:t xml:space="default">334,800.0/2,795,705.0 (12.0%) (11.9%, 12.0%)</w:t>
-            </w:r>
-          </w:p>
-        </w:tc>
-        <w:tc>
-          <w:tcPr>
-            <w:tcBorders>
-              <w:top w:val="single" w:space="0" w:color="D3D3D3"/>
-              <w:bottom w:val="single" w:space="0" w:color="D3D3D3"/>
-              <w:start w:val="single" w:space="0" w:color="D3D3D3"/>
-              <w:end w:val="single" w:space="0" w:color="D3D3D3"/>
-            </w:tcBorders>
-          </w:tcPr>
-          <w:p>
-            <w:pPr>
-              <w:spacing w:before="0" w:after="60"/>
-              <w:keepNext/>
-              <w:jc w:val="center"/>
-            </w:pPr>
-            <w:r>
-              <w:rPr>
-                <w:rFonts w:ascii="Calibri" w:hAnsi="Calibri"/>
-                <w:sz w:val="20"/>
-              </w:rPr>
-              <w:t xml:space="default">265,987.0/2,334,361.0 (11.4%) (11.4%, 11.4%)</w:t>
-            </w:r>
-          </w:p>
-        </w:tc>
-        <w:tc>
-          <w:tcPr>
-            <w:tcBorders>
-              <w:top w:val="single" w:space="0" w:color="D3D3D3"/>
-              <w:bottom w:val="single" w:space="0" w:color="D3D3D3"/>
-              <w:start w:val="single" w:space="0" w:color="D3D3D3"/>
-              <w:end w:val="single" w:space="0" w:color="D3D3D3"/>
-            </w:tcBorders>
-          </w:tcPr>
-          <w:p>
-            <w:pPr>
-              <w:spacing w:before="0" w:after="60"/>
-              <w:keepNext/>
-              <w:jc w:val="center"/>
-            </w:pPr>
-            <w:r>
-              <w:rPr>
-                <w:rFonts w:ascii="Calibri" w:hAnsi="Calibri"/>
-                <w:sz w:val="20"/>
-              </w:rPr>
-              <w:t xml:space="default">20,105.0/402,249.0 (5.0%) (4.93%, 5.07%)</w:t>
-            </w:r>
-          </w:p>
-        </w:tc>
-        <w:tc>
-          <w:tcPr>
-            <w:tcBorders>
-              <w:top w:val="single" w:space="0" w:color="D3D3D3"/>
-              <w:bottom w:val="single" w:space="0" w:color="D3D3D3"/>
-              <w:start w:val="single" w:space="0" w:color="D3D3D3"/>
-              <w:end w:val="single" w:space="0" w:color="D3D3D3"/>
-            </w:tcBorders>
-          </w:tcPr>
-          <w:p>
-            <w:pPr>
-              <w:spacing w:before="0" w:after="60"/>
-              <w:keepNext/>
-              <w:jc w:val="center"/>
-            </w:pPr>
-            <w:r>
-              <w:rPr>
-                <w:rFonts w:ascii="Calibri" w:hAnsi="Calibri"/>
-                <w:sz w:val="20"/>
-              </w:rPr>
-              <w:t xml:space="default">16,447.0/376,261.0 (4.4%) (4.31%, 4.44%)</w:t>
+              <w:t xml:space="default">7,784 (5.0%) (4.92%, 5.13%)</w:t>
+            </w:r>
+          </w:p>
+        </w:tc>
+        <w:tc>
+          <w:tcPr>
+            <w:tcBorders>
+              <w:top w:val="single" w:space="0" w:color="D3D3D3"/>
+              <w:bottom w:val="single" w:space="0" w:color="D3D3D3"/>
+              <w:start w:val="single" w:space="0" w:color="D3D3D3"/>
+              <w:end w:val="single" w:space="0" w:color="D3D3D3"/>
+            </w:tcBorders>
+          </w:tcPr>
+          <w:p>
+            <w:pPr>
+              <w:spacing w:before="0" w:after="60"/>
+              <w:keepNext/>
+              <w:jc w:val="center"/>
+            </w:pPr>
+            <w:r>
+              <w:rPr>
+                <w:rFonts w:ascii="Calibri" w:hAnsi="Calibri"/>
+                <w:sz w:val="20"/>
+              </w:rPr>
+              <w:t xml:space="default">6,347 (5.3%) (5.16%, 5.41%)</w:t>
+            </w:r>
+          </w:p>
+        </w:tc>
+        <w:tc>
+          <w:tcPr>
+            <w:tcBorders>
+              <w:top w:val="single" w:space="0" w:color="D3D3D3"/>
+              <w:bottom w:val="single" w:space="0" w:color="D3D3D3"/>
+              <w:start w:val="single" w:space="0" w:color="D3D3D3"/>
+              <w:end w:val="single" w:space="0" w:color="D3D3D3"/>
+            </w:tcBorders>
+          </w:tcPr>
+          <w:p>
+            <w:pPr>
+              <w:spacing w:before="0" w:after="60"/>
+              <w:keepNext/>
+              <w:jc w:val="center"/>
+            </w:pPr>
+            <w:r>
+              <w:rPr>
+                <w:rFonts w:ascii="Calibri" w:hAnsi="Calibri"/>
+                <w:sz w:val="20"/>
+              </w:rPr>
+              <w:t xml:space="default">14,131 (5.1%) (5.05%, 5.22%)</w:t>
+            </w:r>
+          </w:p>
+        </w:tc>
+        <w:tc>
+          <w:tcPr>
+            <w:tcBorders>
+              <w:top w:val="single" w:space="0" w:color="D3D3D3"/>
+              <w:bottom w:val="single" w:space="0" w:color="D3D3D3"/>
+              <w:start w:val="single" w:space="0" w:color="D3D3D3"/>
+              <w:end w:val="single" w:space="0" w:color="D3D3D3"/>
+            </w:tcBorders>
+          </w:tcPr>
+          <w:p>
+            <w:pPr>
+              <w:spacing w:before="0" w:after="60"/>
+              <w:keepNext/>
+              <w:jc w:val="center"/>
+            </w:pPr>
+            <w:r>
+              <w:rPr>
+                <w:rFonts w:ascii="Calibri" w:hAnsi="Calibri"/>
+                <w:sz w:val="20"/>
+              </w:rPr>
+              <w:t xml:space="default">334,800 (12.0%) (11.9%, 12.0%)</w:t>
+            </w:r>
+          </w:p>
+        </w:tc>
+        <w:tc>
+          <w:tcPr>
+            <w:tcBorders>
+              <w:top w:val="single" w:space="0" w:color="D3D3D3"/>
+              <w:bottom w:val="single" w:space="0" w:color="D3D3D3"/>
+              <w:start w:val="single" w:space="0" w:color="D3D3D3"/>
+              <w:end w:val="single" w:space="0" w:color="D3D3D3"/>
+            </w:tcBorders>
+          </w:tcPr>
+          <w:p>
+            <w:pPr>
+              <w:spacing w:before="0" w:after="60"/>
+              <w:keepNext/>
+              <w:jc w:val="center"/>
+            </w:pPr>
+            <w:r>
+              <w:rPr>
+                <w:rFonts w:ascii="Calibri" w:hAnsi="Calibri"/>
+                <w:sz w:val="20"/>
+              </w:rPr>
+              <w:t xml:space="default">265,987 (11.4%) (11.4%, 11.4%)</w:t>
+            </w:r>
+          </w:p>
+        </w:tc>
+        <w:tc>
+          <w:tcPr>
+            <w:tcBorders>
+              <w:top w:val="single" w:space="0" w:color="D3D3D3"/>
+              <w:bottom w:val="single" w:space="0" w:color="D3D3D3"/>
+              <w:start w:val="single" w:space="0" w:color="D3D3D3"/>
+              <w:end w:val="single" w:space="0" w:color="D3D3D3"/>
+            </w:tcBorders>
+          </w:tcPr>
+          <w:p>
+            <w:pPr>
+              <w:spacing w:before="0" w:after="60"/>
+              <w:keepNext/>
+              <w:jc w:val="center"/>
+            </w:pPr>
+            <w:r>
+              <w:rPr>
+                <w:rFonts w:ascii="Calibri" w:hAnsi="Calibri"/>
+                <w:sz w:val="20"/>
+              </w:rPr>
+              <w:t xml:space="default">600,787 (11.7%) (11.7%, 11.7%)</w:t>
+            </w:r>
+          </w:p>
+        </w:tc>
+        <w:tc>
+          <w:tcPr>
+            <w:tcBorders>
+              <w:top w:val="single" w:space="0" w:color="D3D3D3"/>
+              <w:bottom w:val="single" w:space="0" w:color="D3D3D3"/>
+              <w:start w:val="single" w:space="0" w:color="D3D3D3"/>
+              <w:end w:val="single" w:space="0" w:color="D3D3D3"/>
+            </w:tcBorders>
+          </w:tcPr>
+          <w:p>
+            <w:pPr>
+              <w:spacing w:before="0" w:after="60"/>
+              <w:keepNext/>
+              <w:jc w:val="center"/>
+            </w:pPr>
+            <w:r>
+              <w:rPr>
+                <w:rFonts w:ascii="Calibri" w:hAnsi="Calibri"/>
+                <w:sz w:val="20"/>
+              </w:rPr>
+              <w:t xml:space="default">20,105 (5.0%) (4.93%, 5.07%)</w:t>
+            </w:r>
+          </w:p>
+        </w:tc>
+        <w:tc>
+          <w:tcPr>
+            <w:tcBorders>
+              <w:top w:val="single" w:space="0" w:color="D3D3D3"/>
+              <w:bottom w:val="single" w:space="0" w:color="D3D3D3"/>
+              <w:start w:val="single" w:space="0" w:color="D3D3D3"/>
+              <w:end w:val="single" w:space="0" w:color="D3D3D3"/>
+            </w:tcBorders>
+          </w:tcPr>
+          <w:p>
+            <w:pPr>
+              <w:spacing w:before="0" w:after="60"/>
+              <w:keepNext/>
+              <w:jc w:val="center"/>
+            </w:pPr>
+            <w:r>
+              <w:rPr>
+                <w:rFonts w:ascii="Calibri" w:hAnsi="Calibri"/>
+                <w:sz w:val="20"/>
+              </w:rPr>
+              <w:t xml:space="default">16,447 (4.4%) (4.31%, 4.44%)</w:t>
+            </w:r>
+          </w:p>
+        </w:tc>
+        <w:tc>
+          <w:tcPr>
+            <w:tcBorders>
+              <w:top w:val="single" w:space="0" w:color="D3D3D3"/>
+              <w:bottom w:val="single" w:space="0" w:color="D3D3D3"/>
+              <w:start w:val="single" w:space="0" w:color="D3D3D3"/>
+              <w:end w:val="single" w:space="0" w:color="D3D3D3"/>
+            </w:tcBorders>
+          </w:tcPr>
+          <w:p>
+            <w:pPr>
+              <w:spacing w:before="0" w:after="60"/>
+              <w:keepNext/>
+              <w:jc w:val="center"/>
+            </w:pPr>
+            <w:r>
+              <w:rPr>
+                <w:rFonts w:ascii="Calibri" w:hAnsi="Calibri"/>
+                <w:sz w:val="20"/>
+              </w:rPr>
+              <w:t xml:space="default">36,552 (4.7%) (4.65%, 4.74%)</w:t>
             </w:r>
           </w:p>
         </w:tc>
@@ -1544,127 +2132,199 @@
                 <w:rFonts w:ascii="Calibri" w:hAnsi="Calibri"/>
                 <w:sz w:val="20"/>
               </w:rPr>
-              <w:t xml:space="default">2,987.0/154,933.0 (1.9%) (1.86%, 2.00%)</w:t>
-            </w:r>
-          </w:p>
-        </w:tc>
-        <w:tc>
-          <w:tcPr>
-            <w:tcBorders>
-              <w:top w:val="single" w:space="0" w:color="D3D3D3"/>
-              <w:bottom w:val="single" w:space="0" w:color="D3D3D3"/>
-              <w:start w:val="single" w:space="0" w:color="D3D3D3"/>
-              <w:end w:val="single" w:space="0" w:color="D3D3D3"/>
-            </w:tcBorders>
-          </w:tcPr>
-          <w:p>
-            <w:pPr>
-              <w:spacing w:before="0" w:after="60"/>
-              <w:keepNext/>
-              <w:jc w:val="center"/>
-            </w:pPr>
-            <w:r>
-              <w:rPr>
-                <w:rFonts w:ascii="Calibri" w:hAnsi="Calibri"/>
-                <w:sz w:val="20"/>
-              </w:rPr>
-              <w:t xml:space="default">2,303.0/120,184.0 (1.9%) (1.84%, 2.00%)</w:t>
-            </w:r>
-          </w:p>
-        </w:tc>
-        <w:tc>
-          <w:tcPr>
-            <w:tcBorders>
-              <w:top w:val="single" w:space="0" w:color="D3D3D3"/>
-              <w:bottom w:val="single" w:space="0" w:color="D3D3D3"/>
-              <w:start w:val="single" w:space="0" w:color="D3D3D3"/>
-              <w:end w:val="single" w:space="0" w:color="D3D3D3"/>
-            </w:tcBorders>
-          </w:tcPr>
-          <w:p>
-            <w:pPr>
-              <w:spacing w:before="0" w:after="60"/>
-              <w:keepNext/>
-              <w:jc w:val="center"/>
-            </w:pPr>
-            <w:r>
-              <w:rPr>
-                <w:rFonts w:ascii="Calibri" w:hAnsi="Calibri"/>
-                <w:sz w:val="20"/>
-              </w:rPr>
-              <w:t xml:space="default">169,606.0/2,795,705.0 (6.1%) (6.04%, 6.09%)</w:t>
-            </w:r>
-          </w:p>
-        </w:tc>
-        <w:tc>
-          <w:tcPr>
-            <w:tcBorders>
-              <w:top w:val="single" w:space="0" w:color="D3D3D3"/>
-              <w:bottom w:val="single" w:space="0" w:color="D3D3D3"/>
-              <w:start w:val="single" w:space="0" w:color="D3D3D3"/>
-              <w:end w:val="single" w:space="0" w:color="D3D3D3"/>
-            </w:tcBorders>
-          </w:tcPr>
-          <w:p>
-            <w:pPr>
-              <w:spacing w:before="0" w:after="60"/>
-              <w:keepNext/>
-              <w:jc w:val="center"/>
-            </w:pPr>
-            <w:r>
-              <w:rPr>
-                <w:rFonts w:ascii="Calibri" w:hAnsi="Calibri"/>
-                <w:sz w:val="20"/>
-              </w:rPr>
-              <w:t xml:space="default">130,067.0/2,334,361.0 (5.6%) (5.54%, 5.60%)</w:t>
-            </w:r>
-          </w:p>
-        </w:tc>
-        <w:tc>
-          <w:tcPr>
-            <w:tcBorders>
-              <w:top w:val="single" w:space="0" w:color="D3D3D3"/>
-              <w:bottom w:val="single" w:space="0" w:color="D3D3D3"/>
-              <w:start w:val="single" w:space="0" w:color="D3D3D3"/>
-              <w:end w:val="single" w:space="0" w:color="D3D3D3"/>
-            </w:tcBorders>
-          </w:tcPr>
-          <w:p>
-            <w:pPr>
-              <w:spacing w:before="0" w:after="60"/>
-              <w:keepNext/>
-              <w:jc w:val="center"/>
-            </w:pPr>
-            <w:r>
-              <w:rPr>
-                <w:rFonts w:ascii="Calibri" w:hAnsi="Calibri"/>
-                <w:sz w:val="20"/>
-              </w:rPr>
-              <w:t xml:space="default">7,104.0/402,249.0 (1.8%) (1.73%, 1.81%)</w:t>
-            </w:r>
-          </w:p>
-        </w:tc>
-        <w:tc>
-          <w:tcPr>
-            <w:tcBorders>
-              <w:top w:val="single" w:space="0" w:color="D3D3D3"/>
-              <w:bottom w:val="single" w:space="0" w:color="D3D3D3"/>
-              <w:start w:val="single" w:space="0" w:color="D3D3D3"/>
-              <w:end w:val="single" w:space="0" w:color="D3D3D3"/>
-            </w:tcBorders>
-          </w:tcPr>
-          <w:p>
-            <w:pPr>
-              <w:spacing w:before="0" w:after="60"/>
-              <w:keepNext/>
-              <w:jc w:val="center"/>
-            </w:pPr>
-            <w:r>
-              <w:rPr>
-                <w:rFonts w:ascii="Calibri" w:hAnsi="Calibri"/>
-                <w:sz w:val="20"/>
-              </w:rPr>
-              <w:t xml:space="default">5,402.0/376,261.0 (1.4%) (1.40%, 1.47%)</w:t>
+              <w:t xml:space="default">2,987 (1.9%) (1.86%, 2.00%)</w:t>
+            </w:r>
+          </w:p>
+        </w:tc>
+        <w:tc>
+          <w:tcPr>
+            <w:tcBorders>
+              <w:top w:val="single" w:space="0" w:color="D3D3D3"/>
+              <w:bottom w:val="single" w:space="0" w:color="D3D3D3"/>
+              <w:start w:val="single" w:space="0" w:color="D3D3D3"/>
+              <w:end w:val="single" w:space="0" w:color="D3D3D3"/>
+            </w:tcBorders>
+          </w:tcPr>
+          <w:p>
+            <w:pPr>
+              <w:spacing w:before="0" w:after="60"/>
+              <w:keepNext/>
+              <w:jc w:val="center"/>
+            </w:pPr>
+            <w:r>
+              <w:rPr>
+                <w:rFonts w:ascii="Calibri" w:hAnsi="Calibri"/>
+                <w:sz w:val="20"/>
+              </w:rPr>
+              <w:t xml:space="default">2,303 (1.9%) (1.84%, 2.00%)</w:t>
+            </w:r>
+          </w:p>
+        </w:tc>
+        <w:tc>
+          <w:tcPr>
+            <w:tcBorders>
+              <w:top w:val="single" w:space="0" w:color="D3D3D3"/>
+              <w:bottom w:val="single" w:space="0" w:color="D3D3D3"/>
+              <w:start w:val="single" w:space="0" w:color="D3D3D3"/>
+              <w:end w:val="single" w:space="0" w:color="D3D3D3"/>
+            </w:tcBorders>
+          </w:tcPr>
+          <w:p>
+            <w:pPr>
+              <w:spacing w:before="0" w:after="60"/>
+              <w:keepNext/>
+              <w:jc w:val="center"/>
+            </w:pPr>
+            <w:r>
+              <w:rPr>
+                <w:rFonts w:ascii="Calibri" w:hAnsi="Calibri"/>
+                <w:sz w:val="20"/>
+              </w:rPr>
+              <w:t xml:space="default">5,290 (1.9%) (1.87%, 1.97%)</w:t>
+            </w:r>
+          </w:p>
+        </w:tc>
+        <w:tc>
+          <w:tcPr>
+            <w:tcBorders>
+              <w:top w:val="single" w:space="0" w:color="D3D3D3"/>
+              <w:bottom w:val="single" w:space="0" w:color="D3D3D3"/>
+              <w:start w:val="single" w:space="0" w:color="D3D3D3"/>
+              <w:end w:val="single" w:space="0" w:color="D3D3D3"/>
+            </w:tcBorders>
+          </w:tcPr>
+          <w:p>
+            <w:pPr>
+              <w:spacing w:before="0" w:after="60"/>
+              <w:keepNext/>
+              <w:jc w:val="center"/>
+            </w:pPr>
+            <w:r>
+              <w:rPr>
+                <w:rFonts w:ascii="Calibri" w:hAnsi="Calibri"/>
+                <w:sz w:val="20"/>
+              </w:rPr>
+              <w:t xml:space="default">169,606 (6.1%) (6.04%, 6.09%)</w:t>
+            </w:r>
+          </w:p>
+        </w:tc>
+        <w:tc>
+          <w:tcPr>
+            <w:tcBorders>
+              <w:top w:val="single" w:space="0" w:color="D3D3D3"/>
+              <w:bottom w:val="single" w:space="0" w:color="D3D3D3"/>
+              <w:start w:val="single" w:space="0" w:color="D3D3D3"/>
+              <w:end w:val="single" w:space="0" w:color="D3D3D3"/>
+            </w:tcBorders>
+          </w:tcPr>
+          <w:p>
+            <w:pPr>
+              <w:spacing w:before="0" w:after="60"/>
+              <w:keepNext/>
+              <w:jc w:val="center"/>
+            </w:pPr>
+            <w:r>
+              <w:rPr>
+                <w:rFonts w:ascii="Calibri" w:hAnsi="Calibri"/>
+                <w:sz w:val="20"/>
+              </w:rPr>
+              <w:t xml:space="default">130,067 (5.6%) (5.54%, 5.60%)</w:t>
+            </w:r>
+          </w:p>
+        </w:tc>
+        <w:tc>
+          <w:tcPr>
+            <w:tcBorders>
+              <w:top w:val="single" w:space="0" w:color="D3D3D3"/>
+              <w:bottom w:val="single" w:space="0" w:color="D3D3D3"/>
+              <w:start w:val="single" w:space="0" w:color="D3D3D3"/>
+              <w:end w:val="single" w:space="0" w:color="D3D3D3"/>
+            </w:tcBorders>
+          </w:tcPr>
+          <w:p>
+            <w:pPr>
+              <w:spacing w:before="0" w:after="60"/>
+              <w:keepNext/>
+              <w:jc w:val="center"/>
+            </w:pPr>
+            <w:r>
+              <w:rPr>
+                <w:rFonts w:ascii="Calibri" w:hAnsi="Calibri"/>
+                <w:sz w:val="20"/>
+              </w:rPr>
+              <w:t xml:space="default">299,673 (5.8%) (5.82%, 5.86%)</w:t>
+            </w:r>
+          </w:p>
+        </w:tc>
+        <w:tc>
+          <w:tcPr>
+            <w:tcBorders>
+              <w:top w:val="single" w:space="0" w:color="D3D3D3"/>
+              <w:bottom w:val="single" w:space="0" w:color="D3D3D3"/>
+              <w:start w:val="single" w:space="0" w:color="D3D3D3"/>
+              <w:end w:val="single" w:space="0" w:color="D3D3D3"/>
+            </w:tcBorders>
+          </w:tcPr>
+          <w:p>
+            <w:pPr>
+              <w:spacing w:before="0" w:after="60"/>
+              <w:keepNext/>
+              <w:jc w:val="center"/>
+            </w:pPr>
+            <w:r>
+              <w:rPr>
+                <w:rFonts w:ascii="Calibri" w:hAnsi="Calibri"/>
+                <w:sz w:val="20"/>
+              </w:rPr>
+              <w:t xml:space="default">7,104 (1.8%) (1.73%, 1.81%)</w:t>
+            </w:r>
+          </w:p>
+        </w:tc>
+        <w:tc>
+          <w:tcPr>
+            <w:tcBorders>
+              <w:top w:val="single" w:space="0" w:color="D3D3D3"/>
+              <w:bottom w:val="single" w:space="0" w:color="D3D3D3"/>
+              <w:start w:val="single" w:space="0" w:color="D3D3D3"/>
+              <w:end w:val="single" w:space="0" w:color="D3D3D3"/>
+            </w:tcBorders>
+          </w:tcPr>
+          <w:p>
+            <w:pPr>
+              <w:spacing w:before="0" w:after="60"/>
+              <w:keepNext/>
+              <w:jc w:val="center"/>
+            </w:pPr>
+            <w:r>
+              <w:rPr>
+                <w:rFonts w:ascii="Calibri" w:hAnsi="Calibri"/>
+                <w:sz w:val="20"/>
+              </w:rPr>
+              <w:t xml:space="default">5,402 (1.4%) (1.40%, 1.47%)</w:t>
+            </w:r>
+          </w:p>
+        </w:tc>
+        <w:tc>
+          <w:tcPr>
+            <w:tcBorders>
+              <w:top w:val="single" w:space="0" w:color="D3D3D3"/>
+              <w:bottom w:val="single" w:space="0" w:color="D3D3D3"/>
+              <w:start w:val="single" w:space="0" w:color="D3D3D3"/>
+              <w:end w:val="single" w:space="0" w:color="D3D3D3"/>
+            </w:tcBorders>
+          </w:tcPr>
+          <w:p>
+            <w:pPr>
+              <w:spacing w:before="0" w:after="60"/>
+              <w:keepNext/>
+              <w:jc w:val="center"/>
+            </w:pPr>
+            <w:r>
+              <w:rPr>
+                <w:rFonts w:ascii="Calibri" w:hAnsi="Calibri"/>
+                <w:sz w:val="20"/>
+              </w:rPr>
+              <w:t xml:space="default">12,506 (1.6%) (1.58%, 1.63%)</w:t>
             </w:r>
           </w:p>
         </w:tc>
@@ -1717,127 +2377,199 @@
                 <w:rFonts w:ascii="Calibri" w:hAnsi="Calibri"/>
                 <w:sz w:val="20"/>
               </w:rPr>
-              <w:t xml:space="default">1,248.0/154,933.0 (0.8%) (0.762%, 0.852%)</w:t>
-            </w:r>
-          </w:p>
-        </w:tc>
-        <w:tc>
-          <w:tcPr>
-            <w:tcBorders>
-              <w:top w:val="single" w:space="0" w:color="D3D3D3"/>
-              <w:bottom w:val="single" w:space="0" w:color="D3D3D3"/>
-              <w:start w:val="single" w:space="0" w:color="D3D3D3"/>
-              <w:end w:val="single" w:space="0" w:color="D3D3D3"/>
-            </w:tcBorders>
-          </w:tcPr>
-          <w:p>
-            <w:pPr>
-              <w:spacing w:before="0" w:after="60"/>
-              <w:keepNext/>
-              <w:jc w:val="center"/>
-            </w:pPr>
-            <w:r>
-              <w:rPr>
-                <w:rFonts w:ascii="Calibri" w:hAnsi="Calibri"/>
-                <w:sz w:val="20"/>
-              </w:rPr>
-              <w:t xml:space="default">922.0/120,184.0 (0.8%) (0.719%, 0.819%)</w:t>
-            </w:r>
-          </w:p>
-        </w:tc>
-        <w:tc>
-          <w:tcPr>
-            <w:tcBorders>
-              <w:top w:val="single" w:space="0" w:color="D3D3D3"/>
-              <w:bottom w:val="single" w:space="0" w:color="D3D3D3"/>
-              <w:start w:val="single" w:space="0" w:color="D3D3D3"/>
-              <w:end w:val="single" w:space="0" w:color="D3D3D3"/>
-            </w:tcBorders>
-          </w:tcPr>
-          <w:p>
-            <w:pPr>
-              <w:spacing w:before="0" w:after="60"/>
-              <w:keepNext/>
-              <w:jc w:val="center"/>
-            </w:pPr>
-            <w:r>
-              <w:rPr>
-                <w:rFonts w:ascii="Calibri" w:hAnsi="Calibri"/>
-                <w:sz w:val="20"/>
-              </w:rPr>
-              <w:t xml:space="default">142,537.0/2,795,705.0 (5.1%) (5.07%, 5.12%)</w:t>
-            </w:r>
-          </w:p>
-        </w:tc>
-        <w:tc>
-          <w:tcPr>
-            <w:tcBorders>
-              <w:top w:val="single" w:space="0" w:color="D3D3D3"/>
-              <w:bottom w:val="single" w:space="0" w:color="D3D3D3"/>
-              <w:start w:val="single" w:space="0" w:color="D3D3D3"/>
-              <w:end w:val="single" w:space="0" w:color="D3D3D3"/>
-            </w:tcBorders>
-          </w:tcPr>
-          <w:p>
-            <w:pPr>
-              <w:spacing w:before="0" w:after="60"/>
-              <w:keepNext/>
-              <w:jc w:val="center"/>
-            </w:pPr>
-            <w:r>
-              <w:rPr>
-                <w:rFonts w:ascii="Calibri" w:hAnsi="Calibri"/>
-                <w:sz w:val="20"/>
-              </w:rPr>
-              <w:t xml:space="default">107,323.0/2,334,361.0 (4.6%) (4.57%, 4.62%)</w:t>
-            </w:r>
-          </w:p>
-        </w:tc>
-        <w:tc>
-          <w:tcPr>
-            <w:tcBorders>
-              <w:top w:val="single" w:space="0" w:color="D3D3D3"/>
-              <w:bottom w:val="single" w:space="0" w:color="D3D3D3"/>
-              <w:start w:val="single" w:space="0" w:color="D3D3D3"/>
-              <w:end w:val="single" w:space="0" w:color="D3D3D3"/>
-            </w:tcBorders>
-          </w:tcPr>
-          <w:p>
-            <w:pPr>
-              <w:spacing w:before="0" w:after="60"/>
-              <w:keepNext/>
-              <w:jc w:val="center"/>
-            </w:pPr>
-            <w:r>
-              <w:rPr>
-                <w:rFonts w:ascii="Calibri" w:hAnsi="Calibri"/>
-                <w:sz w:val="20"/>
-              </w:rPr>
-              <w:t xml:space="default">5,404.0/402,249.0 (1.3%) (1.31%, 1.38%)</w:t>
-            </w:r>
-          </w:p>
-        </w:tc>
-        <w:tc>
-          <w:tcPr>
-            <w:tcBorders>
-              <w:top w:val="single" w:space="0" w:color="D3D3D3"/>
-              <w:bottom w:val="single" w:space="0" w:color="D3D3D3"/>
-              <w:start w:val="single" w:space="0" w:color="D3D3D3"/>
-              <w:end w:val="single" w:space="0" w:color="D3D3D3"/>
-            </w:tcBorders>
-          </w:tcPr>
-          <w:p>
-            <w:pPr>
-              <w:spacing w:before="0" w:after="60"/>
-              <w:keepNext/>
-              <w:jc w:val="center"/>
-            </w:pPr>
-            <w:r>
-              <w:rPr>
-                <w:rFonts w:ascii="Calibri" w:hAnsi="Calibri"/>
-                <w:sz w:val="20"/>
-              </w:rPr>
-              <w:t xml:space="default">3,561.0/376,261.0 (0.9%) (0.916%, 0.978%)</w:t>
+              <w:t xml:space="default">1,248 (0.8%) (0.762%, 0.852%)</w:t>
+            </w:r>
+          </w:p>
+        </w:tc>
+        <w:tc>
+          <w:tcPr>
+            <w:tcBorders>
+              <w:top w:val="single" w:space="0" w:color="D3D3D3"/>
+              <w:bottom w:val="single" w:space="0" w:color="D3D3D3"/>
+              <w:start w:val="single" w:space="0" w:color="D3D3D3"/>
+              <w:end w:val="single" w:space="0" w:color="D3D3D3"/>
+            </w:tcBorders>
+          </w:tcPr>
+          <w:p>
+            <w:pPr>
+              <w:spacing w:before="0" w:after="60"/>
+              <w:keepNext/>
+              <w:jc w:val="center"/>
+            </w:pPr>
+            <w:r>
+              <w:rPr>
+                <w:rFonts w:ascii="Calibri" w:hAnsi="Calibri"/>
+                <w:sz w:val="20"/>
+              </w:rPr>
+              <w:t xml:space="default">922 (0.8%) (0.719%, 0.819%)</w:t>
+            </w:r>
+          </w:p>
+        </w:tc>
+        <w:tc>
+          <w:tcPr>
+            <w:tcBorders>
+              <w:top w:val="single" w:space="0" w:color="D3D3D3"/>
+              <w:bottom w:val="single" w:space="0" w:color="D3D3D3"/>
+              <w:start w:val="single" w:space="0" w:color="D3D3D3"/>
+              <w:end w:val="single" w:space="0" w:color="D3D3D3"/>
+            </w:tcBorders>
+          </w:tcPr>
+          <w:p>
+            <w:pPr>
+              <w:spacing w:before="0" w:after="60"/>
+              <w:keepNext/>
+              <w:jc w:val="center"/>
+            </w:pPr>
+            <w:r>
+              <w:rPr>
+                <w:rFonts w:ascii="Calibri" w:hAnsi="Calibri"/>
+                <w:sz w:val="20"/>
+              </w:rPr>
+              <w:t xml:space="default">2,170 (0.8%) (0.756%, 0.823%)</w:t>
+            </w:r>
+          </w:p>
+        </w:tc>
+        <w:tc>
+          <w:tcPr>
+            <w:tcBorders>
+              <w:top w:val="single" w:space="0" w:color="D3D3D3"/>
+              <w:bottom w:val="single" w:space="0" w:color="D3D3D3"/>
+              <w:start w:val="single" w:space="0" w:color="D3D3D3"/>
+              <w:end w:val="single" w:space="0" w:color="D3D3D3"/>
+            </w:tcBorders>
+          </w:tcPr>
+          <w:p>
+            <w:pPr>
+              <w:spacing w:before="0" w:after="60"/>
+              <w:keepNext/>
+              <w:jc w:val="center"/>
+            </w:pPr>
+            <w:r>
+              <w:rPr>
+                <w:rFonts w:ascii="Calibri" w:hAnsi="Calibri"/>
+                <w:sz w:val="20"/>
+              </w:rPr>
+              <w:t xml:space="default">142,537 (5.1%) (5.07%, 5.12%)</w:t>
+            </w:r>
+          </w:p>
+        </w:tc>
+        <w:tc>
+          <w:tcPr>
+            <w:tcBorders>
+              <w:top w:val="single" w:space="0" w:color="D3D3D3"/>
+              <w:bottom w:val="single" w:space="0" w:color="D3D3D3"/>
+              <w:start w:val="single" w:space="0" w:color="D3D3D3"/>
+              <w:end w:val="single" w:space="0" w:color="D3D3D3"/>
+            </w:tcBorders>
+          </w:tcPr>
+          <w:p>
+            <w:pPr>
+              <w:spacing w:before="0" w:after="60"/>
+              <w:keepNext/>
+              <w:jc w:val="center"/>
+            </w:pPr>
+            <w:r>
+              <w:rPr>
+                <w:rFonts w:ascii="Calibri" w:hAnsi="Calibri"/>
+                <w:sz w:val="20"/>
+              </w:rPr>
+              <w:t xml:space="default">107,323 (4.6%) (4.57%, 4.62%)</w:t>
+            </w:r>
+          </w:p>
+        </w:tc>
+        <w:tc>
+          <w:tcPr>
+            <w:tcBorders>
+              <w:top w:val="single" w:space="0" w:color="D3D3D3"/>
+              <w:bottom w:val="single" w:space="0" w:color="D3D3D3"/>
+              <w:start w:val="single" w:space="0" w:color="D3D3D3"/>
+              <w:end w:val="single" w:space="0" w:color="D3D3D3"/>
+            </w:tcBorders>
+          </w:tcPr>
+          <w:p>
+            <w:pPr>
+              <w:spacing w:before="0" w:after="60"/>
+              <w:keepNext/>
+              <w:jc w:val="center"/>
+            </w:pPr>
+            <w:r>
+              <w:rPr>
+                <w:rFonts w:ascii="Calibri" w:hAnsi="Calibri"/>
+                <w:sz w:val="20"/>
+              </w:rPr>
+              <w:t xml:space="default">249,860 (4.9%) (4.85%, 4.89%)</w:t>
+            </w:r>
+          </w:p>
+        </w:tc>
+        <w:tc>
+          <w:tcPr>
+            <w:tcBorders>
+              <w:top w:val="single" w:space="0" w:color="D3D3D3"/>
+              <w:bottom w:val="single" w:space="0" w:color="D3D3D3"/>
+              <w:start w:val="single" w:space="0" w:color="D3D3D3"/>
+              <w:end w:val="single" w:space="0" w:color="D3D3D3"/>
+            </w:tcBorders>
+          </w:tcPr>
+          <w:p>
+            <w:pPr>
+              <w:spacing w:before="0" w:after="60"/>
+              <w:keepNext/>
+              <w:jc w:val="center"/>
+            </w:pPr>
+            <w:r>
+              <w:rPr>
+                <w:rFonts w:ascii="Calibri" w:hAnsi="Calibri"/>
+                <w:sz w:val="20"/>
+              </w:rPr>
+              <w:t xml:space="default">5,404 (1.3%) (1.31%, 1.38%)</w:t>
+            </w:r>
+          </w:p>
+        </w:tc>
+        <w:tc>
+          <w:tcPr>
+            <w:tcBorders>
+              <w:top w:val="single" w:space="0" w:color="D3D3D3"/>
+              <w:bottom w:val="single" w:space="0" w:color="D3D3D3"/>
+              <w:start w:val="single" w:space="0" w:color="D3D3D3"/>
+              <w:end w:val="single" w:space="0" w:color="D3D3D3"/>
+            </w:tcBorders>
+          </w:tcPr>
+          <w:p>
+            <w:pPr>
+              <w:spacing w:before="0" w:after="60"/>
+              <w:keepNext/>
+              <w:jc w:val="center"/>
+            </w:pPr>
+            <w:r>
+              <w:rPr>
+                <w:rFonts w:ascii="Calibri" w:hAnsi="Calibri"/>
+                <w:sz w:val="20"/>
+              </w:rPr>
+              <w:t xml:space="default">3,561 (0.9%) (0.916%, 0.978%)</w:t>
+            </w:r>
+          </w:p>
+        </w:tc>
+        <w:tc>
+          <w:tcPr>
+            <w:tcBorders>
+              <w:top w:val="single" w:space="0" w:color="D3D3D3"/>
+              <w:bottom w:val="single" w:space="0" w:color="D3D3D3"/>
+              <w:start w:val="single" w:space="0" w:color="D3D3D3"/>
+              <w:end w:val="single" w:space="0" w:color="D3D3D3"/>
+            </w:tcBorders>
+          </w:tcPr>
+          <w:p>
+            <w:pPr>
+              <w:spacing w:before="0" w:after="60"/>
+              <w:keepNext/>
+              <w:jc w:val="center"/>
+            </w:pPr>
+            <w:r>
+              <w:rPr>
+                <w:rFonts w:ascii="Calibri" w:hAnsi="Calibri"/>
+                <w:sz w:val="20"/>
+              </w:rPr>
+              <w:t xml:space="default">8,965 (1.2%) (1.13%, 1.18%)</w:t>
             </w:r>
           </w:p>
         </w:tc>
@@ -1848,7 +2580,7 @@
         </w:trPr>
         <w:tc>
           <w:tcPr>
-            <w:gridSpan w:val="7"/>
+            <w:gridSpan w:val="10"/>
           </w:tcPr>
           <w:p>
             <w:pPr>
@@ -1869,7 +2601,7 @@
                 <w:rFonts w:ascii="Calibri" w:hAnsi="Calibri"/>
                 <w:sz w:val="20"/>
               </w:rPr>
-              <w:t xml:space="default">n/N (%)</w:t>
+              <w:t xml:space="default">n (%)</w:t>
             </w:r>
           </w:p>
         </w:tc>
@@ -1880,7 +2612,7 @@
         </w:trPr>
         <w:tc>
           <w:tcPr>
-            <w:gridSpan w:val="7"/>
+            <w:gridSpan w:val="10"/>
           </w:tcPr>
           <w:p>
             <w:pPr>

--- a/table1.docx
+++ b/table1.docx
@@ -906,199 +906,199 @@
                 <w:rFonts w:ascii="Calibri" w:hAnsi="Calibri"/>
                 <w:sz w:val="20"/>
               </w:rPr>
-              <w:t xml:space="default">50,589 (32.6%) (32.4%, 32.8%)</w:t>
-            </w:r>
-          </w:p>
-        </w:tc>
-        <w:tc>
-          <w:tcPr>
-            <w:tcBorders>
-              <w:top w:val="single" w:space="0" w:color="D3D3D3"/>
-              <w:bottom w:val="single" w:space="0" w:color="D3D3D3"/>
-              <w:start w:val="single" w:space="0" w:color="D3D3D3"/>
-              <w:end w:val="single" w:space="0" w:color="D3D3D3"/>
-            </w:tcBorders>
-          </w:tcPr>
-          <w:p>
-            <w:pPr>
-              <w:spacing w:before="0" w:after="60"/>
-              <w:keepNext/>
-              <w:jc w:val="center"/>
-            </w:pPr>
-            <w:r>
-              <w:rPr>
-                <w:rFonts w:ascii="Calibri" w:hAnsi="Calibri"/>
-                <w:sz w:val="20"/>
-              </w:rPr>
-              <w:t xml:space="default">42,478 (35.3%) (35.0%, 35.6%)</w:t>
-            </w:r>
-          </w:p>
-        </w:tc>
-        <w:tc>
-          <w:tcPr>
-            <w:tcBorders>
-              <w:top w:val="single" w:space="0" w:color="D3D3D3"/>
-              <w:bottom w:val="single" w:space="0" w:color="D3D3D3"/>
-              <w:start w:val="single" w:space="0" w:color="D3D3D3"/>
-              <w:end w:val="single" w:space="0" w:color="D3D3D3"/>
-            </w:tcBorders>
-          </w:tcPr>
-          <w:p>
-            <w:pPr>
-              <w:spacing w:before="0" w:after="60"/>
-              <w:keepNext/>
-              <w:jc w:val="center"/>
-            </w:pPr>
-            <w:r>
-              <w:rPr>
-                <w:rFonts w:ascii="Calibri" w:hAnsi="Calibri"/>
-                <w:sz w:val="20"/>
-              </w:rPr>
-              <w:t xml:space="default">93,067 (33.8%) (33.6%, 34.0%)</w:t>
-            </w:r>
-          </w:p>
-        </w:tc>
-        <w:tc>
-          <w:tcPr>
-            <w:tcBorders>
-              <w:top w:val="single" w:space="0" w:color="D3D3D3"/>
-              <w:bottom w:val="single" w:space="0" w:color="D3D3D3"/>
-              <w:start w:val="single" w:space="0" w:color="D3D3D3"/>
-              <w:end w:val="single" w:space="0" w:color="D3D3D3"/>
-            </w:tcBorders>
-          </w:tcPr>
-          <w:p>
-            <w:pPr>
-              <w:spacing w:before="0" w:after="60"/>
-              <w:keepNext/>
-              <w:jc w:val="center"/>
-            </w:pPr>
-            <w:r>
-              <w:rPr>
-                <w:rFonts w:ascii="Calibri" w:hAnsi="Calibri"/>
-                <w:sz w:val="20"/>
-              </w:rPr>
-              <w:t xml:space="default">840,242 (30.0%) (30.0%, 30.1%)</w:t>
-            </w:r>
-          </w:p>
-        </w:tc>
-        <w:tc>
-          <w:tcPr>
-            <w:tcBorders>
-              <w:top w:val="single" w:space="0" w:color="D3D3D3"/>
-              <w:bottom w:val="single" w:space="0" w:color="D3D3D3"/>
-              <w:start w:val="single" w:space="0" w:color="D3D3D3"/>
-              <w:end w:val="single" w:space="0" w:color="D3D3D3"/>
-            </w:tcBorders>
-          </w:tcPr>
-          <w:p>
-            <w:pPr>
-              <w:spacing w:before="0" w:after="60"/>
-              <w:keepNext/>
-              <w:jc w:val="center"/>
-            </w:pPr>
-            <w:r>
-              <w:rPr>
-                <w:rFonts w:ascii="Calibri" w:hAnsi="Calibri"/>
-                <w:sz w:val="20"/>
-              </w:rPr>
-              <w:t xml:space="default">626,305 (26.8%) (26.7%, 26.8%)</w:t>
-            </w:r>
-          </w:p>
-        </w:tc>
-        <w:tc>
-          <w:tcPr>
-            <w:tcBorders>
-              <w:top w:val="single" w:space="0" w:color="D3D3D3"/>
-              <w:bottom w:val="single" w:space="0" w:color="D3D3D3"/>
-              <w:start w:val="single" w:space="0" w:color="D3D3D3"/>
-              <w:end w:val="single" w:space="0" w:color="D3D3D3"/>
-            </w:tcBorders>
-          </w:tcPr>
-          <w:p>
-            <w:pPr>
-              <w:spacing w:before="0" w:after="60"/>
-              <w:keepNext/>
-              <w:jc w:val="center"/>
-            </w:pPr>
-            <w:r>
-              <w:rPr>
-                <w:rFonts w:ascii="Calibri" w:hAnsi="Calibri"/>
-                <w:sz w:val="20"/>
-              </w:rPr>
-              <w:t xml:space="default">1,466,547 (28.5%) (28.5%, 28.6%)</w:t>
-            </w:r>
-          </w:p>
-        </w:tc>
-        <w:tc>
-          <w:tcPr>
-            <w:tcBorders>
-              <w:top w:val="single" w:space="0" w:color="D3D3D3"/>
-              <w:bottom w:val="single" w:space="0" w:color="D3D3D3"/>
-              <w:start w:val="single" w:space="0" w:color="D3D3D3"/>
-              <w:end w:val="single" w:space="0" w:color="D3D3D3"/>
-            </w:tcBorders>
-          </w:tcPr>
-          <w:p>
-            <w:pPr>
-              <w:spacing w:before="0" w:after="60"/>
-              <w:keepNext/>
-              <w:jc w:val="center"/>
-            </w:pPr>
-            <w:r>
-              <w:rPr>
-                <w:rFonts w:ascii="Calibri" w:hAnsi="Calibri"/>
-                <w:sz w:val="20"/>
-              </w:rPr>
-              <w:t xml:space="default">201,561 (50.0%) (49.9%, 50.2%)</w:t>
-            </w:r>
-          </w:p>
-        </w:tc>
-        <w:tc>
-          <w:tcPr>
-            <w:tcBorders>
-              <w:top w:val="single" w:space="0" w:color="D3D3D3"/>
-              <w:bottom w:val="single" w:space="0" w:color="D3D3D3"/>
-              <w:start w:val="single" w:space="0" w:color="D3D3D3"/>
-              <w:end w:val="single" w:space="0" w:color="D3D3D3"/>
-            </w:tcBorders>
-          </w:tcPr>
-          <w:p>
-            <w:pPr>
-              <w:spacing w:before="0" w:after="60"/>
-              <w:keepNext/>
-              <w:jc w:val="center"/>
-            </w:pPr>
-            <w:r>
-              <w:rPr>
-                <w:rFonts w:ascii="Calibri" w:hAnsi="Calibri"/>
-                <w:sz w:val="20"/>
-              </w:rPr>
-              <w:t xml:space="default">179,785 (47.7%) (47.5%, 47.9%)</w:t>
-            </w:r>
-          </w:p>
-        </w:tc>
-        <w:tc>
-          <w:tcPr>
-            <w:tcBorders>
-              <w:top w:val="single" w:space="0" w:color="D3D3D3"/>
-              <w:bottom w:val="single" w:space="0" w:color="D3D3D3"/>
-              <w:start w:val="single" w:space="0" w:color="D3D3D3"/>
-              <w:end w:val="single" w:space="0" w:color="D3D3D3"/>
-            </w:tcBorders>
-          </w:tcPr>
-          <w:p>
-            <w:pPr>
-              <w:spacing w:before="0" w:after="60"/>
-              <w:keepNext/>
-              <w:jc w:val="center"/>
-            </w:pPr>
-            <w:r>
-              <w:rPr>
-                <w:rFonts w:ascii="Calibri" w:hAnsi="Calibri"/>
-                <w:sz w:val="20"/>
-              </w:rPr>
-              <w:t xml:space="default">381,346 (48.9%) (48.8%, 49.0%)</w:t>
+              <w:t xml:space="default">50,589 (33%)</w:t>
+            </w:r>
+          </w:p>
+        </w:tc>
+        <w:tc>
+          <w:tcPr>
+            <w:tcBorders>
+              <w:top w:val="single" w:space="0" w:color="D3D3D3"/>
+              <w:bottom w:val="single" w:space="0" w:color="D3D3D3"/>
+              <w:start w:val="single" w:space="0" w:color="D3D3D3"/>
+              <w:end w:val="single" w:space="0" w:color="D3D3D3"/>
+            </w:tcBorders>
+          </w:tcPr>
+          <w:p>
+            <w:pPr>
+              <w:spacing w:before="0" w:after="60"/>
+              <w:keepNext/>
+              <w:jc w:val="center"/>
+            </w:pPr>
+            <w:r>
+              <w:rPr>
+                <w:rFonts w:ascii="Calibri" w:hAnsi="Calibri"/>
+                <w:sz w:val="20"/>
+              </w:rPr>
+              <w:t xml:space="default">42,478 (35%)</w:t>
+            </w:r>
+          </w:p>
+        </w:tc>
+        <w:tc>
+          <w:tcPr>
+            <w:tcBorders>
+              <w:top w:val="single" w:space="0" w:color="D3D3D3"/>
+              <w:bottom w:val="single" w:space="0" w:color="D3D3D3"/>
+              <w:start w:val="single" w:space="0" w:color="D3D3D3"/>
+              <w:end w:val="single" w:space="0" w:color="D3D3D3"/>
+            </w:tcBorders>
+          </w:tcPr>
+          <w:p>
+            <w:pPr>
+              <w:spacing w:before="0" w:after="60"/>
+              <w:keepNext/>
+              <w:jc w:val="center"/>
+            </w:pPr>
+            <w:r>
+              <w:rPr>
+                <w:rFonts w:ascii="Calibri" w:hAnsi="Calibri"/>
+                <w:sz w:val="20"/>
+              </w:rPr>
+              <w:t xml:space="default">93,067 (34%)</w:t>
+            </w:r>
+          </w:p>
+        </w:tc>
+        <w:tc>
+          <w:tcPr>
+            <w:tcBorders>
+              <w:top w:val="single" w:space="0" w:color="D3D3D3"/>
+              <w:bottom w:val="single" w:space="0" w:color="D3D3D3"/>
+              <w:start w:val="single" w:space="0" w:color="D3D3D3"/>
+              <w:end w:val="single" w:space="0" w:color="D3D3D3"/>
+            </w:tcBorders>
+          </w:tcPr>
+          <w:p>
+            <w:pPr>
+              <w:spacing w:before="0" w:after="60"/>
+              <w:keepNext/>
+              <w:jc w:val="center"/>
+            </w:pPr>
+            <w:r>
+              <w:rPr>
+                <w:rFonts w:ascii="Calibri" w:hAnsi="Calibri"/>
+                <w:sz w:val="20"/>
+              </w:rPr>
+              <w:t xml:space="default">840,242 (30%)</w:t>
+            </w:r>
+          </w:p>
+        </w:tc>
+        <w:tc>
+          <w:tcPr>
+            <w:tcBorders>
+              <w:top w:val="single" w:space="0" w:color="D3D3D3"/>
+              <w:bottom w:val="single" w:space="0" w:color="D3D3D3"/>
+              <w:start w:val="single" w:space="0" w:color="D3D3D3"/>
+              <w:end w:val="single" w:space="0" w:color="D3D3D3"/>
+            </w:tcBorders>
+          </w:tcPr>
+          <w:p>
+            <w:pPr>
+              <w:spacing w:before="0" w:after="60"/>
+              <w:keepNext/>
+              <w:jc w:val="center"/>
+            </w:pPr>
+            <w:r>
+              <w:rPr>
+                <w:rFonts w:ascii="Calibri" w:hAnsi="Calibri"/>
+                <w:sz w:val="20"/>
+              </w:rPr>
+              <w:t xml:space="default">626,305 (27%)</w:t>
+            </w:r>
+          </w:p>
+        </w:tc>
+        <w:tc>
+          <w:tcPr>
+            <w:tcBorders>
+              <w:top w:val="single" w:space="0" w:color="D3D3D3"/>
+              <w:bottom w:val="single" w:space="0" w:color="D3D3D3"/>
+              <w:start w:val="single" w:space="0" w:color="D3D3D3"/>
+              <w:end w:val="single" w:space="0" w:color="D3D3D3"/>
+            </w:tcBorders>
+          </w:tcPr>
+          <w:p>
+            <w:pPr>
+              <w:spacing w:before="0" w:after="60"/>
+              <w:keepNext/>
+              <w:jc w:val="center"/>
+            </w:pPr>
+            <w:r>
+              <w:rPr>
+                <w:rFonts w:ascii="Calibri" w:hAnsi="Calibri"/>
+                <w:sz w:val="20"/>
+              </w:rPr>
+              <w:t xml:space="default">1,466,547 (29%)</w:t>
+            </w:r>
+          </w:p>
+        </w:tc>
+        <w:tc>
+          <w:tcPr>
+            <w:tcBorders>
+              <w:top w:val="single" w:space="0" w:color="D3D3D3"/>
+              <w:bottom w:val="single" w:space="0" w:color="D3D3D3"/>
+              <w:start w:val="single" w:space="0" w:color="D3D3D3"/>
+              <w:end w:val="single" w:space="0" w:color="D3D3D3"/>
+            </w:tcBorders>
+          </w:tcPr>
+          <w:p>
+            <w:pPr>
+              <w:spacing w:before="0" w:after="60"/>
+              <w:keepNext/>
+              <w:jc w:val="center"/>
+            </w:pPr>
+            <w:r>
+              <w:rPr>
+                <w:rFonts w:ascii="Calibri" w:hAnsi="Calibri"/>
+                <w:sz w:val="20"/>
+              </w:rPr>
+              <w:t xml:space="default">201,561 (50%)</w:t>
+            </w:r>
+          </w:p>
+        </w:tc>
+        <w:tc>
+          <w:tcPr>
+            <w:tcBorders>
+              <w:top w:val="single" w:space="0" w:color="D3D3D3"/>
+              <w:bottom w:val="single" w:space="0" w:color="D3D3D3"/>
+              <w:start w:val="single" w:space="0" w:color="D3D3D3"/>
+              <w:end w:val="single" w:space="0" w:color="D3D3D3"/>
+            </w:tcBorders>
+          </w:tcPr>
+          <w:p>
+            <w:pPr>
+              <w:spacing w:before="0" w:after="60"/>
+              <w:keepNext/>
+              <w:jc w:val="center"/>
+            </w:pPr>
+            <w:r>
+              <w:rPr>
+                <w:rFonts w:ascii="Calibri" w:hAnsi="Calibri"/>
+                <w:sz w:val="20"/>
+              </w:rPr>
+              <w:t xml:space="default">179,785 (48%)</w:t>
+            </w:r>
+          </w:p>
+        </w:tc>
+        <w:tc>
+          <w:tcPr>
+            <w:tcBorders>
+              <w:top w:val="single" w:space="0" w:color="D3D3D3"/>
+              <w:bottom w:val="single" w:space="0" w:color="D3D3D3"/>
+              <w:start w:val="single" w:space="0" w:color="D3D3D3"/>
+              <w:end w:val="single" w:space="0" w:color="D3D3D3"/>
+            </w:tcBorders>
+          </w:tcPr>
+          <w:p>
+            <w:pPr>
+              <w:spacing w:before="0" w:after="60"/>
+              <w:keepNext/>
+              <w:jc w:val="center"/>
+            </w:pPr>
+            <w:r>
+              <w:rPr>
+                <w:rFonts w:ascii="Calibri" w:hAnsi="Calibri"/>
+                <w:sz w:val="20"/>
+              </w:rPr>
+              <w:t xml:space="default">381,346 (49%)</w:t>
             </w:r>
           </w:p>
         </w:tc>
@@ -1151,199 +1151,199 @@
                 <w:rFonts w:ascii="Calibri" w:hAnsi="Calibri"/>
                 <w:sz w:val="20"/>
               </w:rPr>
-              <w:t xml:space="default">104,549 (67.4%) (67.2%, 67.6%)</w:t>
-            </w:r>
-          </w:p>
-        </w:tc>
-        <w:tc>
-          <w:tcPr>
-            <w:tcBorders>
-              <w:top w:val="single" w:space="0" w:color="D3D3D3"/>
-              <w:bottom w:val="single" w:space="0" w:color="D3D3D3"/>
-              <w:start w:val="single" w:space="0" w:color="D3D3D3"/>
-              <w:end w:val="single" w:space="0" w:color="D3D3D3"/>
-            </w:tcBorders>
-          </w:tcPr>
-          <w:p>
-            <w:pPr>
-              <w:spacing w:before="0" w:after="60"/>
-              <w:keepNext/>
-              <w:jc w:val="center"/>
-            </w:pPr>
-            <w:r>
-              <w:rPr>
-                <w:rFonts w:ascii="Calibri" w:hAnsi="Calibri"/>
-                <w:sz w:val="20"/>
-              </w:rPr>
-              <w:t xml:space="default">77,903 (64.7%) (64.4%, 65.0%)</w:t>
-            </w:r>
-          </w:p>
-        </w:tc>
-        <w:tc>
-          <w:tcPr>
-            <w:tcBorders>
-              <w:top w:val="single" w:space="0" w:color="D3D3D3"/>
-              <w:bottom w:val="single" w:space="0" w:color="D3D3D3"/>
-              <w:start w:val="single" w:space="0" w:color="D3D3D3"/>
-              <w:end w:val="single" w:space="0" w:color="D3D3D3"/>
-            </w:tcBorders>
-          </w:tcPr>
-          <w:p>
-            <w:pPr>
-              <w:spacing w:before="0" w:after="60"/>
-              <w:keepNext/>
-              <w:jc w:val="center"/>
-            </w:pPr>
-            <w:r>
-              <w:rPr>
-                <w:rFonts w:ascii="Calibri" w:hAnsi="Calibri"/>
-                <w:sz w:val="20"/>
-              </w:rPr>
-              <w:t xml:space="default">182,452 (66.2%) (66.0%, 66.4%)</w:t>
-            </w:r>
-          </w:p>
-        </w:tc>
-        <w:tc>
-          <w:tcPr>
-            <w:tcBorders>
-              <w:top w:val="single" w:space="0" w:color="D3D3D3"/>
-              <w:bottom w:val="single" w:space="0" w:color="D3D3D3"/>
-              <w:start w:val="single" w:space="0" w:color="D3D3D3"/>
-              <w:end w:val="single" w:space="0" w:color="D3D3D3"/>
-            </w:tcBorders>
-          </w:tcPr>
-          <w:p>
-            <w:pPr>
-              <w:spacing w:before="0" w:after="60"/>
-              <w:keepNext/>
-              <w:jc w:val="center"/>
-            </w:pPr>
-            <w:r>
-              <w:rPr>
-                <w:rFonts w:ascii="Calibri" w:hAnsi="Calibri"/>
-                <w:sz w:val="20"/>
-              </w:rPr>
-              <w:t xml:space="default">1,959,218 (70.0%) (69.9%, 70.0%)</w:t>
-            </w:r>
-          </w:p>
-        </w:tc>
-        <w:tc>
-          <w:tcPr>
-            <w:tcBorders>
-              <w:top w:val="single" w:space="0" w:color="D3D3D3"/>
-              <w:bottom w:val="single" w:space="0" w:color="D3D3D3"/>
-              <w:start w:val="single" w:space="0" w:color="D3D3D3"/>
-              <w:end w:val="single" w:space="0" w:color="D3D3D3"/>
-            </w:tcBorders>
-          </w:tcPr>
-          <w:p>
-            <w:pPr>
-              <w:spacing w:before="0" w:after="60"/>
-              <w:keepNext/>
-              <w:jc w:val="center"/>
-            </w:pPr>
-            <w:r>
-              <w:rPr>
-                <w:rFonts w:ascii="Calibri" w:hAnsi="Calibri"/>
-                <w:sz w:val="20"/>
-              </w:rPr>
-              <w:t xml:space="default">1,711,631 (73.2%) (73.2%, 73.3%)</w:t>
-            </w:r>
-          </w:p>
-        </w:tc>
-        <w:tc>
-          <w:tcPr>
-            <w:tcBorders>
-              <w:top w:val="single" w:space="0" w:color="D3D3D3"/>
-              <w:bottom w:val="single" w:space="0" w:color="D3D3D3"/>
-              <w:start w:val="single" w:space="0" w:color="D3D3D3"/>
-              <w:end w:val="single" w:space="0" w:color="D3D3D3"/>
-            </w:tcBorders>
-          </w:tcPr>
-          <w:p>
-            <w:pPr>
-              <w:spacing w:before="0" w:after="60"/>
-              <w:keepNext/>
-              <w:jc w:val="center"/>
-            </w:pPr>
-            <w:r>
-              <w:rPr>
-                <w:rFonts w:ascii="Calibri" w:hAnsi="Calibri"/>
-                <w:sz w:val="20"/>
-              </w:rPr>
-              <w:t xml:space="default">3,670,849 (71.5%) (71.4%, 71.5%)</w:t>
-            </w:r>
-          </w:p>
-        </w:tc>
-        <w:tc>
-          <w:tcPr>
-            <w:tcBorders>
-              <w:top w:val="single" w:space="0" w:color="D3D3D3"/>
-              <w:bottom w:val="single" w:space="0" w:color="D3D3D3"/>
-              <w:start w:val="single" w:space="0" w:color="D3D3D3"/>
-              <w:end w:val="single" w:space="0" w:color="D3D3D3"/>
-            </w:tcBorders>
-          </w:tcPr>
-          <w:p>
-            <w:pPr>
-              <w:spacing w:before="0" w:after="60"/>
-              <w:keepNext/>
-              <w:jc w:val="center"/>
-            </w:pPr>
-            <w:r>
-              <w:rPr>
-                <w:rFonts w:ascii="Calibri" w:hAnsi="Calibri"/>
-                <w:sz w:val="20"/>
-              </w:rPr>
-              <w:t xml:space="default">201,234 (50.0%) (49.8%, 50.1%)</w:t>
-            </w:r>
-          </w:p>
-        </w:tc>
-        <w:tc>
-          <w:tcPr>
-            <w:tcBorders>
-              <w:top w:val="single" w:space="0" w:color="D3D3D3"/>
-              <w:bottom w:val="single" w:space="0" w:color="D3D3D3"/>
-              <w:start w:val="single" w:space="0" w:color="D3D3D3"/>
-              <w:end w:val="single" w:space="0" w:color="D3D3D3"/>
-            </w:tcBorders>
-          </w:tcPr>
-          <w:p>
-            <w:pPr>
-              <w:spacing w:before="0" w:after="60"/>
-              <w:keepNext/>
-              <w:jc w:val="center"/>
-            </w:pPr>
-            <w:r>
-              <w:rPr>
-                <w:rFonts w:ascii="Calibri" w:hAnsi="Calibri"/>
-                <w:sz w:val="20"/>
-              </w:rPr>
-              <w:t xml:space="default">197,159 (52.3%) (52.1%, 52.5%)</w:t>
-            </w:r>
-          </w:p>
-        </w:tc>
-        <w:tc>
-          <w:tcPr>
-            <w:tcBorders>
-              <w:top w:val="single" w:space="0" w:color="D3D3D3"/>
-              <w:bottom w:val="single" w:space="0" w:color="D3D3D3"/>
-              <w:start w:val="single" w:space="0" w:color="D3D3D3"/>
-              <w:end w:val="single" w:space="0" w:color="D3D3D3"/>
-            </w:tcBorders>
-          </w:tcPr>
-          <w:p>
-            <w:pPr>
-              <w:spacing w:before="0" w:after="60"/>
-              <w:keepNext/>
-              <w:jc w:val="center"/>
-            </w:pPr>
-            <w:r>
-              <w:rPr>
-                <w:rFonts w:ascii="Calibri" w:hAnsi="Calibri"/>
-                <w:sz w:val="20"/>
-              </w:rPr>
-              <w:t xml:space="default">398,393 (51.1%) (51.0%, 51.2%)</w:t>
+              <w:t xml:space="default">104,549 (67%)</w:t>
+            </w:r>
+          </w:p>
+        </w:tc>
+        <w:tc>
+          <w:tcPr>
+            <w:tcBorders>
+              <w:top w:val="single" w:space="0" w:color="D3D3D3"/>
+              <w:bottom w:val="single" w:space="0" w:color="D3D3D3"/>
+              <w:start w:val="single" w:space="0" w:color="D3D3D3"/>
+              <w:end w:val="single" w:space="0" w:color="D3D3D3"/>
+            </w:tcBorders>
+          </w:tcPr>
+          <w:p>
+            <w:pPr>
+              <w:spacing w:before="0" w:after="60"/>
+              <w:keepNext/>
+              <w:jc w:val="center"/>
+            </w:pPr>
+            <w:r>
+              <w:rPr>
+                <w:rFonts w:ascii="Calibri" w:hAnsi="Calibri"/>
+                <w:sz w:val="20"/>
+              </w:rPr>
+              <w:t xml:space="default">77,903 (65%)</w:t>
+            </w:r>
+          </w:p>
+        </w:tc>
+        <w:tc>
+          <w:tcPr>
+            <w:tcBorders>
+              <w:top w:val="single" w:space="0" w:color="D3D3D3"/>
+              <w:bottom w:val="single" w:space="0" w:color="D3D3D3"/>
+              <w:start w:val="single" w:space="0" w:color="D3D3D3"/>
+              <w:end w:val="single" w:space="0" w:color="D3D3D3"/>
+            </w:tcBorders>
+          </w:tcPr>
+          <w:p>
+            <w:pPr>
+              <w:spacing w:before="0" w:after="60"/>
+              <w:keepNext/>
+              <w:jc w:val="center"/>
+            </w:pPr>
+            <w:r>
+              <w:rPr>
+                <w:rFonts w:ascii="Calibri" w:hAnsi="Calibri"/>
+                <w:sz w:val="20"/>
+              </w:rPr>
+              <w:t xml:space="default">182,452 (66%)</w:t>
+            </w:r>
+          </w:p>
+        </w:tc>
+        <w:tc>
+          <w:tcPr>
+            <w:tcBorders>
+              <w:top w:val="single" w:space="0" w:color="D3D3D3"/>
+              <w:bottom w:val="single" w:space="0" w:color="D3D3D3"/>
+              <w:start w:val="single" w:space="0" w:color="D3D3D3"/>
+              <w:end w:val="single" w:space="0" w:color="D3D3D3"/>
+            </w:tcBorders>
+          </w:tcPr>
+          <w:p>
+            <w:pPr>
+              <w:spacing w:before="0" w:after="60"/>
+              <w:keepNext/>
+              <w:jc w:val="center"/>
+            </w:pPr>
+            <w:r>
+              <w:rPr>
+                <w:rFonts w:ascii="Calibri" w:hAnsi="Calibri"/>
+                <w:sz w:val="20"/>
+              </w:rPr>
+              <w:t xml:space="default">1,959,218 (70%)</w:t>
+            </w:r>
+          </w:p>
+        </w:tc>
+        <w:tc>
+          <w:tcPr>
+            <w:tcBorders>
+              <w:top w:val="single" w:space="0" w:color="D3D3D3"/>
+              <w:bottom w:val="single" w:space="0" w:color="D3D3D3"/>
+              <w:start w:val="single" w:space="0" w:color="D3D3D3"/>
+              <w:end w:val="single" w:space="0" w:color="D3D3D3"/>
+            </w:tcBorders>
+          </w:tcPr>
+          <w:p>
+            <w:pPr>
+              <w:spacing w:before="0" w:after="60"/>
+              <w:keepNext/>
+              <w:jc w:val="center"/>
+            </w:pPr>
+            <w:r>
+              <w:rPr>
+                <w:rFonts w:ascii="Calibri" w:hAnsi="Calibri"/>
+                <w:sz w:val="20"/>
+              </w:rPr>
+              <w:t xml:space="default">1,711,631 (73%)</w:t>
+            </w:r>
+          </w:p>
+        </w:tc>
+        <w:tc>
+          <w:tcPr>
+            <w:tcBorders>
+              <w:top w:val="single" w:space="0" w:color="D3D3D3"/>
+              <w:bottom w:val="single" w:space="0" w:color="D3D3D3"/>
+              <w:start w:val="single" w:space="0" w:color="D3D3D3"/>
+              <w:end w:val="single" w:space="0" w:color="D3D3D3"/>
+            </w:tcBorders>
+          </w:tcPr>
+          <w:p>
+            <w:pPr>
+              <w:spacing w:before="0" w:after="60"/>
+              <w:keepNext/>
+              <w:jc w:val="center"/>
+            </w:pPr>
+            <w:r>
+              <w:rPr>
+                <w:rFonts w:ascii="Calibri" w:hAnsi="Calibri"/>
+                <w:sz w:val="20"/>
+              </w:rPr>
+              <w:t xml:space="default">3,670,849 (71%)</w:t>
+            </w:r>
+          </w:p>
+        </w:tc>
+        <w:tc>
+          <w:tcPr>
+            <w:tcBorders>
+              <w:top w:val="single" w:space="0" w:color="D3D3D3"/>
+              <w:bottom w:val="single" w:space="0" w:color="D3D3D3"/>
+              <w:start w:val="single" w:space="0" w:color="D3D3D3"/>
+              <w:end w:val="single" w:space="0" w:color="D3D3D3"/>
+            </w:tcBorders>
+          </w:tcPr>
+          <w:p>
+            <w:pPr>
+              <w:spacing w:before="0" w:after="60"/>
+              <w:keepNext/>
+              <w:jc w:val="center"/>
+            </w:pPr>
+            <w:r>
+              <w:rPr>
+                <w:rFonts w:ascii="Calibri" w:hAnsi="Calibri"/>
+                <w:sz w:val="20"/>
+              </w:rPr>
+              <w:t xml:space="default">201,234 (50%)</w:t>
+            </w:r>
+          </w:p>
+        </w:tc>
+        <w:tc>
+          <w:tcPr>
+            <w:tcBorders>
+              <w:top w:val="single" w:space="0" w:color="D3D3D3"/>
+              <w:bottom w:val="single" w:space="0" w:color="D3D3D3"/>
+              <w:start w:val="single" w:space="0" w:color="D3D3D3"/>
+              <w:end w:val="single" w:space="0" w:color="D3D3D3"/>
+            </w:tcBorders>
+          </w:tcPr>
+          <w:p>
+            <w:pPr>
+              <w:spacing w:before="0" w:after="60"/>
+              <w:keepNext/>
+              <w:jc w:val="center"/>
+            </w:pPr>
+            <w:r>
+              <w:rPr>
+                <w:rFonts w:ascii="Calibri" w:hAnsi="Calibri"/>
+                <w:sz w:val="20"/>
+              </w:rPr>
+              <w:t xml:space="default">197,159 (52%)</w:t>
+            </w:r>
+          </w:p>
+        </w:tc>
+        <w:tc>
+          <w:tcPr>
+            <w:tcBorders>
+              <w:top w:val="single" w:space="0" w:color="D3D3D3"/>
+              <w:bottom w:val="single" w:space="0" w:color="D3D3D3"/>
+              <w:start w:val="single" w:space="0" w:color="D3D3D3"/>
+              <w:end w:val="single" w:space="0" w:color="D3D3D3"/>
+            </w:tcBorders>
+          </w:tcPr>
+          <w:p>
+            <w:pPr>
+              <w:spacing w:before="0" w:after="60"/>
+              <w:keepNext/>
+              <w:jc w:val="center"/>
+            </w:pPr>
+            <w:r>
+              <w:rPr>
+                <w:rFonts w:ascii="Calibri" w:hAnsi="Calibri"/>
+                <w:sz w:val="20"/>
+              </w:rPr>
+              <w:t xml:space="default">398,393 (51%)</w:t>
             </w:r>
           </w:p>
         </w:tc>
@@ -1642,199 +1642,199 @@
                 <w:rFonts w:ascii="Calibri" w:hAnsi="Calibri"/>
                 <w:sz w:val="20"/>
               </w:rPr>
-              <w:t xml:space="default">142,914 (92.2%) (92.1%, 92.4%)</w:t>
-            </w:r>
-          </w:p>
-        </w:tc>
-        <w:tc>
-          <w:tcPr>
-            <w:tcBorders>
-              <w:top w:val="single" w:space="0" w:color="D3D3D3"/>
-              <w:bottom w:val="single" w:space="0" w:color="D3D3D3"/>
-              <w:start w:val="single" w:space="0" w:color="D3D3D3"/>
-              <w:end w:val="single" w:space="0" w:color="D3D3D3"/>
-            </w:tcBorders>
-          </w:tcPr>
-          <w:p>
-            <w:pPr>
-              <w:spacing w:before="0" w:after="60"/>
-              <w:keepNext/>
-              <w:jc w:val="center"/>
-            </w:pPr>
-            <w:r>
-              <w:rPr>
-                <w:rFonts w:ascii="Calibri" w:hAnsi="Calibri"/>
-                <w:sz w:val="20"/>
-              </w:rPr>
-              <w:t xml:space="default">110,612 (92.0%) (91.9%, 92.2%)</w:t>
-            </w:r>
-          </w:p>
-        </w:tc>
-        <w:tc>
-          <w:tcPr>
-            <w:tcBorders>
-              <w:top w:val="single" w:space="0" w:color="D3D3D3"/>
-              <w:bottom w:val="single" w:space="0" w:color="D3D3D3"/>
-              <w:start w:val="single" w:space="0" w:color="D3D3D3"/>
-              <w:end w:val="single" w:space="0" w:color="D3D3D3"/>
-            </w:tcBorders>
-          </w:tcPr>
-          <w:p>
-            <w:pPr>
-              <w:spacing w:before="0" w:after="60"/>
-              <w:keepNext/>
-              <w:jc w:val="center"/>
-            </w:pPr>
-            <w:r>
-              <w:rPr>
-                <w:rFonts w:ascii="Calibri" w:hAnsi="Calibri"/>
-                <w:sz w:val="20"/>
-              </w:rPr>
-              <w:t xml:space="default">253,526 (92.2%) (92.1%, 92.3%)</w:t>
-            </w:r>
-          </w:p>
-        </w:tc>
-        <w:tc>
-          <w:tcPr>
-            <w:tcBorders>
-              <w:top w:val="single" w:space="0" w:color="D3D3D3"/>
-              <w:bottom w:val="single" w:space="0" w:color="D3D3D3"/>
-              <w:start w:val="single" w:space="0" w:color="D3D3D3"/>
-              <w:end w:val="single" w:space="0" w:color="D3D3D3"/>
-            </w:tcBorders>
-          </w:tcPr>
-          <w:p>
-            <w:pPr>
-              <w:spacing w:before="0" w:after="60"/>
-              <w:keepNext/>
-              <w:jc w:val="center"/>
-            </w:pPr>
-            <w:r>
-              <w:rPr>
-                <w:rFonts w:ascii="Calibri" w:hAnsi="Calibri"/>
-                <w:sz w:val="20"/>
-              </w:rPr>
-              <w:t xml:space="default">2,148,762 (76.9%) (76.8%, 76.9%)</w:t>
-            </w:r>
-          </w:p>
-        </w:tc>
-        <w:tc>
-          <w:tcPr>
-            <w:tcBorders>
-              <w:top w:val="single" w:space="0" w:color="D3D3D3"/>
-              <w:bottom w:val="single" w:space="0" w:color="D3D3D3"/>
-              <w:start w:val="single" w:space="0" w:color="D3D3D3"/>
-              <w:end w:val="single" w:space="0" w:color="D3D3D3"/>
-            </w:tcBorders>
-          </w:tcPr>
-          <w:p>
-            <w:pPr>
-              <w:spacing w:before="0" w:after="60"/>
-              <w:keepNext/>
-              <w:jc w:val="center"/>
-            </w:pPr>
-            <w:r>
-              <w:rPr>
-                <w:rFonts w:ascii="Calibri" w:hAnsi="Calibri"/>
-                <w:sz w:val="20"/>
-              </w:rPr>
-              <w:t xml:space="default">1,830,984 (78.4%) (78.4%, 78.5%)</w:t>
-            </w:r>
-          </w:p>
-        </w:tc>
-        <w:tc>
-          <w:tcPr>
-            <w:tcBorders>
-              <w:top w:val="single" w:space="0" w:color="D3D3D3"/>
-              <w:bottom w:val="single" w:space="0" w:color="D3D3D3"/>
-              <w:start w:val="single" w:space="0" w:color="D3D3D3"/>
-              <w:end w:val="single" w:space="0" w:color="D3D3D3"/>
-            </w:tcBorders>
-          </w:tcPr>
-          <w:p>
-            <w:pPr>
-              <w:spacing w:before="0" w:after="60"/>
-              <w:keepNext/>
-              <w:jc w:val="center"/>
-            </w:pPr>
-            <w:r>
-              <w:rPr>
-                <w:rFonts w:ascii="Calibri" w:hAnsi="Calibri"/>
-                <w:sz w:val="20"/>
-              </w:rPr>
-              <w:t xml:space="default">3,979,746 (77.6%) (77.5%, 77.6%)</w:t>
-            </w:r>
-          </w:p>
-        </w:tc>
-        <w:tc>
-          <w:tcPr>
-            <w:tcBorders>
-              <w:top w:val="single" w:space="0" w:color="D3D3D3"/>
-              <w:bottom w:val="single" w:space="0" w:color="D3D3D3"/>
-              <w:start w:val="single" w:space="0" w:color="D3D3D3"/>
-              <w:end w:val="single" w:space="0" w:color="D3D3D3"/>
-            </w:tcBorders>
-          </w:tcPr>
-          <w:p>
-            <w:pPr>
-              <w:spacing w:before="0" w:after="60"/>
-              <w:keepNext/>
-              <w:jc w:val="center"/>
-            </w:pPr>
-            <w:r>
-              <w:rPr>
-                <w:rFonts w:ascii="Calibri" w:hAnsi="Calibri"/>
-                <w:sz w:val="20"/>
-              </w:rPr>
-              <w:t xml:space="default">369,636 (91.9%) (91.8%, 92.0%)</w:t>
-            </w:r>
-          </w:p>
-        </w:tc>
-        <w:tc>
-          <w:tcPr>
-            <w:tcBorders>
-              <w:top w:val="single" w:space="0" w:color="D3D3D3"/>
-              <w:bottom w:val="single" w:space="0" w:color="D3D3D3"/>
-              <w:start w:val="single" w:space="0" w:color="D3D3D3"/>
-              <w:end w:val="single" w:space="0" w:color="D3D3D3"/>
-            </w:tcBorders>
-          </w:tcPr>
-          <w:p>
-            <w:pPr>
-              <w:spacing w:before="0" w:after="60"/>
-              <w:keepNext/>
-              <w:jc w:val="center"/>
-            </w:pPr>
-            <w:r>
-              <w:rPr>
-                <w:rFonts w:ascii="Calibri" w:hAnsi="Calibri"/>
-                <w:sz w:val="20"/>
-              </w:rPr>
-              <w:t xml:space="default">350,851 (93.2%) (93.2%, 93.3%)</w:t>
-            </w:r>
-          </w:p>
-        </w:tc>
-        <w:tc>
-          <w:tcPr>
-            <w:tcBorders>
-              <w:top w:val="single" w:space="0" w:color="D3D3D3"/>
-              <w:bottom w:val="single" w:space="0" w:color="D3D3D3"/>
-              <w:start w:val="single" w:space="0" w:color="D3D3D3"/>
-              <w:end w:val="single" w:space="0" w:color="D3D3D3"/>
-            </w:tcBorders>
-          </w:tcPr>
-          <w:p>
-            <w:pPr>
-              <w:spacing w:before="0" w:after="60"/>
-              <w:keepNext/>
-              <w:jc w:val="center"/>
-            </w:pPr>
-            <w:r>
-              <w:rPr>
-                <w:rFonts w:ascii="Calibri" w:hAnsi="Calibri"/>
-                <w:sz w:val="20"/>
-              </w:rPr>
-              <w:t xml:space="default">720,487 (92.5%) (92.5%, 92.6%)</w:t>
+              <w:t xml:space="default">142,914 (92%)</w:t>
+            </w:r>
+          </w:p>
+        </w:tc>
+        <w:tc>
+          <w:tcPr>
+            <w:tcBorders>
+              <w:top w:val="single" w:space="0" w:color="D3D3D3"/>
+              <w:bottom w:val="single" w:space="0" w:color="D3D3D3"/>
+              <w:start w:val="single" w:space="0" w:color="D3D3D3"/>
+              <w:end w:val="single" w:space="0" w:color="D3D3D3"/>
+            </w:tcBorders>
+          </w:tcPr>
+          <w:p>
+            <w:pPr>
+              <w:spacing w:before="0" w:after="60"/>
+              <w:keepNext/>
+              <w:jc w:val="center"/>
+            </w:pPr>
+            <w:r>
+              <w:rPr>
+                <w:rFonts w:ascii="Calibri" w:hAnsi="Calibri"/>
+                <w:sz w:val="20"/>
+              </w:rPr>
+              <w:t xml:space="default">110,612 (92%)</w:t>
+            </w:r>
+          </w:p>
+        </w:tc>
+        <w:tc>
+          <w:tcPr>
+            <w:tcBorders>
+              <w:top w:val="single" w:space="0" w:color="D3D3D3"/>
+              <w:bottom w:val="single" w:space="0" w:color="D3D3D3"/>
+              <w:start w:val="single" w:space="0" w:color="D3D3D3"/>
+              <w:end w:val="single" w:space="0" w:color="D3D3D3"/>
+            </w:tcBorders>
+          </w:tcPr>
+          <w:p>
+            <w:pPr>
+              <w:spacing w:before="0" w:after="60"/>
+              <w:keepNext/>
+              <w:jc w:val="center"/>
+            </w:pPr>
+            <w:r>
+              <w:rPr>
+                <w:rFonts w:ascii="Calibri" w:hAnsi="Calibri"/>
+                <w:sz w:val="20"/>
+              </w:rPr>
+              <w:t xml:space="default">253,526 (92%)</w:t>
+            </w:r>
+          </w:p>
+        </w:tc>
+        <w:tc>
+          <w:tcPr>
+            <w:tcBorders>
+              <w:top w:val="single" w:space="0" w:color="D3D3D3"/>
+              <w:bottom w:val="single" w:space="0" w:color="D3D3D3"/>
+              <w:start w:val="single" w:space="0" w:color="D3D3D3"/>
+              <w:end w:val="single" w:space="0" w:color="D3D3D3"/>
+            </w:tcBorders>
+          </w:tcPr>
+          <w:p>
+            <w:pPr>
+              <w:spacing w:before="0" w:after="60"/>
+              <w:keepNext/>
+              <w:jc w:val="center"/>
+            </w:pPr>
+            <w:r>
+              <w:rPr>
+                <w:rFonts w:ascii="Calibri" w:hAnsi="Calibri"/>
+                <w:sz w:val="20"/>
+              </w:rPr>
+              <w:t xml:space="default">2,148,762 (77%)</w:t>
+            </w:r>
+          </w:p>
+        </w:tc>
+        <w:tc>
+          <w:tcPr>
+            <w:tcBorders>
+              <w:top w:val="single" w:space="0" w:color="D3D3D3"/>
+              <w:bottom w:val="single" w:space="0" w:color="D3D3D3"/>
+              <w:start w:val="single" w:space="0" w:color="D3D3D3"/>
+              <w:end w:val="single" w:space="0" w:color="D3D3D3"/>
+            </w:tcBorders>
+          </w:tcPr>
+          <w:p>
+            <w:pPr>
+              <w:spacing w:before="0" w:after="60"/>
+              <w:keepNext/>
+              <w:jc w:val="center"/>
+            </w:pPr>
+            <w:r>
+              <w:rPr>
+                <w:rFonts w:ascii="Calibri" w:hAnsi="Calibri"/>
+                <w:sz w:val="20"/>
+              </w:rPr>
+              <w:t xml:space="default">1,830,984 (78%)</w:t>
+            </w:r>
+          </w:p>
+        </w:tc>
+        <w:tc>
+          <w:tcPr>
+            <w:tcBorders>
+              <w:top w:val="single" w:space="0" w:color="D3D3D3"/>
+              <w:bottom w:val="single" w:space="0" w:color="D3D3D3"/>
+              <w:start w:val="single" w:space="0" w:color="D3D3D3"/>
+              <w:end w:val="single" w:space="0" w:color="D3D3D3"/>
+            </w:tcBorders>
+          </w:tcPr>
+          <w:p>
+            <w:pPr>
+              <w:spacing w:before="0" w:after="60"/>
+              <w:keepNext/>
+              <w:jc w:val="center"/>
+            </w:pPr>
+            <w:r>
+              <w:rPr>
+                <w:rFonts w:ascii="Calibri" w:hAnsi="Calibri"/>
+                <w:sz w:val="20"/>
+              </w:rPr>
+              <w:t xml:space="default">3,979,746 (78%)</w:t>
+            </w:r>
+          </w:p>
+        </w:tc>
+        <w:tc>
+          <w:tcPr>
+            <w:tcBorders>
+              <w:top w:val="single" w:space="0" w:color="D3D3D3"/>
+              <w:bottom w:val="single" w:space="0" w:color="D3D3D3"/>
+              <w:start w:val="single" w:space="0" w:color="D3D3D3"/>
+              <w:end w:val="single" w:space="0" w:color="D3D3D3"/>
+            </w:tcBorders>
+          </w:tcPr>
+          <w:p>
+            <w:pPr>
+              <w:spacing w:before="0" w:after="60"/>
+              <w:keepNext/>
+              <w:jc w:val="center"/>
+            </w:pPr>
+            <w:r>
+              <w:rPr>
+                <w:rFonts w:ascii="Calibri" w:hAnsi="Calibri"/>
+                <w:sz w:val="20"/>
+              </w:rPr>
+              <w:t xml:space="default">369,636 (92%)</w:t>
+            </w:r>
+          </w:p>
+        </w:tc>
+        <w:tc>
+          <w:tcPr>
+            <w:tcBorders>
+              <w:top w:val="single" w:space="0" w:color="D3D3D3"/>
+              <w:bottom w:val="single" w:space="0" w:color="D3D3D3"/>
+              <w:start w:val="single" w:space="0" w:color="D3D3D3"/>
+              <w:end w:val="single" w:space="0" w:color="D3D3D3"/>
+            </w:tcBorders>
+          </w:tcPr>
+          <w:p>
+            <w:pPr>
+              <w:spacing w:before="0" w:after="60"/>
+              <w:keepNext/>
+              <w:jc w:val="center"/>
+            </w:pPr>
+            <w:r>
+              <w:rPr>
+                <w:rFonts w:ascii="Calibri" w:hAnsi="Calibri"/>
+                <w:sz w:val="20"/>
+              </w:rPr>
+              <w:t xml:space="default">350,851 (93%)</w:t>
+            </w:r>
+          </w:p>
+        </w:tc>
+        <w:tc>
+          <w:tcPr>
+            <w:tcBorders>
+              <w:top w:val="single" w:space="0" w:color="D3D3D3"/>
+              <w:bottom w:val="single" w:space="0" w:color="D3D3D3"/>
+              <w:start w:val="single" w:space="0" w:color="D3D3D3"/>
+              <w:end w:val="single" w:space="0" w:color="D3D3D3"/>
+            </w:tcBorders>
+          </w:tcPr>
+          <w:p>
+            <w:pPr>
+              <w:spacing w:before="0" w:after="60"/>
+              <w:keepNext/>
+              <w:jc w:val="center"/>
+            </w:pPr>
+            <w:r>
+              <w:rPr>
+                <w:rFonts w:ascii="Calibri" w:hAnsi="Calibri"/>
+                <w:sz w:val="20"/>
+              </w:rPr>
+              <w:t xml:space="default">720,487 (93%)</w:t>
             </w:r>
           </w:p>
         </w:tc>
@@ -1887,199 +1887,199 @@
                 <w:rFonts w:ascii="Calibri" w:hAnsi="Calibri"/>
                 <w:sz w:val="20"/>
               </w:rPr>
-              <w:t xml:space="default">7,784 (5.0%) (4.92%, 5.13%)</w:t>
-            </w:r>
-          </w:p>
-        </w:tc>
-        <w:tc>
-          <w:tcPr>
-            <w:tcBorders>
-              <w:top w:val="single" w:space="0" w:color="D3D3D3"/>
-              <w:bottom w:val="single" w:space="0" w:color="D3D3D3"/>
-              <w:start w:val="single" w:space="0" w:color="D3D3D3"/>
-              <w:end w:val="single" w:space="0" w:color="D3D3D3"/>
-            </w:tcBorders>
-          </w:tcPr>
-          <w:p>
-            <w:pPr>
-              <w:spacing w:before="0" w:after="60"/>
-              <w:keepNext/>
-              <w:jc w:val="center"/>
-            </w:pPr>
-            <w:r>
-              <w:rPr>
-                <w:rFonts w:ascii="Calibri" w:hAnsi="Calibri"/>
-                <w:sz w:val="20"/>
-              </w:rPr>
-              <w:t xml:space="default">6,347 (5.3%) (5.16%, 5.41%)</w:t>
-            </w:r>
-          </w:p>
-        </w:tc>
-        <w:tc>
-          <w:tcPr>
-            <w:tcBorders>
-              <w:top w:val="single" w:space="0" w:color="D3D3D3"/>
-              <w:bottom w:val="single" w:space="0" w:color="D3D3D3"/>
-              <w:start w:val="single" w:space="0" w:color="D3D3D3"/>
-              <w:end w:val="single" w:space="0" w:color="D3D3D3"/>
-            </w:tcBorders>
-          </w:tcPr>
-          <w:p>
-            <w:pPr>
-              <w:spacing w:before="0" w:after="60"/>
-              <w:keepNext/>
-              <w:jc w:val="center"/>
-            </w:pPr>
-            <w:r>
-              <w:rPr>
-                <w:rFonts w:ascii="Calibri" w:hAnsi="Calibri"/>
-                <w:sz w:val="20"/>
-              </w:rPr>
-              <w:t xml:space="default">14,131 (5.1%) (5.05%, 5.22%)</w:t>
-            </w:r>
-          </w:p>
-        </w:tc>
-        <w:tc>
-          <w:tcPr>
-            <w:tcBorders>
-              <w:top w:val="single" w:space="0" w:color="D3D3D3"/>
-              <w:bottom w:val="single" w:space="0" w:color="D3D3D3"/>
-              <w:start w:val="single" w:space="0" w:color="D3D3D3"/>
-              <w:end w:val="single" w:space="0" w:color="D3D3D3"/>
-            </w:tcBorders>
-          </w:tcPr>
-          <w:p>
-            <w:pPr>
-              <w:spacing w:before="0" w:after="60"/>
-              <w:keepNext/>
-              <w:jc w:val="center"/>
-            </w:pPr>
-            <w:r>
-              <w:rPr>
-                <w:rFonts w:ascii="Calibri" w:hAnsi="Calibri"/>
-                <w:sz w:val="20"/>
-              </w:rPr>
-              <w:t xml:space="default">334,800 (12.0%) (11.9%, 12.0%)</w:t>
-            </w:r>
-          </w:p>
-        </w:tc>
-        <w:tc>
-          <w:tcPr>
-            <w:tcBorders>
-              <w:top w:val="single" w:space="0" w:color="D3D3D3"/>
-              <w:bottom w:val="single" w:space="0" w:color="D3D3D3"/>
-              <w:start w:val="single" w:space="0" w:color="D3D3D3"/>
-              <w:end w:val="single" w:space="0" w:color="D3D3D3"/>
-            </w:tcBorders>
-          </w:tcPr>
-          <w:p>
-            <w:pPr>
-              <w:spacing w:before="0" w:after="60"/>
-              <w:keepNext/>
-              <w:jc w:val="center"/>
-            </w:pPr>
-            <w:r>
-              <w:rPr>
-                <w:rFonts w:ascii="Calibri" w:hAnsi="Calibri"/>
-                <w:sz w:val="20"/>
-              </w:rPr>
-              <w:t xml:space="default">265,987 (11.4%) (11.4%, 11.4%)</w:t>
-            </w:r>
-          </w:p>
-        </w:tc>
-        <w:tc>
-          <w:tcPr>
-            <w:tcBorders>
-              <w:top w:val="single" w:space="0" w:color="D3D3D3"/>
-              <w:bottom w:val="single" w:space="0" w:color="D3D3D3"/>
-              <w:start w:val="single" w:space="0" w:color="D3D3D3"/>
-              <w:end w:val="single" w:space="0" w:color="D3D3D3"/>
-            </w:tcBorders>
-          </w:tcPr>
-          <w:p>
-            <w:pPr>
-              <w:spacing w:before="0" w:after="60"/>
-              <w:keepNext/>
-              <w:jc w:val="center"/>
-            </w:pPr>
-            <w:r>
-              <w:rPr>
-                <w:rFonts w:ascii="Calibri" w:hAnsi="Calibri"/>
-                <w:sz w:val="20"/>
-              </w:rPr>
-              <w:t xml:space="default">600,787 (11.7%) (11.7%, 11.7%)</w:t>
-            </w:r>
-          </w:p>
-        </w:tc>
-        <w:tc>
-          <w:tcPr>
-            <w:tcBorders>
-              <w:top w:val="single" w:space="0" w:color="D3D3D3"/>
-              <w:bottom w:val="single" w:space="0" w:color="D3D3D3"/>
-              <w:start w:val="single" w:space="0" w:color="D3D3D3"/>
-              <w:end w:val="single" w:space="0" w:color="D3D3D3"/>
-            </w:tcBorders>
-          </w:tcPr>
-          <w:p>
-            <w:pPr>
-              <w:spacing w:before="0" w:after="60"/>
-              <w:keepNext/>
-              <w:jc w:val="center"/>
-            </w:pPr>
-            <w:r>
-              <w:rPr>
-                <w:rFonts w:ascii="Calibri" w:hAnsi="Calibri"/>
-                <w:sz w:val="20"/>
-              </w:rPr>
-              <w:t xml:space="default">20,105 (5.0%) (4.93%, 5.07%)</w:t>
-            </w:r>
-          </w:p>
-        </w:tc>
-        <w:tc>
-          <w:tcPr>
-            <w:tcBorders>
-              <w:top w:val="single" w:space="0" w:color="D3D3D3"/>
-              <w:bottom w:val="single" w:space="0" w:color="D3D3D3"/>
-              <w:start w:val="single" w:space="0" w:color="D3D3D3"/>
-              <w:end w:val="single" w:space="0" w:color="D3D3D3"/>
-            </w:tcBorders>
-          </w:tcPr>
-          <w:p>
-            <w:pPr>
-              <w:spacing w:before="0" w:after="60"/>
-              <w:keepNext/>
-              <w:jc w:val="center"/>
-            </w:pPr>
-            <w:r>
-              <w:rPr>
-                <w:rFonts w:ascii="Calibri" w:hAnsi="Calibri"/>
-                <w:sz w:val="20"/>
-              </w:rPr>
-              <w:t xml:space="default">16,447 (4.4%) (4.31%, 4.44%)</w:t>
-            </w:r>
-          </w:p>
-        </w:tc>
-        <w:tc>
-          <w:tcPr>
-            <w:tcBorders>
-              <w:top w:val="single" w:space="0" w:color="D3D3D3"/>
-              <w:bottom w:val="single" w:space="0" w:color="D3D3D3"/>
-              <w:start w:val="single" w:space="0" w:color="D3D3D3"/>
-              <w:end w:val="single" w:space="0" w:color="D3D3D3"/>
-            </w:tcBorders>
-          </w:tcPr>
-          <w:p>
-            <w:pPr>
-              <w:spacing w:before="0" w:after="60"/>
-              <w:keepNext/>
-              <w:jc w:val="center"/>
-            </w:pPr>
-            <w:r>
-              <w:rPr>
-                <w:rFonts w:ascii="Calibri" w:hAnsi="Calibri"/>
-                <w:sz w:val="20"/>
-              </w:rPr>
-              <w:t xml:space="default">36,552 (4.7%) (4.65%, 4.74%)</w:t>
+              <w:t xml:space="default">7,784 (5%)</w:t>
+            </w:r>
+          </w:p>
+        </w:tc>
+        <w:tc>
+          <w:tcPr>
+            <w:tcBorders>
+              <w:top w:val="single" w:space="0" w:color="D3D3D3"/>
+              <w:bottom w:val="single" w:space="0" w:color="D3D3D3"/>
+              <w:start w:val="single" w:space="0" w:color="D3D3D3"/>
+              <w:end w:val="single" w:space="0" w:color="D3D3D3"/>
+            </w:tcBorders>
+          </w:tcPr>
+          <w:p>
+            <w:pPr>
+              <w:spacing w:before="0" w:after="60"/>
+              <w:keepNext/>
+              <w:jc w:val="center"/>
+            </w:pPr>
+            <w:r>
+              <w:rPr>
+                <w:rFonts w:ascii="Calibri" w:hAnsi="Calibri"/>
+                <w:sz w:val="20"/>
+              </w:rPr>
+              <w:t xml:space="default">6,347 (5%)</w:t>
+            </w:r>
+          </w:p>
+        </w:tc>
+        <w:tc>
+          <w:tcPr>
+            <w:tcBorders>
+              <w:top w:val="single" w:space="0" w:color="D3D3D3"/>
+              <w:bottom w:val="single" w:space="0" w:color="D3D3D3"/>
+              <w:start w:val="single" w:space="0" w:color="D3D3D3"/>
+              <w:end w:val="single" w:space="0" w:color="D3D3D3"/>
+            </w:tcBorders>
+          </w:tcPr>
+          <w:p>
+            <w:pPr>
+              <w:spacing w:before="0" w:after="60"/>
+              <w:keepNext/>
+              <w:jc w:val="center"/>
+            </w:pPr>
+            <w:r>
+              <w:rPr>
+                <w:rFonts w:ascii="Calibri" w:hAnsi="Calibri"/>
+                <w:sz w:val="20"/>
+              </w:rPr>
+              <w:t xml:space="default">14,131 (5%)</w:t>
+            </w:r>
+          </w:p>
+        </w:tc>
+        <w:tc>
+          <w:tcPr>
+            <w:tcBorders>
+              <w:top w:val="single" w:space="0" w:color="D3D3D3"/>
+              <w:bottom w:val="single" w:space="0" w:color="D3D3D3"/>
+              <w:start w:val="single" w:space="0" w:color="D3D3D3"/>
+              <w:end w:val="single" w:space="0" w:color="D3D3D3"/>
+            </w:tcBorders>
+          </w:tcPr>
+          <w:p>
+            <w:pPr>
+              <w:spacing w:before="0" w:after="60"/>
+              <w:keepNext/>
+              <w:jc w:val="center"/>
+            </w:pPr>
+            <w:r>
+              <w:rPr>
+                <w:rFonts w:ascii="Calibri" w:hAnsi="Calibri"/>
+                <w:sz w:val="20"/>
+              </w:rPr>
+              <w:t xml:space="default">334,800 (12%)</w:t>
+            </w:r>
+          </w:p>
+        </w:tc>
+        <w:tc>
+          <w:tcPr>
+            <w:tcBorders>
+              <w:top w:val="single" w:space="0" w:color="D3D3D3"/>
+              <w:bottom w:val="single" w:space="0" w:color="D3D3D3"/>
+              <w:start w:val="single" w:space="0" w:color="D3D3D3"/>
+              <w:end w:val="single" w:space="0" w:color="D3D3D3"/>
+            </w:tcBorders>
+          </w:tcPr>
+          <w:p>
+            <w:pPr>
+              <w:spacing w:before="0" w:after="60"/>
+              <w:keepNext/>
+              <w:jc w:val="center"/>
+            </w:pPr>
+            <w:r>
+              <w:rPr>
+                <w:rFonts w:ascii="Calibri" w:hAnsi="Calibri"/>
+                <w:sz w:val="20"/>
+              </w:rPr>
+              <w:t xml:space="default">265,987 (11%)</w:t>
+            </w:r>
+          </w:p>
+        </w:tc>
+        <w:tc>
+          <w:tcPr>
+            <w:tcBorders>
+              <w:top w:val="single" w:space="0" w:color="D3D3D3"/>
+              <w:bottom w:val="single" w:space="0" w:color="D3D3D3"/>
+              <w:start w:val="single" w:space="0" w:color="D3D3D3"/>
+              <w:end w:val="single" w:space="0" w:color="D3D3D3"/>
+            </w:tcBorders>
+          </w:tcPr>
+          <w:p>
+            <w:pPr>
+              <w:spacing w:before="0" w:after="60"/>
+              <w:keepNext/>
+              <w:jc w:val="center"/>
+            </w:pPr>
+            <w:r>
+              <w:rPr>
+                <w:rFonts w:ascii="Calibri" w:hAnsi="Calibri"/>
+                <w:sz w:val="20"/>
+              </w:rPr>
+              <w:t xml:space="default">600,787 (12%)</w:t>
+            </w:r>
+          </w:p>
+        </w:tc>
+        <w:tc>
+          <w:tcPr>
+            <w:tcBorders>
+              <w:top w:val="single" w:space="0" w:color="D3D3D3"/>
+              <w:bottom w:val="single" w:space="0" w:color="D3D3D3"/>
+              <w:start w:val="single" w:space="0" w:color="D3D3D3"/>
+              <w:end w:val="single" w:space="0" w:color="D3D3D3"/>
+            </w:tcBorders>
+          </w:tcPr>
+          <w:p>
+            <w:pPr>
+              <w:spacing w:before="0" w:after="60"/>
+              <w:keepNext/>
+              <w:jc w:val="center"/>
+            </w:pPr>
+            <w:r>
+              <w:rPr>
+                <w:rFonts w:ascii="Calibri" w:hAnsi="Calibri"/>
+                <w:sz w:val="20"/>
+              </w:rPr>
+              <w:t xml:space="default">20,105 (5%)</w:t>
+            </w:r>
+          </w:p>
+        </w:tc>
+        <w:tc>
+          <w:tcPr>
+            <w:tcBorders>
+              <w:top w:val="single" w:space="0" w:color="D3D3D3"/>
+              <w:bottom w:val="single" w:space="0" w:color="D3D3D3"/>
+              <w:start w:val="single" w:space="0" w:color="D3D3D3"/>
+              <w:end w:val="single" w:space="0" w:color="D3D3D3"/>
+            </w:tcBorders>
+          </w:tcPr>
+          <w:p>
+            <w:pPr>
+              <w:spacing w:before="0" w:after="60"/>
+              <w:keepNext/>
+              <w:jc w:val="center"/>
+            </w:pPr>
+            <w:r>
+              <w:rPr>
+                <w:rFonts w:ascii="Calibri" w:hAnsi="Calibri"/>
+                <w:sz w:val="20"/>
+              </w:rPr>
+              <w:t xml:space="default">16,447 (4%)</w:t>
+            </w:r>
+          </w:p>
+        </w:tc>
+        <w:tc>
+          <w:tcPr>
+            <w:tcBorders>
+              <w:top w:val="single" w:space="0" w:color="D3D3D3"/>
+              <w:bottom w:val="single" w:space="0" w:color="D3D3D3"/>
+              <w:start w:val="single" w:space="0" w:color="D3D3D3"/>
+              <w:end w:val="single" w:space="0" w:color="D3D3D3"/>
+            </w:tcBorders>
+          </w:tcPr>
+          <w:p>
+            <w:pPr>
+              <w:spacing w:before="0" w:after="60"/>
+              <w:keepNext/>
+              <w:jc w:val="center"/>
+            </w:pPr>
+            <w:r>
+              <w:rPr>
+                <w:rFonts w:ascii="Calibri" w:hAnsi="Calibri"/>
+                <w:sz w:val="20"/>
+              </w:rPr>
+              <w:t xml:space="default">36,552 (5%)</w:t>
             </w:r>
           </w:p>
         </w:tc>
@@ -2132,199 +2132,199 @@
                 <w:rFonts w:ascii="Calibri" w:hAnsi="Calibri"/>
                 <w:sz w:val="20"/>
               </w:rPr>
-              <w:t xml:space="default">2,987 (1.9%) (1.86%, 2.00%)</w:t>
-            </w:r>
-          </w:p>
-        </w:tc>
-        <w:tc>
-          <w:tcPr>
-            <w:tcBorders>
-              <w:top w:val="single" w:space="0" w:color="D3D3D3"/>
-              <w:bottom w:val="single" w:space="0" w:color="D3D3D3"/>
-              <w:start w:val="single" w:space="0" w:color="D3D3D3"/>
-              <w:end w:val="single" w:space="0" w:color="D3D3D3"/>
-            </w:tcBorders>
-          </w:tcPr>
-          <w:p>
-            <w:pPr>
-              <w:spacing w:before="0" w:after="60"/>
-              <w:keepNext/>
-              <w:jc w:val="center"/>
-            </w:pPr>
-            <w:r>
-              <w:rPr>
-                <w:rFonts w:ascii="Calibri" w:hAnsi="Calibri"/>
-                <w:sz w:val="20"/>
-              </w:rPr>
-              <w:t xml:space="default">2,303 (1.9%) (1.84%, 2.00%)</w:t>
-            </w:r>
-          </w:p>
-        </w:tc>
-        <w:tc>
-          <w:tcPr>
-            <w:tcBorders>
-              <w:top w:val="single" w:space="0" w:color="D3D3D3"/>
-              <w:bottom w:val="single" w:space="0" w:color="D3D3D3"/>
-              <w:start w:val="single" w:space="0" w:color="D3D3D3"/>
-              <w:end w:val="single" w:space="0" w:color="D3D3D3"/>
-            </w:tcBorders>
-          </w:tcPr>
-          <w:p>
-            <w:pPr>
-              <w:spacing w:before="0" w:after="60"/>
-              <w:keepNext/>
-              <w:jc w:val="center"/>
-            </w:pPr>
-            <w:r>
-              <w:rPr>
-                <w:rFonts w:ascii="Calibri" w:hAnsi="Calibri"/>
-                <w:sz w:val="20"/>
-              </w:rPr>
-              <w:t xml:space="default">5,290 (1.9%) (1.87%, 1.97%)</w:t>
-            </w:r>
-          </w:p>
-        </w:tc>
-        <w:tc>
-          <w:tcPr>
-            <w:tcBorders>
-              <w:top w:val="single" w:space="0" w:color="D3D3D3"/>
-              <w:bottom w:val="single" w:space="0" w:color="D3D3D3"/>
-              <w:start w:val="single" w:space="0" w:color="D3D3D3"/>
-              <w:end w:val="single" w:space="0" w:color="D3D3D3"/>
-            </w:tcBorders>
-          </w:tcPr>
-          <w:p>
-            <w:pPr>
-              <w:spacing w:before="0" w:after="60"/>
-              <w:keepNext/>
-              <w:jc w:val="center"/>
-            </w:pPr>
-            <w:r>
-              <w:rPr>
-                <w:rFonts w:ascii="Calibri" w:hAnsi="Calibri"/>
-                <w:sz w:val="20"/>
-              </w:rPr>
-              <w:t xml:space="default">169,606 (6.1%) (6.04%, 6.09%)</w:t>
-            </w:r>
-          </w:p>
-        </w:tc>
-        <w:tc>
-          <w:tcPr>
-            <w:tcBorders>
-              <w:top w:val="single" w:space="0" w:color="D3D3D3"/>
-              <w:bottom w:val="single" w:space="0" w:color="D3D3D3"/>
-              <w:start w:val="single" w:space="0" w:color="D3D3D3"/>
-              <w:end w:val="single" w:space="0" w:color="D3D3D3"/>
-            </w:tcBorders>
-          </w:tcPr>
-          <w:p>
-            <w:pPr>
-              <w:spacing w:before="0" w:after="60"/>
-              <w:keepNext/>
-              <w:jc w:val="center"/>
-            </w:pPr>
-            <w:r>
-              <w:rPr>
-                <w:rFonts w:ascii="Calibri" w:hAnsi="Calibri"/>
-                <w:sz w:val="20"/>
-              </w:rPr>
-              <w:t xml:space="default">130,067 (5.6%) (5.54%, 5.60%)</w:t>
-            </w:r>
-          </w:p>
-        </w:tc>
-        <w:tc>
-          <w:tcPr>
-            <w:tcBorders>
-              <w:top w:val="single" w:space="0" w:color="D3D3D3"/>
-              <w:bottom w:val="single" w:space="0" w:color="D3D3D3"/>
-              <w:start w:val="single" w:space="0" w:color="D3D3D3"/>
-              <w:end w:val="single" w:space="0" w:color="D3D3D3"/>
-            </w:tcBorders>
-          </w:tcPr>
-          <w:p>
-            <w:pPr>
-              <w:spacing w:before="0" w:after="60"/>
-              <w:keepNext/>
-              <w:jc w:val="center"/>
-            </w:pPr>
-            <w:r>
-              <w:rPr>
-                <w:rFonts w:ascii="Calibri" w:hAnsi="Calibri"/>
-                <w:sz w:val="20"/>
-              </w:rPr>
-              <w:t xml:space="default">299,673 (5.8%) (5.82%, 5.86%)</w:t>
-            </w:r>
-          </w:p>
-        </w:tc>
-        <w:tc>
-          <w:tcPr>
-            <w:tcBorders>
-              <w:top w:val="single" w:space="0" w:color="D3D3D3"/>
-              <w:bottom w:val="single" w:space="0" w:color="D3D3D3"/>
-              <w:start w:val="single" w:space="0" w:color="D3D3D3"/>
-              <w:end w:val="single" w:space="0" w:color="D3D3D3"/>
-            </w:tcBorders>
-          </w:tcPr>
-          <w:p>
-            <w:pPr>
-              <w:spacing w:before="0" w:after="60"/>
-              <w:keepNext/>
-              <w:jc w:val="center"/>
-            </w:pPr>
-            <w:r>
-              <w:rPr>
-                <w:rFonts w:ascii="Calibri" w:hAnsi="Calibri"/>
-                <w:sz w:val="20"/>
-              </w:rPr>
-              <w:t xml:space="default">7,104 (1.8%) (1.73%, 1.81%)</w:t>
-            </w:r>
-          </w:p>
-        </w:tc>
-        <w:tc>
-          <w:tcPr>
-            <w:tcBorders>
-              <w:top w:val="single" w:space="0" w:color="D3D3D3"/>
-              <w:bottom w:val="single" w:space="0" w:color="D3D3D3"/>
-              <w:start w:val="single" w:space="0" w:color="D3D3D3"/>
-              <w:end w:val="single" w:space="0" w:color="D3D3D3"/>
-            </w:tcBorders>
-          </w:tcPr>
-          <w:p>
-            <w:pPr>
-              <w:spacing w:before="0" w:after="60"/>
-              <w:keepNext/>
-              <w:jc w:val="center"/>
-            </w:pPr>
-            <w:r>
-              <w:rPr>
-                <w:rFonts w:ascii="Calibri" w:hAnsi="Calibri"/>
-                <w:sz w:val="20"/>
-              </w:rPr>
-              <w:t xml:space="default">5,402 (1.4%) (1.40%, 1.47%)</w:t>
-            </w:r>
-          </w:p>
-        </w:tc>
-        <w:tc>
-          <w:tcPr>
-            <w:tcBorders>
-              <w:top w:val="single" w:space="0" w:color="D3D3D3"/>
-              <w:bottom w:val="single" w:space="0" w:color="D3D3D3"/>
-              <w:start w:val="single" w:space="0" w:color="D3D3D3"/>
-              <w:end w:val="single" w:space="0" w:color="D3D3D3"/>
-            </w:tcBorders>
-          </w:tcPr>
-          <w:p>
-            <w:pPr>
-              <w:spacing w:before="0" w:after="60"/>
-              <w:keepNext/>
-              <w:jc w:val="center"/>
-            </w:pPr>
-            <w:r>
-              <w:rPr>
-                <w:rFonts w:ascii="Calibri" w:hAnsi="Calibri"/>
-                <w:sz w:val="20"/>
-              </w:rPr>
-              <w:t xml:space="default">12,506 (1.6%) (1.58%, 1.63%)</w:t>
+              <w:t xml:space="default">2,987 (2%)</w:t>
+            </w:r>
+          </w:p>
+        </w:tc>
+        <w:tc>
+          <w:tcPr>
+            <w:tcBorders>
+              <w:top w:val="single" w:space="0" w:color="D3D3D3"/>
+              <w:bottom w:val="single" w:space="0" w:color="D3D3D3"/>
+              <w:start w:val="single" w:space="0" w:color="D3D3D3"/>
+              <w:end w:val="single" w:space="0" w:color="D3D3D3"/>
+            </w:tcBorders>
+          </w:tcPr>
+          <w:p>
+            <w:pPr>
+              <w:spacing w:before="0" w:after="60"/>
+              <w:keepNext/>
+              <w:jc w:val="center"/>
+            </w:pPr>
+            <w:r>
+              <w:rPr>
+                <w:rFonts w:ascii="Calibri" w:hAnsi="Calibri"/>
+                <w:sz w:val="20"/>
+              </w:rPr>
+              <w:t xml:space="default">2,303 (2%)</w:t>
+            </w:r>
+          </w:p>
+        </w:tc>
+        <w:tc>
+          <w:tcPr>
+            <w:tcBorders>
+              <w:top w:val="single" w:space="0" w:color="D3D3D3"/>
+              <w:bottom w:val="single" w:space="0" w:color="D3D3D3"/>
+              <w:start w:val="single" w:space="0" w:color="D3D3D3"/>
+              <w:end w:val="single" w:space="0" w:color="D3D3D3"/>
+            </w:tcBorders>
+          </w:tcPr>
+          <w:p>
+            <w:pPr>
+              <w:spacing w:before="0" w:after="60"/>
+              <w:keepNext/>
+              <w:jc w:val="center"/>
+            </w:pPr>
+            <w:r>
+              <w:rPr>
+                <w:rFonts w:ascii="Calibri" w:hAnsi="Calibri"/>
+                <w:sz w:val="20"/>
+              </w:rPr>
+              <w:t xml:space="default">5,290 (2%)</w:t>
+            </w:r>
+          </w:p>
+        </w:tc>
+        <w:tc>
+          <w:tcPr>
+            <w:tcBorders>
+              <w:top w:val="single" w:space="0" w:color="D3D3D3"/>
+              <w:bottom w:val="single" w:space="0" w:color="D3D3D3"/>
+              <w:start w:val="single" w:space="0" w:color="D3D3D3"/>
+              <w:end w:val="single" w:space="0" w:color="D3D3D3"/>
+            </w:tcBorders>
+          </w:tcPr>
+          <w:p>
+            <w:pPr>
+              <w:spacing w:before="0" w:after="60"/>
+              <w:keepNext/>
+              <w:jc w:val="center"/>
+            </w:pPr>
+            <w:r>
+              <w:rPr>
+                <w:rFonts w:ascii="Calibri" w:hAnsi="Calibri"/>
+                <w:sz w:val="20"/>
+              </w:rPr>
+              <w:t xml:space="default">169,606 (6%)</w:t>
+            </w:r>
+          </w:p>
+        </w:tc>
+        <w:tc>
+          <w:tcPr>
+            <w:tcBorders>
+              <w:top w:val="single" w:space="0" w:color="D3D3D3"/>
+              <w:bottom w:val="single" w:space="0" w:color="D3D3D3"/>
+              <w:start w:val="single" w:space="0" w:color="D3D3D3"/>
+              <w:end w:val="single" w:space="0" w:color="D3D3D3"/>
+            </w:tcBorders>
+          </w:tcPr>
+          <w:p>
+            <w:pPr>
+              <w:spacing w:before="0" w:after="60"/>
+              <w:keepNext/>
+              <w:jc w:val="center"/>
+            </w:pPr>
+            <w:r>
+              <w:rPr>
+                <w:rFonts w:ascii="Calibri" w:hAnsi="Calibri"/>
+                <w:sz w:val="20"/>
+              </w:rPr>
+              <w:t xml:space="default">130,067 (6%)</w:t>
+            </w:r>
+          </w:p>
+        </w:tc>
+        <w:tc>
+          <w:tcPr>
+            <w:tcBorders>
+              <w:top w:val="single" w:space="0" w:color="D3D3D3"/>
+              <w:bottom w:val="single" w:space="0" w:color="D3D3D3"/>
+              <w:start w:val="single" w:space="0" w:color="D3D3D3"/>
+              <w:end w:val="single" w:space="0" w:color="D3D3D3"/>
+            </w:tcBorders>
+          </w:tcPr>
+          <w:p>
+            <w:pPr>
+              <w:spacing w:before="0" w:after="60"/>
+              <w:keepNext/>
+              <w:jc w:val="center"/>
+            </w:pPr>
+            <w:r>
+              <w:rPr>
+                <w:rFonts w:ascii="Calibri" w:hAnsi="Calibri"/>
+                <w:sz w:val="20"/>
+              </w:rPr>
+              <w:t xml:space="default">299,673 (6%)</w:t>
+            </w:r>
+          </w:p>
+        </w:tc>
+        <w:tc>
+          <w:tcPr>
+            <w:tcBorders>
+              <w:top w:val="single" w:space="0" w:color="D3D3D3"/>
+              <w:bottom w:val="single" w:space="0" w:color="D3D3D3"/>
+              <w:start w:val="single" w:space="0" w:color="D3D3D3"/>
+              <w:end w:val="single" w:space="0" w:color="D3D3D3"/>
+            </w:tcBorders>
+          </w:tcPr>
+          <w:p>
+            <w:pPr>
+              <w:spacing w:before="0" w:after="60"/>
+              <w:keepNext/>
+              <w:jc w:val="center"/>
+            </w:pPr>
+            <w:r>
+              <w:rPr>
+                <w:rFonts w:ascii="Calibri" w:hAnsi="Calibri"/>
+                <w:sz w:val="20"/>
+              </w:rPr>
+              <w:t xml:space="default">7,104 (2%)</w:t>
+            </w:r>
+          </w:p>
+        </w:tc>
+        <w:tc>
+          <w:tcPr>
+            <w:tcBorders>
+              <w:top w:val="single" w:space="0" w:color="D3D3D3"/>
+              <w:bottom w:val="single" w:space="0" w:color="D3D3D3"/>
+              <w:start w:val="single" w:space="0" w:color="D3D3D3"/>
+              <w:end w:val="single" w:space="0" w:color="D3D3D3"/>
+            </w:tcBorders>
+          </w:tcPr>
+          <w:p>
+            <w:pPr>
+              <w:spacing w:before="0" w:after="60"/>
+              <w:keepNext/>
+              <w:jc w:val="center"/>
+            </w:pPr>
+            <w:r>
+              <w:rPr>
+                <w:rFonts w:ascii="Calibri" w:hAnsi="Calibri"/>
+                <w:sz w:val="20"/>
+              </w:rPr>
+              <w:t xml:space="default">5,402 (1%)</w:t>
+            </w:r>
+          </w:p>
+        </w:tc>
+        <w:tc>
+          <w:tcPr>
+            <w:tcBorders>
+              <w:top w:val="single" w:space="0" w:color="D3D3D3"/>
+              <w:bottom w:val="single" w:space="0" w:color="D3D3D3"/>
+              <w:start w:val="single" w:space="0" w:color="D3D3D3"/>
+              <w:end w:val="single" w:space="0" w:color="D3D3D3"/>
+            </w:tcBorders>
+          </w:tcPr>
+          <w:p>
+            <w:pPr>
+              <w:spacing w:before="0" w:after="60"/>
+              <w:keepNext/>
+              <w:jc w:val="center"/>
+            </w:pPr>
+            <w:r>
+              <w:rPr>
+                <w:rFonts w:ascii="Calibri" w:hAnsi="Calibri"/>
+                <w:sz w:val="20"/>
+              </w:rPr>
+              <w:t xml:space="default">12,506 (2%)</w:t>
             </w:r>
           </w:p>
         </w:tc>
@@ -2377,199 +2377,199 @@
                 <w:rFonts w:ascii="Calibri" w:hAnsi="Calibri"/>
                 <w:sz w:val="20"/>
               </w:rPr>
-              <w:t xml:space="default">1,248 (0.8%) (0.762%, 0.852%)</w:t>
-            </w:r>
-          </w:p>
-        </w:tc>
-        <w:tc>
-          <w:tcPr>
-            <w:tcBorders>
-              <w:top w:val="single" w:space="0" w:color="D3D3D3"/>
-              <w:bottom w:val="single" w:space="0" w:color="D3D3D3"/>
-              <w:start w:val="single" w:space="0" w:color="D3D3D3"/>
-              <w:end w:val="single" w:space="0" w:color="D3D3D3"/>
-            </w:tcBorders>
-          </w:tcPr>
-          <w:p>
-            <w:pPr>
-              <w:spacing w:before="0" w:after="60"/>
-              <w:keepNext/>
-              <w:jc w:val="center"/>
-            </w:pPr>
-            <w:r>
-              <w:rPr>
-                <w:rFonts w:ascii="Calibri" w:hAnsi="Calibri"/>
-                <w:sz w:val="20"/>
-              </w:rPr>
-              <w:t xml:space="default">922 (0.8%) (0.719%, 0.819%)</w:t>
-            </w:r>
-          </w:p>
-        </w:tc>
-        <w:tc>
-          <w:tcPr>
-            <w:tcBorders>
-              <w:top w:val="single" w:space="0" w:color="D3D3D3"/>
-              <w:bottom w:val="single" w:space="0" w:color="D3D3D3"/>
-              <w:start w:val="single" w:space="0" w:color="D3D3D3"/>
-              <w:end w:val="single" w:space="0" w:color="D3D3D3"/>
-            </w:tcBorders>
-          </w:tcPr>
-          <w:p>
-            <w:pPr>
-              <w:spacing w:before="0" w:after="60"/>
-              <w:keepNext/>
-              <w:jc w:val="center"/>
-            </w:pPr>
-            <w:r>
-              <w:rPr>
-                <w:rFonts w:ascii="Calibri" w:hAnsi="Calibri"/>
-                <w:sz w:val="20"/>
-              </w:rPr>
-              <w:t xml:space="default">2,170 (0.8%) (0.756%, 0.823%)</w:t>
-            </w:r>
-          </w:p>
-        </w:tc>
-        <w:tc>
-          <w:tcPr>
-            <w:tcBorders>
-              <w:top w:val="single" w:space="0" w:color="D3D3D3"/>
-              <w:bottom w:val="single" w:space="0" w:color="D3D3D3"/>
-              <w:start w:val="single" w:space="0" w:color="D3D3D3"/>
-              <w:end w:val="single" w:space="0" w:color="D3D3D3"/>
-            </w:tcBorders>
-          </w:tcPr>
-          <w:p>
-            <w:pPr>
-              <w:spacing w:before="0" w:after="60"/>
-              <w:keepNext/>
-              <w:jc w:val="center"/>
-            </w:pPr>
-            <w:r>
-              <w:rPr>
-                <w:rFonts w:ascii="Calibri" w:hAnsi="Calibri"/>
-                <w:sz w:val="20"/>
-              </w:rPr>
-              <w:t xml:space="default">142,537 (5.1%) (5.07%, 5.12%)</w:t>
-            </w:r>
-          </w:p>
-        </w:tc>
-        <w:tc>
-          <w:tcPr>
-            <w:tcBorders>
-              <w:top w:val="single" w:space="0" w:color="D3D3D3"/>
-              <w:bottom w:val="single" w:space="0" w:color="D3D3D3"/>
-              <w:start w:val="single" w:space="0" w:color="D3D3D3"/>
-              <w:end w:val="single" w:space="0" w:color="D3D3D3"/>
-            </w:tcBorders>
-          </w:tcPr>
-          <w:p>
-            <w:pPr>
-              <w:spacing w:before="0" w:after="60"/>
-              <w:keepNext/>
-              <w:jc w:val="center"/>
-            </w:pPr>
-            <w:r>
-              <w:rPr>
-                <w:rFonts w:ascii="Calibri" w:hAnsi="Calibri"/>
-                <w:sz w:val="20"/>
-              </w:rPr>
-              <w:t xml:space="default">107,323 (4.6%) (4.57%, 4.62%)</w:t>
-            </w:r>
-          </w:p>
-        </w:tc>
-        <w:tc>
-          <w:tcPr>
-            <w:tcBorders>
-              <w:top w:val="single" w:space="0" w:color="D3D3D3"/>
-              <w:bottom w:val="single" w:space="0" w:color="D3D3D3"/>
-              <w:start w:val="single" w:space="0" w:color="D3D3D3"/>
-              <w:end w:val="single" w:space="0" w:color="D3D3D3"/>
-            </w:tcBorders>
-          </w:tcPr>
-          <w:p>
-            <w:pPr>
-              <w:spacing w:before="0" w:after="60"/>
-              <w:keepNext/>
-              <w:jc w:val="center"/>
-            </w:pPr>
-            <w:r>
-              <w:rPr>
-                <w:rFonts w:ascii="Calibri" w:hAnsi="Calibri"/>
-                <w:sz w:val="20"/>
-              </w:rPr>
-              <w:t xml:space="default">249,860 (4.9%) (4.85%, 4.89%)</w:t>
-            </w:r>
-          </w:p>
-        </w:tc>
-        <w:tc>
-          <w:tcPr>
-            <w:tcBorders>
-              <w:top w:val="single" w:space="0" w:color="D3D3D3"/>
-              <w:bottom w:val="single" w:space="0" w:color="D3D3D3"/>
-              <w:start w:val="single" w:space="0" w:color="D3D3D3"/>
-              <w:end w:val="single" w:space="0" w:color="D3D3D3"/>
-            </w:tcBorders>
-          </w:tcPr>
-          <w:p>
-            <w:pPr>
-              <w:spacing w:before="0" w:after="60"/>
-              <w:keepNext/>
-              <w:jc w:val="center"/>
-            </w:pPr>
-            <w:r>
-              <w:rPr>
-                <w:rFonts w:ascii="Calibri" w:hAnsi="Calibri"/>
-                <w:sz w:val="20"/>
-              </w:rPr>
-              <w:t xml:space="default">5,404 (1.3%) (1.31%, 1.38%)</w:t>
-            </w:r>
-          </w:p>
-        </w:tc>
-        <w:tc>
-          <w:tcPr>
-            <w:tcBorders>
-              <w:top w:val="single" w:space="0" w:color="D3D3D3"/>
-              <w:bottom w:val="single" w:space="0" w:color="D3D3D3"/>
-              <w:start w:val="single" w:space="0" w:color="D3D3D3"/>
-              <w:end w:val="single" w:space="0" w:color="D3D3D3"/>
-            </w:tcBorders>
-          </w:tcPr>
-          <w:p>
-            <w:pPr>
-              <w:spacing w:before="0" w:after="60"/>
-              <w:keepNext/>
-              <w:jc w:val="center"/>
-            </w:pPr>
-            <w:r>
-              <w:rPr>
-                <w:rFonts w:ascii="Calibri" w:hAnsi="Calibri"/>
-                <w:sz w:val="20"/>
-              </w:rPr>
-              <w:t xml:space="default">3,561 (0.9%) (0.916%, 0.978%)</w:t>
-            </w:r>
-          </w:p>
-        </w:tc>
-        <w:tc>
-          <w:tcPr>
-            <w:tcBorders>
-              <w:top w:val="single" w:space="0" w:color="D3D3D3"/>
-              <w:bottom w:val="single" w:space="0" w:color="D3D3D3"/>
-              <w:start w:val="single" w:space="0" w:color="D3D3D3"/>
-              <w:end w:val="single" w:space="0" w:color="D3D3D3"/>
-            </w:tcBorders>
-          </w:tcPr>
-          <w:p>
-            <w:pPr>
-              <w:spacing w:before="0" w:after="60"/>
-              <w:keepNext/>
-              <w:jc w:val="center"/>
-            </w:pPr>
-            <w:r>
-              <w:rPr>
-                <w:rFonts w:ascii="Calibri" w:hAnsi="Calibri"/>
-                <w:sz w:val="20"/>
-              </w:rPr>
-              <w:t xml:space="default">8,965 (1.2%) (1.13%, 1.18%)</w:t>
+              <w:t xml:space="default">1,248 (1%)</w:t>
+            </w:r>
+          </w:p>
+        </w:tc>
+        <w:tc>
+          <w:tcPr>
+            <w:tcBorders>
+              <w:top w:val="single" w:space="0" w:color="D3D3D3"/>
+              <w:bottom w:val="single" w:space="0" w:color="D3D3D3"/>
+              <w:start w:val="single" w:space="0" w:color="D3D3D3"/>
+              <w:end w:val="single" w:space="0" w:color="D3D3D3"/>
+            </w:tcBorders>
+          </w:tcPr>
+          <w:p>
+            <w:pPr>
+              <w:spacing w:before="0" w:after="60"/>
+              <w:keepNext/>
+              <w:jc w:val="center"/>
+            </w:pPr>
+            <w:r>
+              <w:rPr>
+                <w:rFonts w:ascii="Calibri" w:hAnsi="Calibri"/>
+                <w:sz w:val="20"/>
+              </w:rPr>
+              <w:t xml:space="default">922 (1%)</w:t>
+            </w:r>
+          </w:p>
+        </w:tc>
+        <w:tc>
+          <w:tcPr>
+            <w:tcBorders>
+              <w:top w:val="single" w:space="0" w:color="D3D3D3"/>
+              <w:bottom w:val="single" w:space="0" w:color="D3D3D3"/>
+              <w:start w:val="single" w:space="0" w:color="D3D3D3"/>
+              <w:end w:val="single" w:space="0" w:color="D3D3D3"/>
+            </w:tcBorders>
+          </w:tcPr>
+          <w:p>
+            <w:pPr>
+              <w:spacing w:before="0" w:after="60"/>
+              <w:keepNext/>
+              <w:jc w:val="center"/>
+            </w:pPr>
+            <w:r>
+              <w:rPr>
+                <w:rFonts w:ascii="Calibri" w:hAnsi="Calibri"/>
+                <w:sz w:val="20"/>
+              </w:rPr>
+              <w:t xml:space="default">2,170 (1%)</w:t>
+            </w:r>
+          </w:p>
+        </w:tc>
+        <w:tc>
+          <w:tcPr>
+            <w:tcBorders>
+              <w:top w:val="single" w:space="0" w:color="D3D3D3"/>
+              <w:bottom w:val="single" w:space="0" w:color="D3D3D3"/>
+              <w:start w:val="single" w:space="0" w:color="D3D3D3"/>
+              <w:end w:val="single" w:space="0" w:color="D3D3D3"/>
+            </w:tcBorders>
+          </w:tcPr>
+          <w:p>
+            <w:pPr>
+              <w:spacing w:before="0" w:after="60"/>
+              <w:keepNext/>
+              <w:jc w:val="center"/>
+            </w:pPr>
+            <w:r>
+              <w:rPr>
+                <w:rFonts w:ascii="Calibri" w:hAnsi="Calibri"/>
+                <w:sz w:val="20"/>
+              </w:rPr>
+              <w:t xml:space="default">142,537 (5%)</w:t>
+            </w:r>
+          </w:p>
+        </w:tc>
+        <w:tc>
+          <w:tcPr>
+            <w:tcBorders>
+              <w:top w:val="single" w:space="0" w:color="D3D3D3"/>
+              <w:bottom w:val="single" w:space="0" w:color="D3D3D3"/>
+              <w:start w:val="single" w:space="0" w:color="D3D3D3"/>
+              <w:end w:val="single" w:space="0" w:color="D3D3D3"/>
+            </w:tcBorders>
+          </w:tcPr>
+          <w:p>
+            <w:pPr>
+              <w:spacing w:before="0" w:after="60"/>
+              <w:keepNext/>
+              <w:jc w:val="center"/>
+            </w:pPr>
+            <w:r>
+              <w:rPr>
+                <w:rFonts w:ascii="Calibri" w:hAnsi="Calibri"/>
+                <w:sz w:val="20"/>
+              </w:rPr>
+              <w:t xml:space="default">107,323 (5%)</w:t>
+            </w:r>
+          </w:p>
+        </w:tc>
+        <w:tc>
+          <w:tcPr>
+            <w:tcBorders>
+              <w:top w:val="single" w:space="0" w:color="D3D3D3"/>
+              <w:bottom w:val="single" w:space="0" w:color="D3D3D3"/>
+              <w:start w:val="single" w:space="0" w:color="D3D3D3"/>
+              <w:end w:val="single" w:space="0" w:color="D3D3D3"/>
+            </w:tcBorders>
+          </w:tcPr>
+          <w:p>
+            <w:pPr>
+              <w:spacing w:before="0" w:after="60"/>
+              <w:keepNext/>
+              <w:jc w:val="center"/>
+            </w:pPr>
+            <w:r>
+              <w:rPr>
+                <w:rFonts w:ascii="Calibri" w:hAnsi="Calibri"/>
+                <w:sz w:val="20"/>
+              </w:rPr>
+              <w:t xml:space="default">249,860 (5%)</w:t>
+            </w:r>
+          </w:p>
+        </w:tc>
+        <w:tc>
+          <w:tcPr>
+            <w:tcBorders>
+              <w:top w:val="single" w:space="0" w:color="D3D3D3"/>
+              <w:bottom w:val="single" w:space="0" w:color="D3D3D3"/>
+              <w:start w:val="single" w:space="0" w:color="D3D3D3"/>
+              <w:end w:val="single" w:space="0" w:color="D3D3D3"/>
+            </w:tcBorders>
+          </w:tcPr>
+          <w:p>
+            <w:pPr>
+              <w:spacing w:before="0" w:after="60"/>
+              <w:keepNext/>
+              <w:jc w:val="center"/>
+            </w:pPr>
+            <w:r>
+              <w:rPr>
+                <w:rFonts w:ascii="Calibri" w:hAnsi="Calibri"/>
+                <w:sz w:val="20"/>
+              </w:rPr>
+              <w:t xml:space="default">5,404 (1%)</w:t>
+            </w:r>
+          </w:p>
+        </w:tc>
+        <w:tc>
+          <w:tcPr>
+            <w:tcBorders>
+              <w:top w:val="single" w:space="0" w:color="D3D3D3"/>
+              <w:bottom w:val="single" w:space="0" w:color="D3D3D3"/>
+              <w:start w:val="single" w:space="0" w:color="D3D3D3"/>
+              <w:end w:val="single" w:space="0" w:color="D3D3D3"/>
+            </w:tcBorders>
+          </w:tcPr>
+          <w:p>
+            <w:pPr>
+              <w:spacing w:before="0" w:after="60"/>
+              <w:keepNext/>
+              <w:jc w:val="center"/>
+            </w:pPr>
+            <w:r>
+              <w:rPr>
+                <w:rFonts w:ascii="Calibri" w:hAnsi="Calibri"/>
+                <w:sz w:val="20"/>
+              </w:rPr>
+              <w:t xml:space="default">3,561 (1%)</w:t>
+            </w:r>
+          </w:p>
+        </w:tc>
+        <w:tc>
+          <w:tcPr>
+            <w:tcBorders>
+              <w:top w:val="single" w:space="0" w:color="D3D3D3"/>
+              <w:bottom w:val="single" w:space="0" w:color="D3D3D3"/>
+              <w:start w:val="single" w:space="0" w:color="D3D3D3"/>
+              <w:end w:val="single" w:space="0" w:color="D3D3D3"/>
+            </w:tcBorders>
+          </w:tcPr>
+          <w:p>
+            <w:pPr>
+              <w:spacing w:before="0" w:after="60"/>
+              <w:keepNext/>
+              <w:jc w:val="center"/>
+            </w:pPr>
+            <w:r>
+              <w:rPr>
+                <w:rFonts w:ascii="Calibri" w:hAnsi="Calibri"/>
+                <w:sz w:val="20"/>
+              </w:rPr>
+              <w:t xml:space="default">8,965 (1%)</w:t>
             </w:r>
           </w:p>
         </w:tc>
@@ -2602,29 +2602,6 @@
                 <w:sz w:val="20"/>
               </w:rPr>
               <w:t xml:space="default">n (%)</w:t>
-            </w:r>
-          </w:p>
-        </w:tc>
-      </w:tr>
-      <w:tr>
-        <w:trPr>
-          <w:cantSplit/>
-        </w:trPr>
-        <w:tc>
-          <w:tcPr>
-            <w:gridSpan w:val="10"/>
-          </w:tcPr>
-          <w:p>
-            <w:pPr>
-              <w:spacing w:before="0" w:after="60"/>
-              <w:keepNext/>
-            </w:pPr>
-            <w:r>
-              <w:rPr>
-                <w:rFonts w:ascii="Calibri" w:hAnsi="Calibri"/>
-                <w:sz w:val="20"/>
-              </w:rPr>
-              <w:t xml:space="preserve">Abbreviation: CI = Confidence Interval</w:t>
             </w:r>
           </w:p>
         </w:tc>

--- a/table1.docx
+++ b/table1.docx
@@ -46,7 +46,7 @@
               <w:top w:val="single" w:sz="16" w:space="0" w:color="D3D3D3"/>
               <w:bottom w:val="single" w:sz="16" w:space="0" w:color="D3D3D3"/>
             </w:tcBorders>
-            <w:gridSpan w:val="3"/>
+            <w:gridSpan w:val="4"/>
           </w:tcPr>
           <w:p>
             <w:pPr>
@@ -70,7 +70,7 @@
               <w:top w:val="single" w:sz="16" w:space="0" w:color="D3D3D3"/>
               <w:bottom w:val="single" w:sz="16" w:space="0" w:color="D3D3D3"/>
             </w:tcBorders>
-            <w:gridSpan w:val="3"/>
+            <w:gridSpan w:val="4"/>
           </w:tcPr>
           <w:p>
             <w:pPr>
@@ -95,7 +95,7 @@
               <w:bottom w:val="single" w:sz="16" w:space="0" w:color="D3D3D3"/>
               <w:end w:val="single" w:space="0" w:color="D3D3D3"/>
             </w:tcBorders>
-            <w:gridSpan w:val="3"/>
+            <w:gridSpan w:val="4"/>
           </w:tcPr>
           <w:p>
             <w:pPr>
@@ -160,6 +160,28 @@
                 <w:rFonts w:ascii="Calibri" w:hAnsi="Calibri"/>
                 <w:sz w:val="20"/>
               </w:rPr>
+              <w:t xml:space="preserve">Missing</w:t>
+            </w:r>
+          </w:p>
+        </w:tc>
+        <w:tc>
+          <w:tcPr>
+            <w:tcBorders>
+              <w:bottom w:val="single" w:sz="16" w:space="0" w:color="D3D3D3"/>
+            </w:tcBorders>
+          </w:tcPr>
+          <w:p>
+            <w:pPr>
+              <w:spacing w:before="0" w:after="60"/>
+              <w:keepNext/>
+              <w:jc w:val="center"/>
+            </w:pPr>
+            <w:r>
+              <w:rPr>
+                <w:b w:val="true"/>
+                <w:rFonts w:ascii="Calibri" w:hAnsi="Calibri"/>
+                <w:sz w:val="20"/>
+              </w:rPr>
               <w:t xml:space="preserve">F</w:t>
             </w:r>
             <w:r>
@@ -316,6 +338,28 @@
                 <w:rFonts w:ascii="Calibri" w:hAnsi="Calibri"/>
                 <w:sz w:val="20"/>
               </w:rPr>
+              <w:t xml:space="preserve">Missing</w:t>
+            </w:r>
+          </w:p>
+        </w:tc>
+        <w:tc>
+          <w:tcPr>
+            <w:tcBorders>
+              <w:bottom w:val="single" w:sz="16" w:space="0" w:color="D3D3D3"/>
+            </w:tcBorders>
+          </w:tcPr>
+          <w:p>
+            <w:pPr>
+              <w:spacing w:before="0" w:after="60"/>
+              <w:keepNext/>
+              <w:jc w:val="center"/>
+            </w:pPr>
+            <w:r>
+              <w:rPr>
+                <w:b w:val="true"/>
+                <w:rFonts w:ascii="Calibri" w:hAnsi="Calibri"/>
+                <w:sz w:val="20"/>
+              </w:rPr>
               <w:t xml:space="preserve">F</w:t>
             </w:r>
             <w:r>
@@ -451,6 +495,28 @@
                 <w:sz w:val="20"/>
               </w:rPr>
               <w:t xml:space="default">1</w:t>
+            </w:r>
+          </w:p>
+        </w:tc>
+        <w:tc>
+          <w:tcPr>
+            <w:tcBorders>
+              <w:bottom w:val="single" w:sz="16" w:space="0" w:color="D3D3D3"/>
+            </w:tcBorders>
+          </w:tcPr>
+          <w:p>
+            <w:pPr>
+              <w:spacing w:before="0" w:after="60"/>
+              <w:keepNext/>
+              <w:jc w:val="center"/>
+            </w:pPr>
+            <w:r>
+              <w:rPr>
+                <w:b w:val="true"/>
+                <w:rFonts w:ascii="Calibri" w:hAnsi="Calibri"/>
+                <w:sz w:val="20"/>
+              </w:rPr>
+              <w:t xml:space="preserve">Missing</w:t>
             </w:r>
           </w:p>
         </w:tc>
@@ -661,6 +727,30 @@
                 <w:rFonts w:ascii="Calibri" w:hAnsi="Calibri"/>
                 <w:sz w:val="20"/>
               </w:rPr>
+              <w:t xml:space="default">0 (0%)</w:t>
+            </w:r>
+          </w:p>
+        </w:tc>
+        <w:tc>
+          <w:tcPr>
+            <w:tcBorders>
+              <w:top w:val="single" w:space="0" w:color="D3D3D3"/>
+              <w:bottom w:val="single" w:space="0" w:color="D3D3D3"/>
+              <w:start w:val="single" w:space="0" w:color="D3D3D3"/>
+              <w:end w:val="single" w:space="0" w:color="D3D3D3"/>
+            </w:tcBorders>
+          </w:tcPr>
+          <w:p>
+            <w:pPr>
+              <w:spacing w:before="0" w:after="60"/>
+              <w:keepNext/>
+              <w:jc w:val="center"/>
+            </w:pPr>
+            <w:r>
+              <w:rPr>
+                <w:rFonts w:ascii="Calibri" w:hAnsi="Calibri"/>
+                <w:sz w:val="20"/>
+              </w:rPr>
               <w:t xml:space="default"/>
             </w:r>
           </w:p>
@@ -733,6 +823,30 @@
                 <w:rFonts w:ascii="Calibri" w:hAnsi="Calibri"/>
                 <w:sz w:val="20"/>
               </w:rPr>
+              <w:t xml:space="default">0 (0%)</w:t>
+            </w:r>
+          </w:p>
+        </w:tc>
+        <w:tc>
+          <w:tcPr>
+            <w:tcBorders>
+              <w:top w:val="single" w:space="0" w:color="D3D3D3"/>
+              <w:bottom w:val="single" w:space="0" w:color="D3D3D3"/>
+              <w:start w:val="single" w:space="0" w:color="D3D3D3"/>
+              <w:end w:val="single" w:space="0" w:color="D3D3D3"/>
+            </w:tcBorders>
+          </w:tcPr>
+          <w:p>
+            <w:pPr>
+              <w:spacing w:before="0" w:after="60"/>
+              <w:keepNext/>
+              <w:jc w:val="center"/>
+            </w:pPr>
+            <w:r>
+              <w:rPr>
+                <w:rFonts w:ascii="Calibri" w:hAnsi="Calibri"/>
+                <w:sz w:val="20"/>
+              </w:rPr>
               <w:t xml:space="default"/>
             </w:r>
           </w:p>
@@ -782,6 +896,30 @@
                 <w:sz w:val="20"/>
               </w:rPr>
               <w:t xml:space="default"/>
+            </w:r>
+          </w:p>
+        </w:tc>
+        <w:tc>
+          <w:tcPr>
+            <w:tcBorders>
+              <w:top w:val="single" w:space="0" w:color="D3D3D3"/>
+              <w:bottom w:val="single" w:space="0" w:color="D3D3D3"/>
+              <w:start w:val="single" w:space="0" w:color="D3D3D3"/>
+              <w:end w:val="single" w:space="0" w:color="D3D3D3"/>
+            </w:tcBorders>
+          </w:tcPr>
+          <w:p>
+            <w:pPr>
+              <w:spacing w:before="0" w:after="60"/>
+              <w:keepNext/>
+              <w:jc w:val="center"/>
+            </w:pPr>
+            <w:r>
+              <w:rPr>
+                <w:rFonts w:ascii="Calibri" w:hAnsi="Calibri"/>
+                <w:sz w:val="20"/>
+              </w:rPr>
+              <w:t xml:space="default">0 (0%)</w:t>
             </w:r>
           </w:p>
         </w:tc>
@@ -906,6 +1044,30 @@
                 <w:rFonts w:ascii="Calibri" w:hAnsi="Calibri"/>
                 <w:sz w:val="20"/>
               </w:rPr>
+              <w:t xml:space="default"/>
+            </w:r>
+          </w:p>
+        </w:tc>
+        <w:tc>
+          <w:tcPr>
+            <w:tcBorders>
+              <w:top w:val="single" w:space="0" w:color="D3D3D3"/>
+              <w:bottom w:val="single" w:space="0" w:color="D3D3D3"/>
+              <w:start w:val="single" w:space="0" w:color="D3D3D3"/>
+              <w:end w:val="single" w:space="0" w:color="D3D3D3"/>
+            </w:tcBorders>
+          </w:tcPr>
+          <w:p>
+            <w:pPr>
+              <w:spacing w:before="0" w:after="60"/>
+              <w:keepNext/>
+              <w:jc w:val="center"/>
+            </w:pPr>
+            <w:r>
+              <w:rPr>
+                <w:rFonts w:ascii="Calibri" w:hAnsi="Calibri"/>
+                <w:sz w:val="20"/>
+              </w:rPr>
               <w:t xml:space="default">50,589 (33%)</w:t>
             </w:r>
           </w:p>
@@ -978,6 +1140,30 @@
                 <w:rFonts w:ascii="Calibri" w:hAnsi="Calibri"/>
                 <w:sz w:val="20"/>
               </w:rPr>
+              <w:t xml:space="default"/>
+            </w:r>
+          </w:p>
+        </w:tc>
+        <w:tc>
+          <w:tcPr>
+            <w:tcBorders>
+              <w:top w:val="single" w:space="0" w:color="D3D3D3"/>
+              <w:bottom w:val="single" w:space="0" w:color="D3D3D3"/>
+              <w:start w:val="single" w:space="0" w:color="D3D3D3"/>
+              <w:end w:val="single" w:space="0" w:color="D3D3D3"/>
+            </w:tcBorders>
+          </w:tcPr>
+          <w:p>
+            <w:pPr>
+              <w:spacing w:before="0" w:after="60"/>
+              <w:keepNext/>
+              <w:jc w:val="center"/>
+            </w:pPr>
+            <w:r>
+              <w:rPr>
+                <w:rFonts w:ascii="Calibri" w:hAnsi="Calibri"/>
+                <w:sz w:val="20"/>
+              </w:rPr>
               <w:t xml:space="default">840,242 (30%)</w:t>
             </w:r>
           </w:p>
@@ -1027,6 +1213,30 @@
                 <w:sz w:val="20"/>
               </w:rPr>
               <w:t xml:space="default">1,466,547 (29%)</w:t>
+            </w:r>
+          </w:p>
+        </w:tc>
+        <w:tc>
+          <w:tcPr>
+            <w:tcBorders>
+              <w:top w:val="single" w:space="0" w:color="D3D3D3"/>
+              <w:bottom w:val="single" w:space="0" w:color="D3D3D3"/>
+              <w:start w:val="single" w:space="0" w:color="D3D3D3"/>
+              <w:end w:val="single" w:space="0" w:color="D3D3D3"/>
+            </w:tcBorders>
+          </w:tcPr>
+          <w:p>
+            <w:pPr>
+              <w:spacing w:before="0" w:after="60"/>
+              <w:keepNext/>
+              <w:jc w:val="center"/>
+            </w:pPr>
+            <w:r>
+              <w:rPr>
+                <w:rFonts w:ascii="Calibri" w:hAnsi="Calibri"/>
+                <w:sz w:val="20"/>
+              </w:rPr>
+              <w:t xml:space="default"/>
             </w:r>
           </w:p>
         </w:tc>
@@ -1151,6 +1361,30 @@
                 <w:rFonts w:ascii="Calibri" w:hAnsi="Calibri"/>
                 <w:sz w:val="20"/>
               </w:rPr>
+              <w:t xml:space="default"/>
+            </w:r>
+          </w:p>
+        </w:tc>
+        <w:tc>
+          <w:tcPr>
+            <w:tcBorders>
+              <w:top w:val="single" w:space="0" w:color="D3D3D3"/>
+              <w:bottom w:val="single" w:space="0" w:color="D3D3D3"/>
+              <w:start w:val="single" w:space="0" w:color="D3D3D3"/>
+              <w:end w:val="single" w:space="0" w:color="D3D3D3"/>
+            </w:tcBorders>
+          </w:tcPr>
+          <w:p>
+            <w:pPr>
+              <w:spacing w:before="0" w:after="60"/>
+              <w:keepNext/>
+              <w:jc w:val="center"/>
+            </w:pPr>
+            <w:r>
+              <w:rPr>
+                <w:rFonts w:ascii="Calibri" w:hAnsi="Calibri"/>
+                <w:sz w:val="20"/>
+              </w:rPr>
               <w:t xml:space="default">104,549 (67%)</w:t>
             </w:r>
           </w:p>
@@ -1223,6 +1457,30 @@
                 <w:rFonts w:ascii="Calibri" w:hAnsi="Calibri"/>
                 <w:sz w:val="20"/>
               </w:rPr>
+              <w:t xml:space="default"/>
+            </w:r>
+          </w:p>
+        </w:tc>
+        <w:tc>
+          <w:tcPr>
+            <w:tcBorders>
+              <w:top w:val="single" w:space="0" w:color="D3D3D3"/>
+              <w:bottom w:val="single" w:space="0" w:color="D3D3D3"/>
+              <w:start w:val="single" w:space="0" w:color="D3D3D3"/>
+              <w:end w:val="single" w:space="0" w:color="D3D3D3"/>
+            </w:tcBorders>
+          </w:tcPr>
+          <w:p>
+            <w:pPr>
+              <w:spacing w:before="0" w:after="60"/>
+              <w:keepNext/>
+              <w:jc w:val="center"/>
+            </w:pPr>
+            <w:r>
+              <w:rPr>
+                <w:rFonts w:ascii="Calibri" w:hAnsi="Calibri"/>
+                <w:sz w:val="20"/>
+              </w:rPr>
               <w:t xml:space="default">1,959,218 (70%)</w:t>
             </w:r>
           </w:p>
@@ -1272,6 +1530,30 @@
                 <w:sz w:val="20"/>
               </w:rPr>
               <w:t xml:space="default">3,670,849 (71%)</w:t>
+            </w:r>
+          </w:p>
+        </w:tc>
+        <w:tc>
+          <w:tcPr>
+            <w:tcBorders>
+              <w:top w:val="single" w:space="0" w:color="D3D3D3"/>
+              <w:bottom w:val="single" w:space="0" w:color="D3D3D3"/>
+              <w:start w:val="single" w:space="0" w:color="D3D3D3"/>
+              <w:end w:val="single" w:space="0" w:color="D3D3D3"/>
+            </w:tcBorders>
+          </w:tcPr>
+          <w:p>
+            <w:pPr>
+              <w:spacing w:before="0" w:after="60"/>
+              <w:keepNext/>
+              <w:jc w:val="center"/>
+            </w:pPr>
+            <w:r>
+              <w:rPr>
+                <w:rFonts w:ascii="Calibri" w:hAnsi="Calibri"/>
+                <w:sz w:val="20"/>
+              </w:rPr>
+              <w:t xml:space="default"/>
             </w:r>
           </w:p>
         </w:tc>
@@ -1397,6 +1679,30 @@
                 <w:rFonts w:ascii="Calibri" w:hAnsi="Calibri"/>
                 <w:sz w:val="20"/>
               </w:rPr>
+              <w:t xml:space="default">402 (0.1%)</w:t>
+            </w:r>
+          </w:p>
+        </w:tc>
+        <w:tc>
+          <w:tcPr>
+            <w:tcBorders>
+              <w:top w:val="single" w:space="0" w:color="D3D3D3"/>
+              <w:bottom w:val="single" w:space="0" w:color="D3D3D3"/>
+              <w:start w:val="single" w:space="0" w:color="D3D3D3"/>
+              <w:end w:val="single" w:space="0" w:color="D3D3D3"/>
+            </w:tcBorders>
+          </w:tcPr>
+          <w:p>
+            <w:pPr>
+              <w:spacing w:before="0" w:after="60"/>
+              <w:keepNext/>
+              <w:jc w:val="center"/>
+            </w:pPr>
+            <w:r>
+              <w:rPr>
+                <w:rFonts w:ascii="Calibri" w:hAnsi="Calibri"/>
+                <w:sz w:val="20"/>
+              </w:rPr>
               <w:t xml:space="default"/>
             </w:r>
           </w:p>
@@ -1469,6 +1775,30 @@
                 <w:rFonts w:ascii="Calibri" w:hAnsi="Calibri"/>
                 <w:sz w:val="20"/>
               </w:rPr>
+              <w:t xml:space="default">7,330 (0.1%)</w:t>
+            </w:r>
+          </w:p>
+        </w:tc>
+        <w:tc>
+          <w:tcPr>
+            <w:tcBorders>
+              <w:top w:val="single" w:space="0" w:color="D3D3D3"/>
+              <w:bottom w:val="single" w:space="0" w:color="D3D3D3"/>
+              <w:start w:val="single" w:space="0" w:color="D3D3D3"/>
+              <w:end w:val="single" w:space="0" w:color="D3D3D3"/>
+            </w:tcBorders>
+          </w:tcPr>
+          <w:p>
+            <w:pPr>
+              <w:spacing w:before="0" w:after="60"/>
+              <w:keepNext/>
+              <w:jc w:val="center"/>
+            </w:pPr>
+            <w:r>
+              <w:rPr>
+                <w:rFonts w:ascii="Calibri" w:hAnsi="Calibri"/>
+                <w:sz w:val="20"/>
+              </w:rPr>
               <w:t xml:space="default"/>
             </w:r>
           </w:p>
@@ -1518,6 +1848,30 @@
                 <w:sz w:val="20"/>
               </w:rPr>
               <w:t xml:space="default"/>
+            </w:r>
+          </w:p>
+        </w:tc>
+        <w:tc>
+          <w:tcPr>
+            <w:tcBorders>
+              <w:top w:val="single" w:space="0" w:color="D3D3D3"/>
+              <w:bottom w:val="single" w:space="0" w:color="D3D3D3"/>
+              <w:start w:val="single" w:space="0" w:color="D3D3D3"/>
+              <w:end w:val="single" w:space="0" w:color="D3D3D3"/>
+            </w:tcBorders>
+          </w:tcPr>
+          <w:p>
+            <w:pPr>
+              <w:spacing w:before="0" w:after="60"/>
+              <w:keepNext/>
+              <w:jc w:val="center"/>
+            </w:pPr>
+            <w:r>
+              <w:rPr>
+                <w:rFonts w:ascii="Calibri" w:hAnsi="Calibri"/>
+                <w:sz w:val="20"/>
+              </w:rPr>
+              <w:t xml:space="default">1,229 (0.2%)</w:t>
             </w:r>
           </w:p>
         </w:tc>
@@ -1642,6 +1996,30 @@
                 <w:rFonts w:ascii="Calibri" w:hAnsi="Calibri"/>
                 <w:sz w:val="20"/>
               </w:rPr>
+              <w:t xml:space="default"/>
+            </w:r>
+          </w:p>
+        </w:tc>
+        <w:tc>
+          <w:tcPr>
+            <w:tcBorders>
+              <w:top w:val="single" w:space="0" w:color="D3D3D3"/>
+              <w:bottom w:val="single" w:space="0" w:color="D3D3D3"/>
+              <w:start w:val="single" w:space="0" w:color="D3D3D3"/>
+              <w:end w:val="single" w:space="0" w:color="D3D3D3"/>
+            </w:tcBorders>
+          </w:tcPr>
+          <w:p>
+            <w:pPr>
+              <w:spacing w:before="0" w:after="60"/>
+              <w:keepNext/>
+              <w:jc w:val="center"/>
+            </w:pPr>
+            <w:r>
+              <w:rPr>
+                <w:rFonts w:ascii="Calibri" w:hAnsi="Calibri"/>
+                <w:sz w:val="20"/>
+              </w:rPr>
               <w:t xml:space="default">142,914 (92%)</w:t>
             </w:r>
           </w:p>
@@ -1714,6 +2092,30 @@
                 <w:rFonts w:ascii="Calibri" w:hAnsi="Calibri"/>
                 <w:sz w:val="20"/>
               </w:rPr>
+              <w:t xml:space="default"/>
+            </w:r>
+          </w:p>
+        </w:tc>
+        <w:tc>
+          <w:tcPr>
+            <w:tcBorders>
+              <w:top w:val="single" w:space="0" w:color="D3D3D3"/>
+              <w:bottom w:val="single" w:space="0" w:color="D3D3D3"/>
+              <w:start w:val="single" w:space="0" w:color="D3D3D3"/>
+              <w:end w:val="single" w:space="0" w:color="D3D3D3"/>
+            </w:tcBorders>
+          </w:tcPr>
+          <w:p>
+            <w:pPr>
+              <w:spacing w:before="0" w:after="60"/>
+              <w:keepNext/>
+              <w:jc w:val="center"/>
+            </w:pPr>
+            <w:r>
+              <w:rPr>
+                <w:rFonts w:ascii="Calibri" w:hAnsi="Calibri"/>
+                <w:sz w:val="20"/>
+              </w:rPr>
               <w:t xml:space="default">2,148,762 (77%)</w:t>
             </w:r>
           </w:p>
@@ -1763,6 +2165,30 @@
                 <w:sz w:val="20"/>
               </w:rPr>
               <w:t xml:space="default">3,979,746 (78%)</w:t>
+            </w:r>
+          </w:p>
+        </w:tc>
+        <w:tc>
+          <w:tcPr>
+            <w:tcBorders>
+              <w:top w:val="single" w:space="0" w:color="D3D3D3"/>
+              <w:bottom w:val="single" w:space="0" w:color="D3D3D3"/>
+              <w:start w:val="single" w:space="0" w:color="D3D3D3"/>
+              <w:end w:val="single" w:space="0" w:color="D3D3D3"/>
+            </w:tcBorders>
+          </w:tcPr>
+          <w:p>
+            <w:pPr>
+              <w:spacing w:before="0" w:after="60"/>
+              <w:keepNext/>
+              <w:jc w:val="center"/>
+            </w:pPr>
+            <w:r>
+              <w:rPr>
+                <w:rFonts w:ascii="Calibri" w:hAnsi="Calibri"/>
+                <w:sz w:val="20"/>
+              </w:rPr>
+              <w:t xml:space="default"/>
             </w:r>
           </w:p>
         </w:tc>
@@ -1887,6 +2313,30 @@
                 <w:rFonts w:ascii="Calibri" w:hAnsi="Calibri"/>
                 <w:sz w:val="20"/>
               </w:rPr>
+              <w:t xml:space="default"/>
+            </w:r>
+          </w:p>
+        </w:tc>
+        <w:tc>
+          <w:tcPr>
+            <w:tcBorders>
+              <w:top w:val="single" w:space="0" w:color="D3D3D3"/>
+              <w:bottom w:val="single" w:space="0" w:color="D3D3D3"/>
+              <w:start w:val="single" w:space="0" w:color="D3D3D3"/>
+              <w:end w:val="single" w:space="0" w:color="D3D3D3"/>
+            </w:tcBorders>
+          </w:tcPr>
+          <w:p>
+            <w:pPr>
+              <w:spacing w:before="0" w:after="60"/>
+              <w:keepNext/>
+              <w:jc w:val="center"/>
+            </w:pPr>
+            <w:r>
+              <w:rPr>
+                <w:rFonts w:ascii="Calibri" w:hAnsi="Calibri"/>
+                <w:sz w:val="20"/>
+              </w:rPr>
               <w:t xml:space="default">7,784 (5%)</w:t>
             </w:r>
           </w:p>
@@ -1959,6 +2409,30 @@
                 <w:rFonts w:ascii="Calibri" w:hAnsi="Calibri"/>
                 <w:sz w:val="20"/>
               </w:rPr>
+              <w:t xml:space="default"/>
+            </w:r>
+          </w:p>
+        </w:tc>
+        <w:tc>
+          <w:tcPr>
+            <w:tcBorders>
+              <w:top w:val="single" w:space="0" w:color="D3D3D3"/>
+              <w:bottom w:val="single" w:space="0" w:color="D3D3D3"/>
+              <w:start w:val="single" w:space="0" w:color="D3D3D3"/>
+              <w:end w:val="single" w:space="0" w:color="D3D3D3"/>
+            </w:tcBorders>
+          </w:tcPr>
+          <w:p>
+            <w:pPr>
+              <w:spacing w:before="0" w:after="60"/>
+              <w:keepNext/>
+              <w:jc w:val="center"/>
+            </w:pPr>
+            <w:r>
+              <w:rPr>
+                <w:rFonts w:ascii="Calibri" w:hAnsi="Calibri"/>
+                <w:sz w:val="20"/>
+              </w:rPr>
               <w:t xml:space="default">334,800 (12%)</w:t>
             </w:r>
           </w:p>
@@ -2008,6 +2482,30 @@
                 <w:sz w:val="20"/>
               </w:rPr>
               <w:t xml:space="default">600,787 (12%)</w:t>
+            </w:r>
+          </w:p>
+        </w:tc>
+        <w:tc>
+          <w:tcPr>
+            <w:tcBorders>
+              <w:top w:val="single" w:space="0" w:color="D3D3D3"/>
+              <w:bottom w:val="single" w:space="0" w:color="D3D3D3"/>
+              <w:start w:val="single" w:space="0" w:color="D3D3D3"/>
+              <w:end w:val="single" w:space="0" w:color="D3D3D3"/>
+            </w:tcBorders>
+          </w:tcPr>
+          <w:p>
+            <w:pPr>
+              <w:spacing w:before="0" w:after="60"/>
+              <w:keepNext/>
+              <w:jc w:val="center"/>
+            </w:pPr>
+            <w:r>
+              <w:rPr>
+                <w:rFonts w:ascii="Calibri" w:hAnsi="Calibri"/>
+                <w:sz w:val="20"/>
+              </w:rPr>
+              <w:t xml:space="default"/>
             </w:r>
           </w:p>
         </w:tc>
@@ -2132,6 +2630,30 @@
                 <w:rFonts w:ascii="Calibri" w:hAnsi="Calibri"/>
                 <w:sz w:val="20"/>
               </w:rPr>
+              <w:t xml:space="default"/>
+            </w:r>
+          </w:p>
+        </w:tc>
+        <w:tc>
+          <w:tcPr>
+            <w:tcBorders>
+              <w:top w:val="single" w:space="0" w:color="D3D3D3"/>
+              <w:bottom w:val="single" w:space="0" w:color="D3D3D3"/>
+              <w:start w:val="single" w:space="0" w:color="D3D3D3"/>
+              <w:end w:val="single" w:space="0" w:color="D3D3D3"/>
+            </w:tcBorders>
+          </w:tcPr>
+          <w:p>
+            <w:pPr>
+              <w:spacing w:before="0" w:after="60"/>
+              <w:keepNext/>
+              <w:jc w:val="center"/>
+            </w:pPr>
+            <w:r>
+              <w:rPr>
+                <w:rFonts w:ascii="Calibri" w:hAnsi="Calibri"/>
+                <w:sz w:val="20"/>
+              </w:rPr>
               <w:t xml:space="default">2,987 (2%)</w:t>
             </w:r>
           </w:p>
@@ -2204,6 +2726,30 @@
                 <w:rFonts w:ascii="Calibri" w:hAnsi="Calibri"/>
                 <w:sz w:val="20"/>
               </w:rPr>
+              <w:t xml:space="default"/>
+            </w:r>
+          </w:p>
+        </w:tc>
+        <w:tc>
+          <w:tcPr>
+            <w:tcBorders>
+              <w:top w:val="single" w:space="0" w:color="D3D3D3"/>
+              <w:bottom w:val="single" w:space="0" w:color="D3D3D3"/>
+              <w:start w:val="single" w:space="0" w:color="D3D3D3"/>
+              <w:end w:val="single" w:space="0" w:color="D3D3D3"/>
+            </w:tcBorders>
+          </w:tcPr>
+          <w:p>
+            <w:pPr>
+              <w:spacing w:before="0" w:after="60"/>
+              <w:keepNext/>
+              <w:jc w:val="center"/>
+            </w:pPr>
+            <w:r>
+              <w:rPr>
+                <w:rFonts w:ascii="Calibri" w:hAnsi="Calibri"/>
+                <w:sz w:val="20"/>
+              </w:rPr>
               <w:t xml:space="default">169,606 (6%)</w:t>
             </w:r>
           </w:p>
@@ -2253,6 +2799,30 @@
                 <w:sz w:val="20"/>
               </w:rPr>
               <w:t xml:space="default">299,673 (6%)</w:t>
+            </w:r>
+          </w:p>
+        </w:tc>
+        <w:tc>
+          <w:tcPr>
+            <w:tcBorders>
+              <w:top w:val="single" w:space="0" w:color="D3D3D3"/>
+              <w:bottom w:val="single" w:space="0" w:color="D3D3D3"/>
+              <w:start w:val="single" w:space="0" w:color="D3D3D3"/>
+              <w:end w:val="single" w:space="0" w:color="D3D3D3"/>
+            </w:tcBorders>
+          </w:tcPr>
+          <w:p>
+            <w:pPr>
+              <w:spacing w:before="0" w:after="60"/>
+              <w:keepNext/>
+              <w:jc w:val="center"/>
+            </w:pPr>
+            <w:r>
+              <w:rPr>
+                <w:rFonts w:ascii="Calibri" w:hAnsi="Calibri"/>
+                <w:sz w:val="20"/>
+              </w:rPr>
+              <w:t xml:space="default"/>
             </w:r>
           </w:p>
         </w:tc>
@@ -2377,6 +2947,30 @@
                 <w:rFonts w:ascii="Calibri" w:hAnsi="Calibri"/>
                 <w:sz w:val="20"/>
               </w:rPr>
+              <w:t xml:space="default"/>
+            </w:r>
+          </w:p>
+        </w:tc>
+        <w:tc>
+          <w:tcPr>
+            <w:tcBorders>
+              <w:top w:val="single" w:space="0" w:color="D3D3D3"/>
+              <w:bottom w:val="single" w:space="0" w:color="D3D3D3"/>
+              <w:start w:val="single" w:space="0" w:color="D3D3D3"/>
+              <w:end w:val="single" w:space="0" w:color="D3D3D3"/>
+            </w:tcBorders>
+          </w:tcPr>
+          <w:p>
+            <w:pPr>
+              <w:spacing w:before="0" w:after="60"/>
+              <w:keepNext/>
+              <w:jc w:val="center"/>
+            </w:pPr>
+            <w:r>
+              <w:rPr>
+                <w:rFonts w:ascii="Calibri" w:hAnsi="Calibri"/>
+                <w:sz w:val="20"/>
+              </w:rPr>
               <w:t xml:space="default">1,248 (1%)</w:t>
             </w:r>
           </w:p>
@@ -2449,6 +3043,30 @@
                 <w:rFonts w:ascii="Calibri" w:hAnsi="Calibri"/>
                 <w:sz w:val="20"/>
               </w:rPr>
+              <w:t xml:space="default"/>
+            </w:r>
+          </w:p>
+        </w:tc>
+        <w:tc>
+          <w:tcPr>
+            <w:tcBorders>
+              <w:top w:val="single" w:space="0" w:color="D3D3D3"/>
+              <w:bottom w:val="single" w:space="0" w:color="D3D3D3"/>
+              <w:start w:val="single" w:space="0" w:color="D3D3D3"/>
+              <w:end w:val="single" w:space="0" w:color="D3D3D3"/>
+            </w:tcBorders>
+          </w:tcPr>
+          <w:p>
+            <w:pPr>
+              <w:spacing w:before="0" w:after="60"/>
+              <w:keepNext/>
+              <w:jc w:val="center"/>
+            </w:pPr>
+            <w:r>
+              <w:rPr>
+                <w:rFonts w:ascii="Calibri" w:hAnsi="Calibri"/>
+                <w:sz w:val="20"/>
+              </w:rPr>
               <w:t xml:space="default">142,537 (5%)</w:t>
             </w:r>
           </w:p>
@@ -2498,6 +3116,30 @@
                 <w:sz w:val="20"/>
               </w:rPr>
               <w:t xml:space="default">249,860 (5%)</w:t>
+            </w:r>
+          </w:p>
+        </w:tc>
+        <w:tc>
+          <w:tcPr>
+            <w:tcBorders>
+              <w:top w:val="single" w:space="0" w:color="D3D3D3"/>
+              <w:bottom w:val="single" w:space="0" w:color="D3D3D3"/>
+              <w:start w:val="single" w:space="0" w:color="D3D3D3"/>
+              <w:end w:val="single" w:space="0" w:color="D3D3D3"/>
+            </w:tcBorders>
+          </w:tcPr>
+          <w:p>
+            <w:pPr>
+              <w:spacing w:before="0" w:after="60"/>
+              <w:keepNext/>
+              <w:jc w:val="center"/>
+            </w:pPr>
+            <w:r>
+              <w:rPr>
+                <w:rFonts w:ascii="Calibri" w:hAnsi="Calibri"/>
+                <w:sz w:val="20"/>
+              </w:rPr>
+              <w:t xml:space="default"/>
             </w:r>
           </w:p>
         </w:tc>
@@ -2580,7 +3222,324 @@
         </w:trPr>
         <w:tc>
           <w:tcPr>
-            <w:gridSpan w:val="10"/>
+            <w:tcBorders>
+              <w:top w:val="single" w:space="0" w:color="D3D3D3"/>
+              <w:bottom w:val="single" w:space="0" w:color="D3D3D3"/>
+              <w:start w:val="single" w:space="0" w:color="D3D3D3"/>
+              <w:end w:val="single" w:space="0" w:color="D3D3D3"/>
+            </w:tcBorders>
+          </w:tcPr>
+          <w:p>
+            <w:pPr>
+              <w:spacing w:before="0" w:after="60"/>
+              <w:keepNext/>
+              <w:jc w:val="start"/>
+            </w:pPr>
+            <w:r>
+              <w:rPr>
+                <w:rFonts w:ascii="Calibri" w:hAnsi="Calibri"/>
+                <w:sz w:val="20"/>
+              </w:rPr>
+              <w:t xml:space="default">    Unknown</w:t>
+            </w:r>
+          </w:p>
+        </w:tc>
+        <w:tc>
+          <w:tcPr>
+            <w:tcBorders>
+              <w:top w:val="single" w:space="0" w:color="D3D3D3"/>
+              <w:bottom w:val="single" w:space="0" w:color="D3D3D3"/>
+              <w:start w:val="single" w:space="0" w:color="D3D3D3"/>
+              <w:end w:val="single" w:space="0" w:color="D3D3D3"/>
+            </w:tcBorders>
+          </w:tcPr>
+          <w:p>
+            <w:pPr>
+              <w:spacing w:before="0" w:after="60"/>
+              <w:keepNext/>
+              <w:jc w:val="center"/>
+            </w:pPr>
+            <w:r>
+              <w:rPr>
+                <w:rFonts w:ascii="Calibri" w:hAnsi="Calibri"/>
+                <w:sz w:val="20"/>
+              </w:rPr>
+              <w:t xml:space="default"/>
+            </w:r>
+          </w:p>
+        </w:tc>
+        <w:tc>
+          <w:tcPr>
+            <w:tcBorders>
+              <w:top w:val="single" w:space="0" w:color="D3D3D3"/>
+              <w:bottom w:val="single" w:space="0" w:color="D3D3D3"/>
+              <w:start w:val="single" w:space="0" w:color="D3D3D3"/>
+              <w:end w:val="single" w:space="0" w:color="D3D3D3"/>
+            </w:tcBorders>
+          </w:tcPr>
+          <w:p>
+            <w:pPr>
+              <w:spacing w:before="0" w:after="60"/>
+              <w:keepNext/>
+              <w:jc w:val="center"/>
+            </w:pPr>
+            <w:r>
+              <w:rPr>
+                <w:rFonts w:ascii="Calibri" w:hAnsi="Calibri"/>
+                <w:sz w:val="20"/>
+              </w:rPr>
+              <w:t xml:space="default">205</w:t>
+            </w:r>
+          </w:p>
+        </w:tc>
+        <w:tc>
+          <w:tcPr>
+            <w:tcBorders>
+              <w:top w:val="single" w:space="0" w:color="D3D3D3"/>
+              <w:bottom w:val="single" w:space="0" w:color="D3D3D3"/>
+              <w:start w:val="single" w:space="0" w:color="D3D3D3"/>
+              <w:end w:val="single" w:space="0" w:color="D3D3D3"/>
+            </w:tcBorders>
+          </w:tcPr>
+          <w:p>
+            <w:pPr>
+              <w:spacing w:before="0" w:after="60"/>
+              <w:keepNext/>
+              <w:jc w:val="center"/>
+            </w:pPr>
+            <w:r>
+              <w:rPr>
+                <w:rFonts w:ascii="Calibri" w:hAnsi="Calibri"/>
+                <w:sz w:val="20"/>
+              </w:rPr>
+              <w:t xml:space="default">197</w:t>
+            </w:r>
+          </w:p>
+        </w:tc>
+        <w:tc>
+          <w:tcPr>
+            <w:tcBorders>
+              <w:top w:val="single" w:space="0" w:color="D3D3D3"/>
+              <w:bottom w:val="single" w:space="0" w:color="D3D3D3"/>
+              <w:start w:val="single" w:space="0" w:color="D3D3D3"/>
+              <w:end w:val="single" w:space="0" w:color="D3D3D3"/>
+            </w:tcBorders>
+          </w:tcPr>
+          <w:p>
+            <w:pPr>
+              <w:spacing w:before="0" w:after="60"/>
+              <w:keepNext/>
+              <w:jc w:val="center"/>
+            </w:pPr>
+            <w:r>
+              <w:rPr>
+                <w:rFonts w:ascii="Calibri" w:hAnsi="Calibri"/>
+                <w:sz w:val="20"/>
+              </w:rPr>
+              <w:t xml:space="default">402</w:t>
+            </w:r>
+          </w:p>
+        </w:tc>
+        <w:tc>
+          <w:tcPr>
+            <w:tcBorders>
+              <w:top w:val="single" w:space="0" w:color="D3D3D3"/>
+              <w:bottom w:val="single" w:space="0" w:color="D3D3D3"/>
+              <w:start w:val="single" w:space="0" w:color="D3D3D3"/>
+              <w:end w:val="single" w:space="0" w:color="D3D3D3"/>
+            </w:tcBorders>
+          </w:tcPr>
+          <w:p>
+            <w:pPr>
+              <w:spacing w:before="0" w:after="60"/>
+              <w:keepNext/>
+              <w:jc w:val="center"/>
+            </w:pPr>
+            <w:r>
+              <w:rPr>
+                <w:rFonts w:ascii="Calibri" w:hAnsi="Calibri"/>
+                <w:sz w:val="20"/>
+              </w:rPr>
+              <w:t xml:space="default"/>
+            </w:r>
+          </w:p>
+        </w:tc>
+        <w:tc>
+          <w:tcPr>
+            <w:tcBorders>
+              <w:top w:val="single" w:space="0" w:color="D3D3D3"/>
+              <w:bottom w:val="single" w:space="0" w:color="D3D3D3"/>
+              <w:start w:val="single" w:space="0" w:color="D3D3D3"/>
+              <w:end w:val="single" w:space="0" w:color="D3D3D3"/>
+            </w:tcBorders>
+          </w:tcPr>
+          <w:p>
+            <w:pPr>
+              <w:spacing w:before="0" w:after="60"/>
+              <w:keepNext/>
+              <w:jc w:val="center"/>
+            </w:pPr>
+            <w:r>
+              <w:rPr>
+                <w:rFonts w:ascii="Calibri" w:hAnsi="Calibri"/>
+                <w:sz w:val="20"/>
+              </w:rPr>
+              <w:t xml:space="default">3,755</w:t>
+            </w:r>
+          </w:p>
+        </w:tc>
+        <w:tc>
+          <w:tcPr>
+            <w:tcBorders>
+              <w:top w:val="single" w:space="0" w:color="D3D3D3"/>
+              <w:bottom w:val="single" w:space="0" w:color="D3D3D3"/>
+              <w:start w:val="single" w:space="0" w:color="D3D3D3"/>
+              <w:end w:val="single" w:space="0" w:color="D3D3D3"/>
+            </w:tcBorders>
+          </w:tcPr>
+          <w:p>
+            <w:pPr>
+              <w:spacing w:before="0" w:after="60"/>
+              <w:keepNext/>
+              <w:jc w:val="center"/>
+            </w:pPr>
+            <w:r>
+              <w:rPr>
+                <w:rFonts w:ascii="Calibri" w:hAnsi="Calibri"/>
+                <w:sz w:val="20"/>
+              </w:rPr>
+              <w:t xml:space="default">3,575</w:t>
+            </w:r>
+          </w:p>
+        </w:tc>
+        <w:tc>
+          <w:tcPr>
+            <w:tcBorders>
+              <w:top w:val="single" w:space="0" w:color="D3D3D3"/>
+              <w:bottom w:val="single" w:space="0" w:color="D3D3D3"/>
+              <w:start w:val="single" w:space="0" w:color="D3D3D3"/>
+              <w:end w:val="single" w:space="0" w:color="D3D3D3"/>
+            </w:tcBorders>
+          </w:tcPr>
+          <w:p>
+            <w:pPr>
+              <w:spacing w:before="0" w:after="60"/>
+              <w:keepNext/>
+              <w:jc w:val="center"/>
+            </w:pPr>
+            <w:r>
+              <w:rPr>
+                <w:rFonts w:ascii="Calibri" w:hAnsi="Calibri"/>
+                <w:sz w:val="20"/>
+              </w:rPr>
+              <w:t xml:space="default">7,330</w:t>
+            </w:r>
+          </w:p>
+        </w:tc>
+        <w:tc>
+          <w:tcPr>
+            <w:tcBorders>
+              <w:top w:val="single" w:space="0" w:color="D3D3D3"/>
+              <w:bottom w:val="single" w:space="0" w:color="D3D3D3"/>
+              <w:start w:val="single" w:space="0" w:color="D3D3D3"/>
+              <w:end w:val="single" w:space="0" w:color="D3D3D3"/>
+            </w:tcBorders>
+          </w:tcPr>
+          <w:p>
+            <w:pPr>
+              <w:spacing w:before="0" w:after="60"/>
+              <w:keepNext/>
+              <w:jc w:val="center"/>
+            </w:pPr>
+            <w:r>
+              <w:rPr>
+                <w:rFonts w:ascii="Calibri" w:hAnsi="Calibri"/>
+                <w:sz w:val="20"/>
+              </w:rPr>
+              <w:t xml:space="default"/>
+            </w:r>
+          </w:p>
+        </w:tc>
+        <w:tc>
+          <w:tcPr>
+            <w:tcBorders>
+              <w:top w:val="single" w:space="0" w:color="D3D3D3"/>
+              <w:bottom w:val="single" w:space="0" w:color="D3D3D3"/>
+              <w:start w:val="single" w:space="0" w:color="D3D3D3"/>
+              <w:end w:val="single" w:space="0" w:color="D3D3D3"/>
+            </w:tcBorders>
+          </w:tcPr>
+          <w:p>
+            <w:pPr>
+              <w:spacing w:before="0" w:after="60"/>
+              <w:keepNext/>
+              <w:jc w:val="center"/>
+            </w:pPr>
+            <w:r>
+              <w:rPr>
+                <w:rFonts w:ascii="Calibri" w:hAnsi="Calibri"/>
+                <w:sz w:val="20"/>
+              </w:rPr>
+              <w:t xml:space="default">546</w:t>
+            </w:r>
+          </w:p>
+        </w:tc>
+        <w:tc>
+          <w:tcPr>
+            <w:tcBorders>
+              <w:top w:val="single" w:space="0" w:color="D3D3D3"/>
+              <w:bottom w:val="single" w:space="0" w:color="D3D3D3"/>
+              <w:start w:val="single" w:space="0" w:color="D3D3D3"/>
+              <w:end w:val="single" w:space="0" w:color="D3D3D3"/>
+            </w:tcBorders>
+          </w:tcPr>
+          <w:p>
+            <w:pPr>
+              <w:spacing w:before="0" w:after="60"/>
+              <w:keepNext/>
+              <w:jc w:val="center"/>
+            </w:pPr>
+            <w:r>
+              <w:rPr>
+                <w:rFonts w:ascii="Calibri" w:hAnsi="Calibri"/>
+                <w:sz w:val="20"/>
+              </w:rPr>
+              <w:t xml:space="default">683</w:t>
+            </w:r>
+          </w:p>
+        </w:tc>
+        <w:tc>
+          <w:tcPr>
+            <w:tcBorders>
+              <w:top w:val="single" w:space="0" w:color="D3D3D3"/>
+              <w:bottom w:val="single" w:space="0" w:color="D3D3D3"/>
+              <w:start w:val="single" w:space="0" w:color="D3D3D3"/>
+              <w:end w:val="single" w:space="0" w:color="D3D3D3"/>
+            </w:tcBorders>
+          </w:tcPr>
+          <w:p>
+            <w:pPr>
+              <w:spacing w:before="0" w:after="60"/>
+              <w:keepNext/>
+              <w:jc w:val="center"/>
+            </w:pPr>
+            <w:r>
+              <w:rPr>
+                <w:rFonts w:ascii="Calibri" w:hAnsi="Calibri"/>
+                <w:sz w:val="20"/>
+              </w:rPr>
+              <w:t xml:space="default">1,229</w:t>
+            </w:r>
+          </w:p>
+        </w:tc>
+      </w:tr>
+      <w:tr>
+        <w:trPr>
+          <w:cantSplit/>
+        </w:trPr>
+        <w:tc>
+          <w:tcPr>
+            <w:gridSpan w:val="13"/>
           </w:tcPr>
           <w:p>
             <w:pPr>
